--- a/docs/MODULES/Audit.docx
+++ b/docs/MODULES/Audit.docx
@@ -684,6 +684,12 @@
               <w:right w:w="60" w:type="dxa"/>
             </w:tcMar>
             <w:shd w:fill="1A365D" w:val="clear"/>
+            <w:tcMar>
+              <w:top w:w="40" w:type="dxa"/>
+              <w:bottom w:w="40" w:type="dxa"/>
+              <w:left w:w="60" w:type="dxa"/>
+              <w:right w:w="60" w:type="dxa"/>
+            </w:tcMar>
           </w:tcPr>
           <w:p>
             <w:pPr>
@@ -711,6 +717,12 @@
               <w:right w:w="60" w:type="dxa"/>
             </w:tcMar>
             <w:shd w:fill="1A365D" w:val="clear"/>
+            <w:tcMar>
+              <w:top w:w="40" w:type="dxa"/>
+              <w:bottom w:w="40" w:type="dxa"/>
+              <w:left w:w="60" w:type="dxa"/>
+              <w:right w:w="60" w:type="dxa"/>
+            </w:tcMar>
           </w:tcPr>
           <w:p>
             <w:pPr>
@@ -739,6 +751,12 @@
               <w:left w:w="60" w:type="dxa"/>
               <w:right w:w="60" w:type="dxa"/>
             </w:tcMar>
+            <w:tcMar>
+              <w:top w:w="40" w:type="dxa"/>
+              <w:bottom w:w="40" w:type="dxa"/>
+              <w:left w:w="60" w:type="dxa"/>
+              <w:right w:w="60" w:type="dxa"/>
+            </w:tcMar>
           </w:tcPr>
           <w:p>
             <w:pPr>
@@ -757,6 +775,12 @@
         </w:tc>
         <w:tc>
           <w:tcPr>
+            <w:tcMar>
+              <w:top w:w="40" w:type="dxa"/>
+              <w:bottom w:w="40" w:type="dxa"/>
+              <w:left w:w="60" w:type="dxa"/>
+              <w:right w:w="60" w:type="dxa"/>
+            </w:tcMar>
             <w:tcMar>
               <w:top w:w="40" w:type="dxa"/>
               <w:bottom w:w="40" w:type="dxa"/>
@@ -826,6 +850,12 @@
               <w:left w:w="60" w:type="dxa"/>
               <w:right w:w="60" w:type="dxa"/>
             </w:tcMar>
+            <w:tcMar>
+              <w:top w:w="40" w:type="dxa"/>
+              <w:bottom w:w="40" w:type="dxa"/>
+              <w:left w:w="60" w:type="dxa"/>
+              <w:right w:w="60" w:type="dxa"/>
+            </w:tcMar>
           </w:tcPr>
           <w:p>
             <w:pPr>
@@ -844,6 +874,12 @@
         </w:tc>
         <w:tc>
           <w:tcPr>
+            <w:tcMar>
+              <w:top w:w="40" w:type="dxa"/>
+              <w:bottom w:w="40" w:type="dxa"/>
+              <w:left w:w="60" w:type="dxa"/>
+              <w:right w:w="60" w:type="dxa"/>
+            </w:tcMar>
             <w:tcMar>
               <w:top w:w="40" w:type="dxa"/>
               <w:bottom w:w="40" w:type="dxa"/>
@@ -899,6 +935,12 @@
               <w:left w:w="60" w:type="dxa"/>
               <w:right w:w="60" w:type="dxa"/>
             </w:tcMar>
+            <w:tcMar>
+              <w:top w:w="40" w:type="dxa"/>
+              <w:bottom w:w="40" w:type="dxa"/>
+              <w:left w:w="60" w:type="dxa"/>
+              <w:right w:w="60" w:type="dxa"/>
+            </w:tcMar>
           </w:tcPr>
           <w:p>
             <w:pPr>
@@ -917,6 +959,12 @@
         </w:tc>
         <w:tc>
           <w:tcPr>
+            <w:tcMar>
+              <w:top w:w="40" w:type="dxa"/>
+              <w:bottom w:w="40" w:type="dxa"/>
+              <w:left w:w="60" w:type="dxa"/>
+              <w:right w:w="60" w:type="dxa"/>
+            </w:tcMar>
             <w:tcMar>
               <w:top w:w="40" w:type="dxa"/>
               <w:bottom w:w="40" w:type="dxa"/>
@@ -979,6 +1027,12 @@
               <w:left w:w="60" w:type="dxa"/>
               <w:right w:w="60" w:type="dxa"/>
             </w:tcMar>
+            <w:tcMar>
+              <w:top w:w="40" w:type="dxa"/>
+              <w:bottom w:w="40" w:type="dxa"/>
+              <w:left w:w="60" w:type="dxa"/>
+              <w:right w:w="60" w:type="dxa"/>
+            </w:tcMar>
           </w:tcPr>
           <w:p>
             <w:pPr>
@@ -997,6 +1051,12 @@
         </w:tc>
         <w:tc>
           <w:tcPr>
+            <w:tcMar>
+              <w:top w:w="40" w:type="dxa"/>
+              <w:bottom w:w="40" w:type="dxa"/>
+              <w:left w:w="60" w:type="dxa"/>
+              <w:right w:w="60" w:type="dxa"/>
+            </w:tcMar>
             <w:tcMar>
               <w:top w:w="40" w:type="dxa"/>
               <w:bottom w:w="40" w:type="dxa"/>
@@ -1077,6 +1137,12 @@
               <w:right w:w="60" w:type="dxa"/>
             </w:tcMar>
             <w:shd w:fill="1A365D" w:val="clear"/>
+            <w:tcMar>
+              <w:top w:w="40" w:type="dxa"/>
+              <w:bottom w:w="40" w:type="dxa"/>
+              <w:left w:w="60" w:type="dxa"/>
+              <w:right w:w="60" w:type="dxa"/>
+            </w:tcMar>
           </w:tcPr>
           <w:p>
             <w:pPr>
@@ -1104,6 +1170,12 @@
               <w:right w:w="60" w:type="dxa"/>
             </w:tcMar>
             <w:shd w:fill="1A365D" w:val="clear"/>
+            <w:tcMar>
+              <w:top w:w="40" w:type="dxa"/>
+              <w:bottom w:w="40" w:type="dxa"/>
+              <w:left w:w="60" w:type="dxa"/>
+              <w:right w:w="60" w:type="dxa"/>
+            </w:tcMar>
           </w:tcPr>
           <w:p>
             <w:pPr>
@@ -1132,6 +1204,12 @@
               <w:left w:w="60" w:type="dxa"/>
               <w:right w:w="60" w:type="dxa"/>
             </w:tcMar>
+            <w:tcMar>
+              <w:top w:w="40" w:type="dxa"/>
+              <w:bottom w:w="40" w:type="dxa"/>
+              <w:left w:w="60" w:type="dxa"/>
+              <w:right w:w="60" w:type="dxa"/>
+            </w:tcMar>
           </w:tcPr>
           <w:p>
             <w:pPr>
@@ -1150,6 +1228,12 @@
         </w:tc>
         <w:tc>
           <w:tcPr>
+            <w:tcMar>
+              <w:top w:w="40" w:type="dxa"/>
+              <w:bottom w:w="40" w:type="dxa"/>
+              <w:left w:w="60" w:type="dxa"/>
+              <w:right w:w="60" w:type="dxa"/>
+            </w:tcMar>
             <w:tcMar>
               <w:top w:w="40" w:type="dxa"/>
               <w:bottom w:w="40" w:type="dxa"/>
@@ -1233,6 +1317,12 @@
               <w:left w:w="60" w:type="dxa"/>
               <w:right w:w="60" w:type="dxa"/>
             </w:tcMar>
+            <w:tcMar>
+              <w:top w:w="40" w:type="dxa"/>
+              <w:bottom w:w="40" w:type="dxa"/>
+              <w:left w:w="60" w:type="dxa"/>
+              <w:right w:w="60" w:type="dxa"/>
+            </w:tcMar>
           </w:tcPr>
           <w:p>
             <w:pPr>
@@ -1251,6 +1341,12 @@
         </w:tc>
         <w:tc>
           <w:tcPr>
+            <w:tcMar>
+              <w:top w:w="40" w:type="dxa"/>
+              <w:bottom w:w="40" w:type="dxa"/>
+              <w:left w:w="60" w:type="dxa"/>
+              <w:right w:w="60" w:type="dxa"/>
+            </w:tcMar>
             <w:tcMar>
               <w:top w:w="40" w:type="dxa"/>
               <w:bottom w:w="40" w:type="dxa"/>

--- a/docs/MODULES/Audit.docx
+++ b/docs/MODULES/Audit.docx
@@ -684,12 +684,6 @@
               <w:right w:w="60" w:type="dxa"/>
             </w:tcMar>
             <w:shd w:fill="1A365D" w:val="clear"/>
-            <w:tcMar>
-              <w:top w:w="40" w:type="dxa"/>
-              <w:bottom w:w="40" w:type="dxa"/>
-              <w:left w:w="60" w:type="dxa"/>
-              <w:right w:w="60" w:type="dxa"/>
-            </w:tcMar>
           </w:tcPr>
           <w:p>
             <w:pPr>
@@ -717,12 +711,6 @@
               <w:right w:w="60" w:type="dxa"/>
             </w:tcMar>
             <w:shd w:fill="1A365D" w:val="clear"/>
-            <w:tcMar>
-              <w:top w:w="40" w:type="dxa"/>
-              <w:bottom w:w="40" w:type="dxa"/>
-              <w:left w:w="60" w:type="dxa"/>
-              <w:right w:w="60" w:type="dxa"/>
-            </w:tcMar>
           </w:tcPr>
           <w:p>
             <w:pPr>
@@ -751,12 +739,6 @@
               <w:left w:w="60" w:type="dxa"/>
               <w:right w:w="60" w:type="dxa"/>
             </w:tcMar>
-            <w:tcMar>
-              <w:top w:w="40" w:type="dxa"/>
-              <w:bottom w:w="40" w:type="dxa"/>
-              <w:left w:w="60" w:type="dxa"/>
-              <w:right w:w="60" w:type="dxa"/>
-            </w:tcMar>
           </w:tcPr>
           <w:p>
             <w:pPr>
@@ -775,12 +757,6 @@
         </w:tc>
         <w:tc>
           <w:tcPr>
-            <w:tcMar>
-              <w:top w:w="40" w:type="dxa"/>
-              <w:bottom w:w="40" w:type="dxa"/>
-              <w:left w:w="60" w:type="dxa"/>
-              <w:right w:w="60" w:type="dxa"/>
-            </w:tcMar>
             <w:tcMar>
               <w:top w:w="40" w:type="dxa"/>
               <w:bottom w:w="40" w:type="dxa"/>
@@ -850,12 +826,6 @@
               <w:left w:w="60" w:type="dxa"/>
               <w:right w:w="60" w:type="dxa"/>
             </w:tcMar>
-            <w:tcMar>
-              <w:top w:w="40" w:type="dxa"/>
-              <w:bottom w:w="40" w:type="dxa"/>
-              <w:left w:w="60" w:type="dxa"/>
-              <w:right w:w="60" w:type="dxa"/>
-            </w:tcMar>
           </w:tcPr>
           <w:p>
             <w:pPr>
@@ -874,12 +844,6 @@
         </w:tc>
         <w:tc>
           <w:tcPr>
-            <w:tcMar>
-              <w:top w:w="40" w:type="dxa"/>
-              <w:bottom w:w="40" w:type="dxa"/>
-              <w:left w:w="60" w:type="dxa"/>
-              <w:right w:w="60" w:type="dxa"/>
-            </w:tcMar>
             <w:tcMar>
               <w:top w:w="40" w:type="dxa"/>
               <w:bottom w:w="40" w:type="dxa"/>
@@ -935,12 +899,6 @@
               <w:left w:w="60" w:type="dxa"/>
               <w:right w:w="60" w:type="dxa"/>
             </w:tcMar>
-            <w:tcMar>
-              <w:top w:w="40" w:type="dxa"/>
-              <w:bottom w:w="40" w:type="dxa"/>
-              <w:left w:w="60" w:type="dxa"/>
-              <w:right w:w="60" w:type="dxa"/>
-            </w:tcMar>
           </w:tcPr>
           <w:p>
             <w:pPr>
@@ -959,12 +917,6 @@
         </w:tc>
         <w:tc>
           <w:tcPr>
-            <w:tcMar>
-              <w:top w:w="40" w:type="dxa"/>
-              <w:bottom w:w="40" w:type="dxa"/>
-              <w:left w:w="60" w:type="dxa"/>
-              <w:right w:w="60" w:type="dxa"/>
-            </w:tcMar>
             <w:tcMar>
               <w:top w:w="40" w:type="dxa"/>
               <w:bottom w:w="40" w:type="dxa"/>
@@ -1027,12 +979,6 @@
               <w:left w:w="60" w:type="dxa"/>
               <w:right w:w="60" w:type="dxa"/>
             </w:tcMar>
-            <w:tcMar>
-              <w:top w:w="40" w:type="dxa"/>
-              <w:bottom w:w="40" w:type="dxa"/>
-              <w:left w:w="60" w:type="dxa"/>
-              <w:right w:w="60" w:type="dxa"/>
-            </w:tcMar>
           </w:tcPr>
           <w:p>
             <w:pPr>
@@ -1051,12 +997,6 @@
         </w:tc>
         <w:tc>
           <w:tcPr>
-            <w:tcMar>
-              <w:top w:w="40" w:type="dxa"/>
-              <w:bottom w:w="40" w:type="dxa"/>
-              <w:left w:w="60" w:type="dxa"/>
-              <w:right w:w="60" w:type="dxa"/>
-            </w:tcMar>
             <w:tcMar>
               <w:top w:w="40" w:type="dxa"/>
               <w:bottom w:w="40" w:type="dxa"/>
@@ -1137,12 +1077,6 @@
               <w:right w:w="60" w:type="dxa"/>
             </w:tcMar>
             <w:shd w:fill="1A365D" w:val="clear"/>
-            <w:tcMar>
-              <w:top w:w="40" w:type="dxa"/>
-              <w:bottom w:w="40" w:type="dxa"/>
-              <w:left w:w="60" w:type="dxa"/>
-              <w:right w:w="60" w:type="dxa"/>
-            </w:tcMar>
           </w:tcPr>
           <w:p>
             <w:pPr>
@@ -1170,12 +1104,6 @@
               <w:right w:w="60" w:type="dxa"/>
             </w:tcMar>
             <w:shd w:fill="1A365D" w:val="clear"/>
-            <w:tcMar>
-              <w:top w:w="40" w:type="dxa"/>
-              <w:bottom w:w="40" w:type="dxa"/>
-              <w:left w:w="60" w:type="dxa"/>
-              <w:right w:w="60" w:type="dxa"/>
-            </w:tcMar>
           </w:tcPr>
           <w:p>
             <w:pPr>
@@ -1204,12 +1132,6 @@
               <w:left w:w="60" w:type="dxa"/>
               <w:right w:w="60" w:type="dxa"/>
             </w:tcMar>
-            <w:tcMar>
-              <w:top w:w="40" w:type="dxa"/>
-              <w:bottom w:w="40" w:type="dxa"/>
-              <w:left w:w="60" w:type="dxa"/>
-              <w:right w:w="60" w:type="dxa"/>
-            </w:tcMar>
           </w:tcPr>
           <w:p>
             <w:pPr>
@@ -1228,12 +1150,6 @@
         </w:tc>
         <w:tc>
           <w:tcPr>
-            <w:tcMar>
-              <w:top w:w="40" w:type="dxa"/>
-              <w:bottom w:w="40" w:type="dxa"/>
-              <w:left w:w="60" w:type="dxa"/>
-              <w:right w:w="60" w:type="dxa"/>
-            </w:tcMar>
             <w:tcMar>
               <w:top w:w="40" w:type="dxa"/>
               <w:bottom w:w="40" w:type="dxa"/>
@@ -1317,12 +1233,6 @@
               <w:left w:w="60" w:type="dxa"/>
               <w:right w:w="60" w:type="dxa"/>
             </w:tcMar>
-            <w:tcMar>
-              <w:top w:w="40" w:type="dxa"/>
-              <w:bottom w:w="40" w:type="dxa"/>
-              <w:left w:w="60" w:type="dxa"/>
-              <w:right w:w="60" w:type="dxa"/>
-            </w:tcMar>
           </w:tcPr>
           <w:p>
             <w:pPr>
@@ -1341,12 +1251,6 @@
         </w:tc>
         <w:tc>
           <w:tcPr>
-            <w:tcMar>
-              <w:top w:w="40" w:type="dxa"/>
-              <w:bottom w:w="40" w:type="dxa"/>
-              <w:left w:w="60" w:type="dxa"/>
-              <w:right w:w="60" w:type="dxa"/>
-            </w:tcMar>
             <w:tcMar>
               <w:top w:w="40" w:type="dxa"/>
               <w:bottom w:w="40" w:type="dxa"/>

--- a/docs/MODULES/Audit.docx
+++ b/docs/MODULES/Audit.docx
@@ -10,7 +10,7 @@
         <w:t xml:space="preserve">Audit</w:t>
       </w:r>
     </w:p>
-    <w:bookmarkStart w:id="23" w:name="audit"/>
+    <w:bookmarkStart w:id="28" w:name="audit"/>
     <w:p>
       <w:pPr>
         <w:pStyle w:val="Heading1"/>
@@ -31,11 +31,9 @@
     <w:p>
       <w:pPr>
         <w:pStyle w:val="FirstParagraph"/>
-        <w:spacing w:after="160" w:line="276" w:lineRule="auto"/>
-        <w:jc w:val="left"/>
-      </w:pPr>
-      <w:r>
-        <w:t xml:space="preserve">Business/security audit trail API and UI are</w:t>
+      </w:pPr>
+      <w:r>
+        <w:t xml:space="preserve">Staff</w:t>
       </w:r>
       <w:r>
         <w:t xml:space="preserve"> </w:t>
@@ -45,13 +43,29 @@
           <w:b/>
           <w:bCs/>
         </w:rPr>
-        <w:t xml:space="preserve">not</w:t>
+        <w:t xml:space="preserve">Audit</w:t>
       </w:r>
       <w:r>
         <w:t xml:space="preserve"> </w:t>
       </w:r>
       <w:r>
-        <w:t xml:space="preserve">implemented</w:t>
+        <w:t xml:space="preserve">screen and APIs provide:</w:t>
+      </w:r>
+    </w:p>
+    <w:p>
+      <w:pPr>
+        <w:pStyle w:val="Compact"/>
+        <w:numPr>
+          <w:ilvl w:val="0"/>
+          <w:numId w:val="1001"/>
+        </w:numPr>
+      </w:pPr>
+      <w:r>
+        <w:rPr>
+          <w:b/>
+          <w:bCs/>
+        </w:rPr>
+        <w:t xml:space="preserve">Activity event trail</w:t>
       </w:r>
       <w:r>
         <w:t xml:space="preserve"> </w:t>
@@ -63,13 +77,96 @@
         <w:rPr>
           <w:rStyle w:val="VerbatimChar"/>
         </w:rPr>
-        <w:t xml:space="preserve">com.bankone.audit</w:t>
+        <w:t xml:space="preserve">audit_event</w:t>
+      </w:r>
+      <w:r>
+        <w:t xml:space="preserve">) — categorized actions across</w:t>
       </w:r>
       <w:r>
         <w:t xml:space="preserve"> </w:t>
       </w:r>
       <w:r>
-        <w:t xml:space="preserve">empty). Partial infra: JPA auditing via</w:t>
+        <w:t xml:space="preserve">AUTH, CUSTOMER, ACCOUNT, TRANSFER, PORTAL, STAFF, ROLE, POLICY.</w:t>
+      </w:r>
+    </w:p>
+    <w:p>
+      <w:pPr>
+        <w:pStyle w:val="Compact"/>
+        <w:numPr>
+          <w:ilvl w:val="0"/>
+          <w:numId w:val="1001"/>
+        </w:numPr>
+      </w:pPr>
+      <w:r>
+        <w:rPr>
+          <w:b/>
+          <w:bCs/>
+        </w:rPr>
+        <w:t xml:space="preserve">Transfer approval history</w:t>
+      </w:r>
+      <w:r>
+        <w:t xml:space="preserve"> </w:t>
+      </w:r>
+      <w:r>
+        <w:t xml:space="preserve">— resolved portal transfer requests</w:t>
+      </w:r>
+      <w:r>
+        <w:t xml:space="preserve"> </w:t>
+      </w:r>
+      <w:r>
+        <w:t xml:space="preserve">(approve / reject / executed).</w:t>
+      </w:r>
+    </w:p>
+    <w:p>
+      <w:pPr>
+        <w:pStyle w:val="Compact"/>
+        <w:numPr>
+          <w:ilvl w:val="0"/>
+          <w:numId w:val="1001"/>
+        </w:numPr>
+      </w:pPr>
+      <w:r>
+        <w:rPr>
+          <w:b/>
+          <w:bCs/>
+        </w:rPr>
+        <w:t xml:space="preserve">Historical backfill</w:t>
+      </w:r>
+      <w:r>
+        <w:t xml:space="preserve"> </w:t>
+      </w:r>
+      <w:r>
+        <w:t xml:space="preserve">— rebuild missing events from existing domain</w:t>
+      </w:r>
+      <w:r>
+        <w:t xml:space="preserve"> </w:t>
+      </w:r>
+      <w:r>
+        <w:t xml:space="preserve">tables (Admin only). Idempotent; safe to re-run.</w:t>
+      </w:r>
+    </w:p>
+    <w:p>
+      <w:pPr>
+        <w:pStyle w:val="FirstParagraph"/>
+      </w:pPr>
+      <w:r>
+        <w:t xml:space="preserve">Login/logout</w:t>
+      </w:r>
+      <w:r>
+        <w:t xml:space="preserve"> </w:t>
+      </w:r>
+      <w:r>
+        <w:rPr>
+          <w:b/>
+          <w:bCs/>
+        </w:rPr>
+        <w:t xml:space="preserve">after</w:t>
+      </w:r>
+      <w:r>
+        <w:t xml:space="preserve"> </w:t>
+      </w:r>
+      <w:r>
+        <w:t xml:space="preserve">deploy are recorded under category</w:t>
       </w:r>
       <w:r>
         <w:t xml:space="preserve"> </w:t>
@@ -78,34 +175,16 @@
         <w:rPr>
           <w:rStyle w:val="VerbatimChar"/>
         </w:rPr>
-        <w:t xml:space="preserve">AuditableEntity</w:t>
+        <w:t xml:space="preserve">AUTH</w:t>
+      </w:r>
+      <w:r>
+        <w:t xml:space="preserve">. Past</w:t>
       </w:r>
       <w:r>
         <w:t xml:space="preserve"> </w:t>
       </w:r>
       <w:r>
-        <w:t xml:space="preserve">+</w:t>
-      </w:r>
-      <w:r>
-        <w:t xml:space="preserve"> </w:t>
-      </w:r>
-      <w:r>
-        <w:rPr>
-          <w:rStyle w:val="VerbatimChar"/>
-        </w:rPr>
-        <w:t xml:space="preserve">JpaAuditingConfig</w:t>
-      </w:r>
-      <w:r>
-        <w:t xml:space="preserve"> </w:t>
-      </w:r>
-      <w:r>
-        <w:t xml:space="preserve">on some entities;</w:t>
-      </w:r>
-      <w:r>
-        <w:t xml:space="preserve"> </w:t>
-      </w:r>
-      <w:r>
-        <w:t xml:space="preserve">Account/Customer use ad-hoc timestamp columns.</w:t>
+        <w:t xml:space="preserve">logins cannot be recovered (never stored historically).</w:t>
       </w:r>
     </w:p>
     <w:p>
@@ -123,7 +202,7 @@
         <w:t xml:space="preserve"> </w:t>
       </w:r>
       <w:r>
-        <w:t xml:space="preserve">Partial infrastructure / Stub product</w:t>
+        <w:t xml:space="preserve">Implemented (activity trail + approval history + backfill)</w:t>
       </w:r>
     </w:p>
     <w:bookmarkEnd w:id="9"/>
@@ -139,11 +218,31 @@
     <w:p>
       <w:pPr>
         <w:pStyle w:val="FirstParagraph"/>
-        <w:spacing w:after="160" w:line="276" w:lineRule="auto"/>
-        <w:jc w:val="left"/>
-      </w:pPr>
-      <w:r>
-        <w:t xml:space="preserve">Answer who changed what and when for compliance and dispute resolution.</w:t>
+      </w:pPr>
+      <w:r>
+        <w:t xml:space="preserve">Compliance and investigation: who did what, on which target, when.</w:t>
+      </w:r>
+      <w:r>
+        <w:t xml:space="preserve"> </w:t>
+      </w:r>
+      <w:r>
+        <w:t xml:space="preserve">Separate</w:t>
+      </w:r>
+      <w:r>
+        <w:t xml:space="preserve"> </w:t>
+      </w:r>
+      <w:r>
+        <w:rPr>
+          <w:b/>
+          <w:bCs/>
+        </w:rPr>
+        <w:t xml:space="preserve">Login / Logout</w:t>
+      </w:r>
+      <w:r>
+        <w:t xml:space="preserve"> </w:t>
+      </w:r>
+      <w:r>
+        <w:t xml:space="preserve">from business mutations.</w:t>
       </w:r>
     </w:p>
     <w:bookmarkEnd w:id="10"/>
@@ -158,96 +257,137 @@
     </w:p>
     <w:p>
       <w:pPr>
-        <w:pStyle w:val="FirstParagraph"/>
-        <w:spacing w:after="160" w:line="276" w:lineRule="auto"/>
-        <w:jc w:val="left"/>
-      </w:pPr>
-      <w:r>
-        <w:t xml:space="preserve">Planned: AUDITOR/ADMIN views audit log filtered by entity, user, date.</w:t>
+        <w:pStyle w:val="Compact"/>
+        <w:numPr>
+          <w:ilvl w:val="0"/>
+          <w:numId w:val="1002"/>
+        </w:numPr>
+      </w:pPr>
+      <w:r>
+        <w:t xml:space="preserve">Login as ADMIN, MANAGER, or AUDITOR.</w:t>
+      </w:r>
+    </w:p>
+    <w:p>
+      <w:pPr>
+        <w:pStyle w:val="Compact"/>
+        <w:numPr>
+          <w:ilvl w:val="0"/>
+          <w:numId w:val="1002"/>
+        </w:numPr>
+      </w:pPr>
+      <w:r>
+        <w:t xml:space="preserve">Sidebar →</w:t>
+      </w:r>
+      <w:r>
+        <w:t xml:space="preserve"> </w:t>
+      </w:r>
+      <w:r>
+        <w:rPr>
+          <w:b/>
+          <w:bCs/>
+        </w:rPr>
+        <w:t xml:space="preserve">Audit</w:t>
+      </w:r>
+      <w:r>
+        <w:t xml:space="preserve">.</w:t>
+      </w:r>
+    </w:p>
+    <w:p>
+      <w:pPr>
+        <w:pStyle w:val="Compact"/>
+        <w:numPr>
+          <w:ilvl w:val="0"/>
+          <w:numId w:val="1002"/>
+        </w:numPr>
+      </w:pPr>
+      <w:r>
+        <w:t xml:space="preserve">Filter by category tabs (All, Login/Logout, Customer, Account, …) and</w:t>
+      </w:r>
+      <w:r>
+        <w:t xml:space="preserve"> </w:t>
+      </w:r>
+      <w:r>
+        <w:t xml:space="preserve">optional actor username.</w:t>
+      </w:r>
+    </w:p>
+    <w:p>
+      <w:pPr>
+        <w:pStyle w:val="Compact"/>
+        <w:numPr>
+          <w:ilvl w:val="0"/>
+          <w:numId w:val="1002"/>
+        </w:numPr>
+      </w:pPr>
+      <w:r>
+        <w:rPr>
+          <w:b/>
+          <w:bCs/>
+        </w:rPr>
+        <w:t xml:space="preserve">Approval history</w:t>
+      </w:r>
+      <w:r>
+        <w:t xml:space="preserve"> </w:t>
+      </w:r>
+      <w:r>
+        <w:t xml:space="preserve">tab → resolved transfer approvals detail.</w:t>
+      </w:r>
+    </w:p>
+    <w:p>
+      <w:pPr>
+        <w:pStyle w:val="Compact"/>
+        <w:numPr>
+          <w:ilvl w:val="0"/>
+          <w:numId w:val="1002"/>
+        </w:numPr>
+      </w:pPr>
+      <w:r>
+        <w:t xml:space="preserve">Admin may click</w:t>
+      </w:r>
+      <w:r>
+        <w:t xml:space="preserve"> </w:t>
+      </w:r>
+      <w:r>
+        <w:rPr>
+          <w:b/>
+          <w:bCs/>
+        </w:rPr>
+        <w:t xml:space="preserve">Backfill history</w:t>
+      </w:r>
+      <w:r>
+        <w:t xml:space="preserve"> </w:t>
+      </w:r>
+      <w:r>
+        <w:t xml:space="preserve">once after upgrade.</w:t>
       </w:r>
     </w:p>
     <w:bookmarkEnd w:id="11"/>
-    <w:bookmarkStart w:id="12" w:name="execution-flow"/>
+    <w:bookmarkStart w:id="15" w:name="execution-flow"/>
     <w:p>
       <w:pPr>
         <w:pStyle w:val="Heading2"/>
       </w:pPr>
       <w:r>
         <w:t xml:space="preserve">4. Execution Flow</w:t>
+      </w:r>
+    </w:p>
+    <w:bookmarkStart w:id="12" w:name="live-write"/>
+    <w:p>
+      <w:pPr>
+        <w:pStyle w:val="Heading3"/>
+      </w:pPr>
+      <w:r>
+        <w:t xml:space="preserve">Live write</w:t>
       </w:r>
     </w:p>
     <w:p>
       <w:pPr>
-        <w:pStyle w:val="FirstParagraph"/>
-        <w:spacing w:after="160" w:line="276" w:lineRule="auto"/>
-        <w:jc w:val="left"/>
-      </w:pPr>
-      <w:r>
-        <w:t xml:space="preserve">Today: Spring Data auditing fills</w:t>
-      </w:r>
-      <w:r>
-        <w:t xml:space="preserve"> </w:t>
-      </w:r>
+        <w:pStyle w:val="SourceCode"/>
+      </w:pPr>
       <w:r>
         <w:rPr>
           <w:rStyle w:val="VerbatimChar"/>
         </w:rPr>
-        <w:t xml:space="preserve">created_by</w:t>
-      </w:r>
-      <w:r>
-        <w:t xml:space="preserve"> </w:t>
-      </w:r>
-      <w:r>
-        <w:t xml:space="preserve">/</w:t>
-      </w:r>
-      <w:r>
-        <w:t xml:space="preserve"> </w:t>
-      </w:r>
-      <w:r>
-        <w:rPr>
-          <w:rStyle w:val="VerbatimChar"/>
-        </w:rPr>
-        <w:t xml:space="preserve">updated_by</w:t>
-      </w:r>
-      <w:r>
-        <w:t xml:space="preserve"> </w:t>
-      </w:r>
-      <w:r>
-        <w:t xml:space="preserve">where</w:t>
-      </w:r>
-      <w:r>
-        <w:t xml:space="preserve"> </w:t>
-      </w:r>
-      <w:r>
-        <w:rPr>
-          <w:rStyle w:val="VerbatimChar"/>
-        </w:rPr>
-        <w:t xml:space="preserve">AuditableEntity</w:t>
-      </w:r>
-      <w:r>
-        <w:t xml:space="preserve"> </w:t>
-      </w:r>
-      <w:r>
-        <w:t xml:space="preserve">is used.</w:t>
-      </w:r>
-    </w:p>
-    <w:p>
-      <w:pPr>
-        <w:pStyle w:val="BodyText"/>
-      </w:pPr>
-      <w:r>
-        <w:t xml:space="preserve">Planned:</w:t>
-      </w:r>
-    </w:p>
-    <w:p>
-      <w:pPr>
-        <w:pStyle w:val="SourceCode"/>
-      </w:pPr>
-      <w:r>
-        <w:rPr>
-          <w:rStyle w:val="VerbatimChar"/>
-        </w:rPr>
-        <w:t xml:space="preserve">AnyService.mutatingOperation()</w:t>
+        <w:t xml:space="preserve">DomainService.mutatingOp()</w:t>
       </w:r>
       <w:r>
         <w:br/>
@@ -265,7 +405,7 @@
         <w:rPr>
           <w:rStyle w:val="VerbatimChar"/>
         </w:rPr>
-        <w:t xml:space="preserve">AuditService.record(event)</w:t>
+        <w:t xml:space="preserve">AuditEventService.record(...)   // REQUIRES_NEW, best-effort</w:t>
       </w:r>
       <w:r>
         <w:br/>
@@ -283,42 +423,143 @@
         <w:rPr>
           <w:rStyle w:val="VerbatimChar"/>
         </w:rPr>
-        <w:t xml:space="preserve">AuditRepository.save()</w:t>
+        <w:t xml:space="preserve">audit_event row</w:t>
       </w:r>
     </w:p>
     <w:bookmarkEnd w:id="12"/>
-    <w:bookmarkStart w:id="13" w:name="database-tables"/>
+    <w:bookmarkStart w:id="13" w:name="login-logout"/>
     <w:p>
       <w:pPr>
-        <w:pStyle w:val="Heading2"/>
-      </w:pPr>
-      <w:r>
-        <w:t xml:space="preserve">5. Database Tables</w:t>
+        <w:pStyle w:val="Heading3"/>
+      </w:pPr>
+      <w:r>
+        <w:t xml:space="preserve">Login / logout</w:t>
       </w:r>
     </w:p>
     <w:p>
       <w:pPr>
-        <w:pStyle w:val="FirstParagraph"/>
-        <w:spacing w:after="160" w:line="276" w:lineRule="auto"/>
-        <w:jc w:val="left"/>
-      </w:pPr>
-      <w:r>
-        <w:t xml:space="preserve">No</w:t>
-      </w:r>
-      <w:r>
-        <w:t xml:space="preserve"> </w:t>
-      </w:r>
+        <w:pStyle w:val="SourceCode"/>
+      </w:pPr>
+      <w:r>
+        <w:rPr>
+          <w:rStyle w:val="VerbatimChar"/>
+        </w:rPr>
+        <w:t xml:space="preserve">AuthenticationService.login / logout</w:t>
+      </w:r>
+      <w:r>
+        <w:br/>
+      </w:r>
+      <w:r>
+        <w:rPr>
+          <w:rStyle w:val="VerbatimChar"/>
+        </w:rPr>
+        <w:t xml:space="preserve">        ↓</w:t>
+      </w:r>
+      <w:r>
+        <w:br/>
+      </w:r>
+      <w:r>
+        <w:rPr>
+          <w:rStyle w:val="VerbatimChar"/>
+        </w:rPr>
+        <w:t xml:space="preserve">AuditEventService.recordForUser / record  (AUTH)</w:t>
+      </w:r>
+    </w:p>
+    <w:bookmarkEnd w:id="13"/>
+    <w:bookmarkStart w:id="14" w:name="backfill"/>
+    <w:p>
+      <w:pPr>
+        <w:pStyle w:val="Heading3"/>
+      </w:pPr>
+      <w:r>
+        <w:t xml:space="preserve">Backfill</w:t>
+      </w:r>
+    </w:p>
+    <w:p>
+      <w:pPr>
+        <w:pStyle w:val="SourceCode"/>
+      </w:pPr>
+      <w:r>
+        <w:rPr>
+          <w:rStyle w:val="VerbatimChar"/>
+        </w:rPr>
+        <w:t xml:space="preserve">POST /audit/backfill</w:t>
+      </w:r>
+      <w:r>
+        <w:br/>
+      </w:r>
+      <w:r>
+        <w:rPr>
+          <w:rStyle w:val="VerbatimChar"/>
+        </w:rPr>
+        <w:t xml:space="preserve">        ↓</w:t>
+      </w:r>
+      <w:r>
+        <w:br/>
+      </w:r>
+      <w:r>
+        <w:rPr>
+          <w:rStyle w:val="VerbatimChar"/>
+        </w:rPr>
+        <w:t xml:space="preserve">AuditBackfillService.backfill()</w:t>
+      </w:r>
+      <w:r>
+        <w:br/>
+      </w:r>
+      <w:r>
+        <w:rPr>
+          <w:rStyle w:val="VerbatimChar"/>
+        </w:rPr>
+        <w:t xml:space="preserve">        ↓</w:t>
+      </w:r>
+      <w:r>
+        <w:br/>
+      </w:r>
+      <w:r>
+        <w:rPr>
+          <w:rStyle w:val="VerbatimChar"/>
+        </w:rPr>
+        <w:t xml:space="preserve">Read customers, accounts, transactions, transfer_request,</w:t>
+      </w:r>
+      <w:r>
+        <w:br/>
+      </w:r>
+      <w:r>
+        <w:rPr>
+          <w:rStyle w:val="VerbatimChar"/>
+        </w:rPr>
+        <w:t xml:space="preserve">beneficiary, users, roles → insert missing keys only</w:t>
+      </w:r>
+    </w:p>
+    <w:bookmarkEnd w:id="14"/>
+    <w:bookmarkEnd w:id="15"/>
+    <w:bookmarkStart w:id="17" w:name="database-tables"/>
+    <w:p>
+      <w:pPr>
+        <w:pStyle w:val="Heading2"/>
+      </w:pPr>
+      <w:r>
+        <w:t xml:space="preserve">5. Database Tables</w:t>
+      </w:r>
+    </w:p>
+    <w:bookmarkStart w:id="16" w:name="audit_event"/>
+    <w:p>
+      <w:pPr>
+        <w:pStyle w:val="Heading3"/>
+      </w:pPr>
       <w:r>
         <w:rPr>
           <w:rStyle w:val="VerbatimChar"/>
         </w:rPr>
         <w:t xml:space="preserve">audit_event</w:t>
       </w:r>
-      <w:r>
-        <w:t xml:space="preserve"> </w:t>
-      </w:r>
-      <w:r>
-        <w:t xml:space="preserve">table. Auditing columns on</w:t>
+    </w:p>
+    <w:p>
+      <w:pPr>
+        <w:pStyle w:val="FirstParagraph"/>
+      </w:pPr>
+      <w:r>
+        <w:t xml:space="preserve">Entity:</w:t>
       </w:r>
       <w:r>
         <w:t xml:space="preserve"> </w:t>
@@ -327,404 +568,1768 @@
         <w:rPr>
           <w:rStyle w:val="VerbatimChar"/>
         </w:rPr>
-        <w:t xml:space="preserve">users</w:t>
-      </w:r>
-      <w:r>
-        <w:t xml:space="preserve">,</w:t>
-      </w:r>
-      <w:r>
-        <w:t xml:space="preserve"> </w:t>
-      </w:r>
-      <w:r>
-        <w:rPr>
-          <w:rStyle w:val="VerbatimChar"/>
-        </w:rPr>
-        <w:t xml:space="preserve">roles</w:t>
-      </w:r>
-      <w:r>
-        <w:t xml:space="preserve">,</w:t>
-      </w:r>
-      <w:r>
-        <w:t xml:space="preserve"> </w:t>
-      </w:r>
-      <w:r>
-        <w:rPr>
-          <w:rStyle w:val="VerbatimChar"/>
-        </w:rPr>
-        <w:t xml:space="preserve">user_roles</w:t>
-      </w:r>
-      <w:r>
-        <w:t xml:space="preserve">,</w:t>
-      </w:r>
-      <w:r>
-        <w:t xml:space="preserve"> </w:t>
-      </w:r>
-      <w:r>
-        <w:rPr>
-          <w:rStyle w:val="VerbatimChar"/>
-        </w:rPr>
-        <w:t xml:space="preserve">account_policy</w:t>
-      </w:r>
-      <w:r>
-        <w:t xml:space="preserve">.</w:t>
-      </w:r>
-    </w:p>
-    <w:bookmarkEnd w:id="13"/>
-    <w:bookmarkStart w:id="14" w:name="rest-apis"/>
-    <w:p>
-      <w:pPr>
-        <w:pStyle w:val="Heading2"/>
-      </w:pPr>
-      <w:r>
-        <w:t xml:space="preserve">6. REST APIs</w:t>
-      </w:r>
-    </w:p>
-    <w:p>
-      <w:pPr>
-        <w:pStyle w:val="FirstParagraph"/>
-        <w:spacing w:after="160" w:line="276" w:lineRule="auto"/>
-        <w:jc w:val="left"/>
-      </w:pPr>
-      <w:r>
-        <w:t xml:space="preserve">None</w:t>
-      </w:r>
-    </w:p>
-    <w:bookmarkEnd w:id="14"/>
-    <w:bookmarkStart w:id="15" w:name="X2c09ef9c09752a5f42ef1dccf63cb6ad229fc66"/>
-    <w:p>
-      <w:pPr>
-        <w:pStyle w:val="Heading2"/>
-      </w:pPr>
-      <w:r>
-        <w:t xml:space="preserve">7–13. Controllers / Services / Repositories / DTOs / Entities / Utils / Config</w:t>
-      </w:r>
-    </w:p>
-    <w:p>
-      <w:pPr>
-        <w:pStyle w:val="Compact"/>
-        <w:numPr>
-          <w:ilvl w:val="0"/>
-          <w:numId w:val="1001"/>
-        </w:numPr>
-        <w:spacing w:after="160" w:line="276" w:lineRule="auto"/>
-        <w:jc w:val="left"/>
-      </w:pPr>
-      <w:r>
-        <w:t xml:space="preserve">Present:</w:t>
-      </w:r>
-      <w:r>
-        <w:t xml:space="preserve"> </w:t>
-      </w:r>
-      <w:r>
-        <w:rPr>
-          <w:rStyle w:val="VerbatimChar"/>
-        </w:rPr>
-        <w:t xml:space="preserve">AuditableEntity</w:t>
-      </w:r>
-      <w:r>
-        <w:t xml:space="preserve">,</w:t>
-      </w:r>
-      <w:r>
-        <w:t xml:space="preserve"> </w:t>
-      </w:r>
-      <w:r>
-        <w:rPr>
-          <w:rStyle w:val="VerbatimChar"/>
-        </w:rPr>
-        <w:t xml:space="preserve">JpaAuditingConfig</w:t>
-      </w:r>
-      <w:r>
-        <w:t xml:space="preserve"> </w:t>
-      </w:r>
-      <w:r>
-        <w:t xml:space="preserve">(common)</w:t>
-      </w:r>
-    </w:p>
-    <w:p>
-      <w:pPr>
-        <w:pStyle w:val="Compact"/>
-        <w:numPr>
-          <w:ilvl w:val="0"/>
-          <w:numId w:val="1001"/>
-        </w:numPr>
-        <w:spacing w:after="160" w:line="276" w:lineRule="auto"/>
-        <w:jc w:val="left"/>
-      </w:pPr>
-      <w:r>
-        <w:t xml:space="preserve">Missing: audit module classes</w:t>
-      </w:r>
-    </w:p>
-    <w:bookmarkEnd w:id="15"/>
-    <w:bookmarkStart w:id="16" w:name="validation-rules"/>
-    <w:p>
-      <w:pPr>
-        <w:pStyle w:val="Heading2"/>
-      </w:pPr>
-      <w:r>
-        <w:t xml:space="preserve">14. Validation Rules</w:t>
-      </w:r>
-    </w:p>
-    <w:p>
-      <w:pPr>
-        <w:pStyle w:val="FirstParagraph"/>
-        <w:spacing w:after="160" w:line="276" w:lineRule="auto"/>
-        <w:jc w:val="left"/>
-      </w:pPr>
-      <w:r>
-        <w:t xml:space="preserve">N/A</w:t>
-      </w:r>
-    </w:p>
-    <w:bookmarkEnd w:id="16"/>
-    <w:bookmarkStart w:id="17" w:name="security-rules"/>
-    <w:p>
-      <w:pPr>
-        <w:pStyle w:val="Heading2"/>
-      </w:pPr>
-      <w:r>
-        <w:t xml:space="preserve">15. Security Rules</w:t>
-      </w:r>
-    </w:p>
-    <w:p>
-      <w:pPr>
-        <w:pStyle w:val="FirstParagraph"/>
-        <w:spacing w:after="160" w:line="276" w:lineRule="auto"/>
-        <w:jc w:val="left"/>
-      </w:pPr>
-      <w:r>
-        <w:t xml:space="preserve">Planned: AUDITOR + ADMIN read; never public</w:t>
-      </w:r>
-    </w:p>
-    <w:bookmarkEnd w:id="17"/>
-    <w:bookmarkStart w:id="18" w:name="exception-handling"/>
-    <w:p>
-      <w:pPr>
-        <w:pStyle w:val="Heading2"/>
-      </w:pPr>
-      <w:r>
-        <w:t xml:space="preserve">16. Exception Handling</w:t>
-      </w:r>
-    </w:p>
-    <w:p>
-      <w:pPr>
-        <w:pStyle w:val="FirstParagraph"/>
-        <w:spacing w:after="160" w:line="276" w:lineRule="auto"/>
-        <w:jc w:val="left"/>
-      </w:pPr>
-      <w:r>
-        <w:t xml:space="preserve">N/A</w:t>
-      </w:r>
-    </w:p>
-    <w:bookmarkEnd w:id="18"/>
-    <w:bookmarkStart w:id="19" w:name="logging"/>
-    <w:p>
-      <w:pPr>
-        <w:pStyle w:val="Heading2"/>
-      </w:pPr>
-      <w:r>
-        <w:t xml:space="preserve">17. Logging</w:t>
-      </w:r>
-    </w:p>
-    <w:p>
-      <w:pPr>
-        <w:pStyle w:val="FirstParagraph"/>
-        <w:spacing w:after="160" w:line="276" w:lineRule="auto"/>
-        <w:jc w:val="left"/>
-      </w:pPr>
-      <w:r>
-        <w:t xml:space="preserve">App logs ≠ audit trail (logs can rotate/lose data)</w:t>
-      </w:r>
-    </w:p>
-    <w:bookmarkEnd w:id="19"/>
-    <w:bookmarkStart w:id="20" w:name="audit-events"/>
-    <w:p>
-      <w:pPr>
-        <w:pStyle w:val="Heading2"/>
-      </w:pPr>
-      <w:r>
-        <w:t xml:space="preserve">18. Audit Events</w:t>
-      </w:r>
-    </w:p>
-    <w:p>
-      <w:pPr>
-        <w:pStyle w:val="FirstParagraph"/>
-        <w:spacing w:after="160" w:line="276" w:lineRule="auto"/>
-        <w:jc w:val="left"/>
-      </w:pPr>
-      <w:r>
-        <w:t xml:space="preserve">Planned event types: LOGIN_SUCCESS/FAIL, CUSTOMER_CREATE, ACCOUNT_OPEN,</w:t>
-      </w:r>
-      <w:r>
-        <w:t xml:space="preserve"> </w:t>
-      </w:r>
-      <w:r>
-        <w:t xml:space="preserve">DEPOSIT, STATUS_CHANGE, POLICY_CHANGE, USER_UPDATE</w:t>
-      </w:r>
-    </w:p>
-    <w:bookmarkEnd w:id="20"/>
-    <w:bookmarkStart w:id="21" w:name="testing-strategy"/>
-    <w:p>
-      <w:pPr>
-        <w:pStyle w:val="Heading2"/>
-      </w:pPr>
-      <w:r>
-        <w:t xml:space="preserve">19. Testing Strategy</w:t>
-      </w:r>
-    </w:p>
-    <w:p>
-      <w:pPr>
-        <w:pStyle w:val="FirstParagraph"/>
-        <w:spacing w:after="160" w:line="276" w:lineRule="auto"/>
-        <w:jc w:val="left"/>
-      </w:pPr>
-      <w:r>
-        <w:t xml:space="preserve">When built: mutate entity → audit row; login fail → audit row</w:t>
-      </w:r>
-    </w:p>
-    <w:bookmarkEnd w:id="21"/>
-    <w:bookmarkStart w:id="22" w:name="future-extension-guide"/>
-    <w:p>
-      <w:pPr>
-        <w:pStyle w:val="Heading2"/>
-      </w:pPr>
-      <w:r>
-        <w:t xml:space="preserve">20. Future Extension Guide</w:t>
-      </w:r>
-    </w:p>
-    <w:p>
-      <w:pPr>
-        <w:pStyle w:val="FirstParagraph"/>
-        <w:spacing w:after="160" w:line="276" w:lineRule="auto"/>
-        <w:jc w:val="left"/>
-      </w:pPr>
-      <w:r>
-        <w:t xml:space="preserve">Prefer explicit</w:t>
-      </w:r>
-      <w:r>
-        <w:t xml:space="preserve"> </w:t>
-      </w:r>
-      <w:r>
-        <w:rPr>
-          <w:rStyle w:val="VerbatimChar"/>
-        </w:rPr>
-        <w:t xml:space="preserve">AuditService</w:t>
-      </w:r>
-      <w:r>
-        <w:t xml:space="preserve"> </w:t>
-      </w:r>
-      <w:r>
-        <w:t xml:space="preserve">calls for financial events; keep JPA</w:t>
-      </w:r>
-      <w:r>
-        <w:t xml:space="preserve"> </w:t>
-      </w:r>
-      <w:r>
-        <w:t xml:space="preserve">auditing for simple entity stamps.</w:t>
-      </w:r>
-    </w:p>
-    <w:p>
-      <w:pPr>
-        <w:spacing w:after="160" w:line="276" w:lineRule="auto"/>
-        <w:jc w:val="left"/>
-      </w:pPr>
-      <w:r>
-        <w:pict>
-          <v:rect style="width:0;height:1.5pt" o:hralign="center" o:hrstd="t" o:hr="t"/>
-        </w:pict>
-      </w:r>
-    </w:p>
-    <w:bookmarkEnd w:id="22"/>
-    <w:bookmarkEnd w:id="23"/>
-    <w:bookmarkStart w:id="27" w:name="future-modification-guide"/>
-    <w:p>
-      <w:pPr>
-        <w:pStyle w:val="Heading1"/>
-      </w:pPr>
-      <w:r>
-        <w:t xml:space="preserve">Future Modification Guide</w:t>
-      </w:r>
-    </w:p>
-    <w:bookmarkStart w:id="24" w:name="requirement-log-every-deposit"/>
-    <w:p>
-      <w:pPr>
-        <w:pStyle w:val="Heading3"/>
-      </w:pPr>
-      <w:r>
-        <w:t xml:space="preserve">Requirement: Log every deposit</w:t>
+        <w:t xml:space="preserve">com.bankone.audit.entity.AuditEventEntity</w:t>
       </w:r>
     </w:p>
     <w:tbl>
       <w:tblPr>
         <w:tblStyle w:val="Table"/>
-        <w:tblW w:type="pct" w:w="5000"/>
-        <w:tblLayout w:type="autofit"/>
+        <w:tblW w:type="pct" w:w="4865"/>
+        <w:tblLayout w:type="fixed"/>
         <w:tblLook w:firstRow="1" w:lastRow="0" w:firstColumn="0" w:lastColumn="0" w:noHBand="0" w:noVBand="0" w:val="0020"/>
-        <w:tblBorders>
-          <w:top w:val="single" w:sz="4" w:space="0" w:color="CBD5E0"/>
-          <w:left w:val="single" w:sz="4" w:space="0" w:color="CBD5E0"/>
-          <w:bottom w:val="single" w:sz="4" w:space="0" w:color="CBD5E0"/>
-          <w:right w:val="single" w:sz="4" w:space="0" w:color="CBD5E0"/>
-          <w:insideH w:val="single" w:sz="4" w:space="0" w:color="CBD5E0"/>
-          <w:insideV w:val="single" w:sz="4" w:space="0" w:color="CBD5E0"/>
-        </w:tblBorders>
       </w:tblPr>
       <w:tblGrid>
-        <w:gridCol w:w="3363"/>
-        <w:gridCol w:w="4339"/>
+        <w:gridCol w:w="2140"/>
+        <w:gridCol w:w="5565"/>
       </w:tblGrid>
       <w:tr>
         <w:trPr>
           <w:tblHeader w:val="on"/>
         </w:trPr>
         <w:tc>
-          <w:tcPr>
-            <w:tcMar>
-              <w:top w:w="40" w:type="dxa"/>
-              <w:bottom w:w="40" w:type="dxa"/>
-              <w:left w:w="60" w:type="dxa"/>
-              <w:right w:w="60" w:type="dxa"/>
-            </w:tcMar>
-            <w:shd w:fill="1A365D" w:val="clear"/>
-          </w:tcPr>
+          <w:tcPr/>
           <w:p>
             <w:pPr>
               <w:pStyle w:val="Compact"/>
-              <w:spacing w:before="0" w:after="40" w:line="264" w:lineRule="auto"/>
+              <w:jc w:val="left"/>
+            </w:pPr>
+            <w:r>
+              <w:t xml:space="preserve">Column</w:t>
+            </w:r>
+          </w:p>
+        </w:tc>
+        <w:tc>
+          <w:tcPr/>
+          <w:p>
+            <w:pPr>
+              <w:pStyle w:val="Compact"/>
+              <w:jc w:val="left"/>
+            </w:pPr>
+            <w:r>
+              <w:t xml:space="preserve">Notes</w:t>
+            </w:r>
+          </w:p>
+        </w:tc>
+      </w:tr>
+      <w:tr>
+        <w:tc>
+          <w:tcPr/>
+          <w:p>
+            <w:pPr>
+              <w:pStyle w:val="Compact"/>
               <w:jc w:val="left"/>
             </w:pPr>
             <w:r>
               <w:rPr>
-                <w:rFonts w:ascii="Calibri" w:hAnsi="Calibri"/>
+                <w:rStyle w:val="VerbatimChar"/>
+              </w:rPr>
+              <w:t xml:space="preserve">id</w:t>
+            </w:r>
+          </w:p>
+        </w:tc>
+        <w:tc>
+          <w:tcPr/>
+          <w:p>
+            <w:pPr>
+              <w:pStyle w:val="Compact"/>
+              <w:jc w:val="left"/>
+            </w:pPr>
+            <w:r>
+              <w:t xml:space="preserve">PK</w:t>
+            </w:r>
+          </w:p>
+        </w:tc>
+      </w:tr>
+      <w:tr>
+        <w:tc>
+          <w:tcPr/>
+          <w:p>
+            <w:pPr>
+              <w:pStyle w:val="Compact"/>
+              <w:jc w:val="left"/>
+            </w:pPr>
+            <w:r>
+              <w:rPr>
+                <w:rStyle w:val="VerbatimChar"/>
+              </w:rPr>
+              <w:t xml:space="preserve">category</w:t>
+            </w:r>
+          </w:p>
+        </w:tc>
+        <w:tc>
+          <w:tcPr/>
+          <w:p>
+            <w:pPr>
+              <w:pStyle w:val="Compact"/>
+              <w:jc w:val="left"/>
+            </w:pPr>
+            <w:r>
+              <w:t xml:space="preserve">Enum string: AUTH, CUSTOMER, ACCOUNT, TRANSFER,</w:t>
+            </w:r>
+            <w:r>
+              <w:t xml:space="preserve"> </w:t>
+            </w:r>
+            <w:r>
+              <w:t xml:space="preserve">STAFF, ROLE, POLICY, PORTAL</w:t>
+            </w:r>
+          </w:p>
+        </w:tc>
+      </w:tr>
+      <w:tr>
+        <w:tc>
+          <w:tcPr/>
+          <w:p>
+            <w:pPr>
+              <w:pStyle w:val="Compact"/>
+              <w:jc w:val="left"/>
+            </w:pPr>
+            <w:r>
+              <w:rPr>
+                <w:rStyle w:val="VerbatimChar"/>
+              </w:rPr>
+              <w:t xml:space="preserve">action</w:t>
+            </w:r>
+          </w:p>
+        </w:tc>
+        <w:tc>
+          <w:tcPr/>
+          <w:p>
+            <w:pPr>
+              <w:pStyle w:val="Compact"/>
+              <w:jc w:val="left"/>
+            </w:pPr>
+            <w:r>
+              <w:t xml:space="preserve">Stable code (</w:t>
+            </w:r>
+            <w:r>
+              <w:rPr>
+                <w:rStyle w:val="VerbatimChar"/>
+              </w:rPr>
+              <w:t xml:space="preserve">AuditAction</w:t>
+            </w:r>
+            <w:r>
+              <w:t xml:space="preserve">), e.g. LOGIN,</w:t>
+            </w:r>
+            <w:r>
+              <w:t xml:space="preserve"> </w:t>
+            </w:r>
+            <w:r>
+              <w:t xml:space="preserve">ACCOUNT_DEPOSIT, TRANSFER_APPROVED</w:t>
+            </w:r>
+          </w:p>
+        </w:tc>
+      </w:tr>
+      <w:tr>
+        <w:tc>
+          <w:tcPr/>
+          <w:p>
+            <w:pPr>
+              <w:pStyle w:val="Compact"/>
+              <w:jc w:val="left"/>
+            </w:pPr>
+            <w:r>
+              <w:rPr>
+                <w:rStyle w:val="VerbatimChar"/>
+              </w:rPr>
+              <w:t xml:space="preserve">actor_username</w:t>
+            </w:r>
+          </w:p>
+        </w:tc>
+        <w:tc>
+          <w:tcPr/>
+          <w:p>
+            <w:pPr>
+              <w:pStyle w:val="Compact"/>
+              <w:jc w:val="left"/>
+            </w:pPr>
+            <w:r>
+              <w:t xml:space="preserve">Who performed the action (nullable for system /</w:t>
+            </w:r>
+            <w:r>
+              <w:t xml:space="preserve"> </w:t>
+            </w:r>
+            <w:r>
+              <w:t xml:space="preserve">backfill)</w:t>
+            </w:r>
+          </w:p>
+        </w:tc>
+      </w:tr>
+      <w:tr>
+        <w:tc>
+          <w:tcPr/>
+          <w:p>
+            <w:pPr>
+              <w:pStyle w:val="Compact"/>
+              <w:jc w:val="left"/>
+            </w:pPr>
+            <w:r>
+              <w:rPr>
+                <w:rStyle w:val="VerbatimChar"/>
+              </w:rPr>
+              <w:t xml:space="preserve">actor_user_id</w:t>
+            </w:r>
+          </w:p>
+        </w:tc>
+        <w:tc>
+          <w:tcPr/>
+          <w:p>
+            <w:pPr>
+              <w:pStyle w:val="Compact"/>
+              <w:jc w:val="left"/>
+            </w:pPr>
+            <w:r>
+              <w:t xml:space="preserve">Optional user id</w:t>
+            </w:r>
+          </w:p>
+        </w:tc>
+      </w:tr>
+      <w:tr>
+        <w:tc>
+          <w:tcPr/>
+          <w:p>
+            <w:pPr>
+              <w:pStyle w:val="Compact"/>
+              <w:jc w:val="left"/>
+            </w:pPr>
+            <w:r>
+              <w:rPr>
+                <w:rStyle w:val="VerbatimChar"/>
+              </w:rPr>
+              <w:t xml:space="preserve">target_type</w:t>
+            </w:r>
+            <w:r>
+              <w:t xml:space="preserve"> </w:t>
+            </w:r>
+            <w:r>
+              <w:t xml:space="preserve">/</w:t>
+            </w:r>
+            <w:r>
+              <w:t xml:space="preserve"> </w:t>
+            </w:r>
+            <w:r>
+              <w:rPr>
+                <w:rStyle w:val="VerbatimChar"/>
+              </w:rPr>
+              <w:t xml:space="preserve">target_id</w:t>
+            </w:r>
+          </w:p>
+        </w:tc>
+        <w:tc>
+          <w:tcPr/>
+          <w:p>
+            <w:pPr>
+              <w:pStyle w:val="Compact"/>
+              <w:jc w:val="left"/>
+            </w:pPr>
+            <w:r>
+              <w:t xml:space="preserve">What was touched (CUSTOMER, ACCOUNT, TRANSACTION,</w:t>
+            </w:r>
+            <w:r>
+              <w:t xml:space="preserve"> </w:t>
+            </w:r>
+            <w:r>
+              <w:t xml:space="preserve">…)</w:t>
+            </w:r>
+          </w:p>
+        </w:tc>
+      </w:tr>
+      <w:tr>
+        <w:tc>
+          <w:tcPr/>
+          <w:p>
+            <w:pPr>
+              <w:pStyle w:val="Compact"/>
+              <w:jc w:val="left"/>
+            </w:pPr>
+            <w:r>
+              <w:rPr>
+                <w:rStyle w:val="VerbatimChar"/>
+              </w:rPr>
+              <w:t xml:space="preserve">summary</w:t>
+            </w:r>
+            <w:r>
+              <w:t xml:space="preserve"> </w:t>
+            </w:r>
+            <w:r>
+              <w:t xml:space="preserve">/</w:t>
+            </w:r>
+            <w:r>
+              <w:t xml:space="preserve"> </w:t>
+            </w:r>
+            <w:r>
+              <w:rPr>
+                <w:rStyle w:val="VerbatimChar"/>
+              </w:rPr>
+              <w:t xml:space="preserve">details</w:t>
+            </w:r>
+          </w:p>
+        </w:tc>
+        <w:tc>
+          <w:tcPr/>
+          <w:p>
+            <w:pPr>
+              <w:pStyle w:val="Compact"/>
+              <w:jc w:val="left"/>
+            </w:pPr>
+            <w:r>
+              <w:t xml:space="preserve">Human text + optional details</w:t>
+            </w:r>
+          </w:p>
+        </w:tc>
+      </w:tr>
+      <w:tr>
+        <w:tc>
+          <w:tcPr/>
+          <w:p>
+            <w:pPr>
+              <w:pStyle w:val="Compact"/>
+              <w:jc w:val="left"/>
+            </w:pPr>
+            <w:r>
+              <w:rPr>
+                <w:rStyle w:val="VerbatimChar"/>
+              </w:rPr>
+              <w:t xml:space="preserve">success</w:t>
+            </w:r>
+          </w:p>
+        </w:tc>
+        <w:tc>
+          <w:tcPr/>
+          <w:p>
+            <w:pPr>
+              <w:pStyle w:val="Compact"/>
+              <w:jc w:val="left"/>
+            </w:pPr>
+            <w:r>
+              <w:t xml:space="preserve">false for LOGIN_FAILED etc.</w:t>
+            </w:r>
+          </w:p>
+        </w:tc>
+      </w:tr>
+      <w:tr>
+        <w:tc>
+          <w:tcPr/>
+          <w:p>
+            <w:pPr>
+              <w:pStyle w:val="Compact"/>
+              <w:jc w:val="left"/>
+            </w:pPr>
+            <w:r>
+              <w:rPr>
+                <w:rStyle w:val="VerbatimChar"/>
+              </w:rPr>
+              <w:t xml:space="preserve">created_at</w:t>
+            </w:r>
+          </w:p>
+        </w:tc>
+        <w:tc>
+          <w:tcPr/>
+          <w:p>
+            <w:pPr>
+              <w:pStyle w:val="Compact"/>
+              <w:jc w:val="left"/>
+            </w:pPr>
+            <w:r>
+              <w:t xml:space="preserve">Event time (historical for backfill)</w:t>
+            </w:r>
+          </w:p>
+        </w:tc>
+      </w:tr>
+    </w:tbl>
+    <w:p>
+      <w:pPr>
+        <w:pStyle w:val="BodyText"/>
+      </w:pPr>
+      <w:r>
+        <w:t xml:space="preserve">Indexes:</w:t>
+      </w:r>
+      <w:r>
+        <w:t xml:space="preserve"> </w:t>
+      </w:r>
+      <w:r>
+        <w:rPr>
+          <w:rStyle w:val="VerbatimChar"/>
+        </w:rPr>
+        <w:t xml:space="preserve">created_at</w:t>
+      </w:r>
+      <w:r>
+        <w:t xml:space="preserve">,</w:t>
+      </w:r>
+      <w:r>
+        <w:t xml:space="preserve"> </w:t>
+      </w:r>
+      <w:r>
+        <w:rPr>
+          <w:rStyle w:val="VerbatimChar"/>
+        </w:rPr>
+        <w:t xml:space="preserve">category</w:t>
+      </w:r>
+      <w:r>
+        <w:t xml:space="preserve">,</w:t>
+      </w:r>
+      <w:r>
+        <w:t xml:space="preserve"> </w:t>
+      </w:r>
+      <w:r>
+        <w:rPr>
+          <w:rStyle w:val="VerbatimChar"/>
+        </w:rPr>
+        <w:t xml:space="preserve">actor_username</w:t>
+      </w:r>
+      <w:r>
+        <w:t xml:space="preserve">.</w:t>
+      </w:r>
+    </w:p>
+    <w:bookmarkEnd w:id="16"/>
+    <w:bookmarkEnd w:id="17"/>
+    <w:bookmarkStart w:id="18" w:name="rest-apis"/>
+    <w:p>
+      <w:pPr>
+        <w:pStyle w:val="Heading2"/>
+      </w:pPr>
+      <w:r>
+        <w:t xml:space="preserve">6. REST APIs</w:t>
+      </w:r>
+    </w:p>
+    <w:p>
+      <w:pPr>
+        <w:pStyle w:val="FirstParagraph"/>
+      </w:pPr>
+      <w:r>
+        <w:t xml:space="preserve">Base:</w:t>
+      </w:r>
+      <w:r>
+        <w:t xml:space="preserve"> </w:t>
+      </w:r>
+      <w:r>
+        <w:rPr>
+          <w:rStyle w:val="VerbatimChar"/>
+        </w:rPr>
+        <w:t xml:space="preserve">/audit</w:t>
+      </w:r>
+      <w:r>
+        <w:t xml:space="preserve"> </w:t>
+      </w:r>
+      <w:r>
+        <w:t xml:space="preserve">— roles</w:t>
+      </w:r>
+      <w:r>
+        <w:t xml:space="preserve"> </w:t>
+      </w:r>
+      <w:r>
+        <w:rPr>
+          <w:b/>
+          <w:bCs/>
+        </w:rPr>
+        <w:t xml:space="preserve">ADMIN | MANAGER | AUDITOR</w:t>
+      </w:r>
+    </w:p>
+    <w:tbl>
+      <w:tblPr>
+        <w:tblStyle w:val="Table"/>
+        <w:tblW w:type="pct" w:w="4865"/>
+        <w:tblLayout w:type="fixed"/>
+        <w:tblLook w:firstRow="1" w:lastRow="0" w:firstColumn="0" w:lastColumn="0" w:noHBand="0" w:noVBand="0" w:val="0020"/>
+      </w:tblPr>
+      <w:tblGrid>
+        <w:gridCol w:w="963"/>
+        <w:gridCol w:w="2675"/>
+        <w:gridCol w:w="4067"/>
+      </w:tblGrid>
+      <w:tr>
+        <w:trPr>
+          <w:tblHeader w:val="on"/>
+        </w:trPr>
+        <w:tc>
+          <w:tcPr/>
+          <w:p>
+            <w:pPr>
+              <w:pStyle w:val="Compact"/>
+              <w:jc w:val="left"/>
+            </w:pPr>
+            <w:r>
+              <w:t xml:space="preserve">Method</w:t>
+            </w:r>
+          </w:p>
+        </w:tc>
+        <w:tc>
+          <w:tcPr/>
+          <w:p>
+            <w:pPr>
+              <w:pStyle w:val="Compact"/>
+              <w:jc w:val="left"/>
+            </w:pPr>
+            <w:r>
+              <w:t xml:space="preserve">Path</w:t>
+            </w:r>
+          </w:p>
+        </w:tc>
+        <w:tc>
+          <w:tcPr/>
+          <w:p>
+            <w:pPr>
+              <w:pStyle w:val="Compact"/>
+              <w:jc w:val="left"/>
+            </w:pPr>
+            <w:r>
+              <w:t xml:space="preserve">Notes</w:t>
+            </w:r>
+          </w:p>
+        </w:tc>
+      </w:tr>
+      <w:tr>
+        <w:tc>
+          <w:tcPr/>
+          <w:p>
+            <w:pPr>
+              <w:pStyle w:val="Compact"/>
+              <w:jc w:val="left"/>
+            </w:pPr>
+            <w:r>
+              <w:t xml:space="preserve">GET</w:t>
+            </w:r>
+          </w:p>
+        </w:tc>
+        <w:tc>
+          <w:tcPr/>
+          <w:p>
+            <w:pPr>
+              <w:pStyle w:val="Compact"/>
+              <w:jc w:val="left"/>
+            </w:pPr>
+            <w:r>
+              <w:rPr>
+                <w:rStyle w:val="VerbatimChar"/>
+              </w:rPr>
+              <w:t xml:space="preserve">/audit/events</w:t>
+            </w:r>
+          </w:p>
+        </w:tc>
+        <w:tc>
+          <w:tcPr/>
+          <w:p>
+            <w:pPr>
+              <w:pStyle w:val="Compact"/>
+              <w:jc w:val="left"/>
+            </w:pPr>
+            <w:r>
+              <w:t xml:space="preserve">Page of events. Query:</w:t>
+            </w:r>
+            <w:r>
+              <w:t xml:space="preserve"> </w:t>
+            </w:r>
+            <w:r>
+              <w:rPr>
+                <w:rStyle w:val="VerbatimChar"/>
+              </w:rPr>
+              <w:t xml:space="preserve">category</w:t>
+            </w:r>
+            <w:r>
+              <w:t xml:space="preserve">,</w:t>
+            </w:r>
+            <w:r>
+              <w:t xml:space="preserve"> </w:t>
+            </w:r>
+            <w:r>
+              <w:rPr>
+                <w:rStyle w:val="VerbatimChar"/>
+              </w:rPr>
+              <w:t xml:space="preserve">action</w:t>
+            </w:r>
+            <w:r>
+              <w:t xml:space="preserve">,</w:t>
+            </w:r>
+            <w:r>
+              <w:t xml:space="preserve"> </w:t>
+            </w:r>
+            <w:r>
+              <w:rPr>
+                <w:rStyle w:val="VerbatimChar"/>
+              </w:rPr>
+              <w:t xml:space="preserve">actor</w:t>
+            </w:r>
+            <w:r>
+              <w:t xml:space="preserve">,</w:t>
+            </w:r>
+            <w:r>
+              <w:t xml:space="preserve"> </w:t>
+            </w:r>
+            <w:r>
+              <w:rPr>
+                <w:rStyle w:val="VerbatimChar"/>
+              </w:rPr>
+              <w:t xml:space="preserve">page</w:t>
+            </w:r>
+            <w:r>
+              <w:t xml:space="preserve">,</w:t>
+            </w:r>
+            <w:r>
+              <w:t xml:space="preserve"> </w:t>
+            </w:r>
+            <w:r>
+              <w:rPr>
+                <w:rStyle w:val="VerbatimChar"/>
+              </w:rPr>
+              <w:t xml:space="preserve">size</w:t>
+            </w:r>
+          </w:p>
+        </w:tc>
+      </w:tr>
+      <w:tr>
+        <w:tc>
+          <w:tcPr/>
+          <w:p>
+            <w:pPr>
+              <w:pStyle w:val="Compact"/>
+              <w:jc w:val="left"/>
+            </w:pPr>
+            <w:r>
+              <w:t xml:space="preserve">GET</w:t>
+            </w:r>
+          </w:p>
+        </w:tc>
+        <w:tc>
+          <w:tcPr/>
+          <w:p>
+            <w:pPr>
+              <w:pStyle w:val="Compact"/>
+              <w:jc w:val="left"/>
+            </w:pPr>
+            <w:r>
+              <w:rPr>
+                <w:rStyle w:val="VerbatimChar"/>
+              </w:rPr>
+              <w:t xml:space="preserve">/audit/transfer-       F approvals</w:t>
+            </w:r>
+          </w:p>
+        </w:tc>
+        <w:tc>
+          <w:tcPr/>
+          <w:p>
+            <w:pPr>
+              <w:pStyle w:val="Compact"/>
+              <w:jc w:val="left"/>
+            </w:pPr>
+            <w:r>
+              <w:t xml:space="preserve">ull resolved approval list</w:t>
+            </w:r>
+          </w:p>
+        </w:tc>
+      </w:tr>
+      <w:tr>
+        <w:tc>
+          <w:tcPr/>
+          <w:p>
+            <w:pPr>
+              <w:pStyle w:val="Compact"/>
+              <w:jc w:val="left"/>
+            </w:pPr>
+            <w:r>
+              <w:t xml:space="preserve">POST</w:t>
+            </w:r>
+          </w:p>
+        </w:tc>
+        <w:tc>
+          <w:tcPr/>
+          <w:p>
+            <w:pPr>
+              <w:pStyle w:val="Compact"/>
+              <w:jc w:val="left"/>
+            </w:pPr>
+            <w:r>
+              <w:rPr>
+                <w:rStyle w:val="VerbatimChar"/>
+              </w:rPr>
+              <w:t xml:space="preserve">/audit/backfill</w:t>
+            </w:r>
+          </w:p>
+        </w:tc>
+        <w:tc>
+          <w:tcPr/>
+          <w:p>
+            <w:pPr>
+              <w:pStyle w:val="Compact"/>
+              <w:jc w:val="left"/>
+            </w:pPr>
+            <w:r>
+              <w:rPr>
                 <w:b/>
-                <w:color w:val="FFFFFF"/>
-                <w:sz w:val="18"/>
+                <w:bCs/>
               </w:rPr>
+              <w:t xml:space="preserve">ADMIN only.</w:t>
+            </w:r>
+            <w:r>
+              <w:t xml:space="preserve"> </w:t>
+            </w:r>
+            <w:r>
+              <w:t xml:space="preserve">Rebuild missing</w:t>
+            </w:r>
+            <w:r>
+              <w:t xml:space="preserve"> </w:t>
+            </w:r>
+            <w:r>
+              <w:t xml:space="preserve">historical events. Returns</w:t>
+            </w:r>
+            <w:r>
+              <w:t xml:space="preserve"> </w:t>
+            </w:r>
+            <w:r>
+              <w:rPr>
+                <w:rStyle w:val="VerbatimChar"/>
+              </w:rPr>
+              <w:t xml:space="preserve">{ inserted, skipped, insertedBySource }</w:t>
+            </w:r>
+          </w:p>
+        </w:tc>
+      </w:tr>
+    </w:tbl>
+    <w:p>
+      <w:pPr>
+        <w:pStyle w:val="BodyText"/>
+      </w:pPr>
+      <w:r>
+        <w:t xml:space="preserve">Also:</w:t>
+      </w:r>
+      <w:r>
+        <w:t xml:space="preserve"> </w:t>
+      </w:r>
+      <w:r>
+        <w:rPr>
+          <w:rStyle w:val="VerbatimChar"/>
+        </w:rPr>
+        <w:t xml:space="preserve">POST /auth/logout</w:t>
+      </w:r>
+      <w:r>
+        <w:t xml:space="preserve"> </w:t>
+      </w:r>
+      <w:r>
+        <w:t xml:space="preserve">records AUTH LOGOUT (authenticated).</w:t>
+      </w:r>
+    </w:p>
+    <w:bookmarkEnd w:id="18"/>
+    <w:bookmarkStart w:id="19" w:name="code-map"/>
+    <w:p>
+      <w:pPr>
+        <w:pStyle w:val="Heading2"/>
+      </w:pPr>
+      <w:r>
+        <w:t xml:space="preserve">7–13. Code map</w:t>
+      </w:r>
+    </w:p>
+    <w:tbl>
+      <w:tblPr>
+        <w:tblStyle w:val="Table"/>
+        <w:tblW w:type="pct" w:w="4865"/>
+        <w:tblLayout w:type="fixed"/>
+        <w:tblLook w:firstRow="1" w:lastRow="0" w:firstColumn="0" w:lastColumn="0" w:noHBand="0" w:noVBand="0" w:val="0020"/>
+      </w:tblPr>
+      <w:tblGrid>
+        <w:gridCol w:w="1391"/>
+        <w:gridCol w:w="6314"/>
+      </w:tblGrid>
+      <w:tr>
+        <w:trPr>
+          <w:tblHeader w:val="on"/>
+        </w:trPr>
+        <w:tc>
+          <w:tcPr/>
+          <w:p>
+            <w:pPr>
+              <w:pStyle w:val="Compact"/>
+              <w:jc w:val="left"/>
+            </w:pPr>
+            <w:r>
+              <w:t xml:space="preserve">Layer</w:t>
+            </w:r>
+          </w:p>
+        </w:tc>
+        <w:tc>
+          <w:tcPr/>
+          <w:p>
+            <w:pPr>
+              <w:pStyle w:val="Compact"/>
+              <w:jc w:val="left"/>
+            </w:pPr>
+            <w:r>
+              <w:t xml:space="preserve">Classes</w:t>
+            </w:r>
+          </w:p>
+        </w:tc>
+      </w:tr>
+      <w:tr>
+        <w:tc>
+          <w:tcPr/>
+          <w:p>
+            <w:pPr>
+              <w:pStyle w:val="Compact"/>
+              <w:jc w:val="left"/>
+            </w:pPr>
+            <w:r>
+              <w:t xml:space="preserve">Controller</w:t>
+            </w:r>
+          </w:p>
+        </w:tc>
+        <w:tc>
+          <w:tcPr/>
+          <w:p>
+            <w:pPr>
+              <w:pStyle w:val="Compact"/>
+              <w:jc w:val="left"/>
+            </w:pPr>
+            <w:r>
+              <w:rPr>
+                <w:rStyle w:val="VerbatimChar"/>
+              </w:rPr>
+              <w:t xml:space="preserve">AuditController</w:t>
+            </w:r>
+          </w:p>
+        </w:tc>
+      </w:tr>
+      <w:tr>
+        <w:tc>
+          <w:tcPr/>
+          <w:p>
+            <w:pPr>
+              <w:pStyle w:val="Compact"/>
+              <w:jc w:val="left"/>
+            </w:pPr>
+            <w:r>
+              <w:t xml:space="preserve">Service</w:t>
+            </w:r>
+          </w:p>
+        </w:tc>
+        <w:tc>
+          <w:tcPr/>
+          <w:p>
+            <w:pPr>
+              <w:pStyle w:val="Compact"/>
+              <w:jc w:val="left"/>
+            </w:pPr>
+            <w:r>
+              <w:rPr>
+                <w:rStyle w:val="VerbatimChar"/>
+              </w:rPr>
+              <w:t xml:space="preserve">AuditEventService</w:t>
+            </w:r>
+            <w:r>
+              <w:t xml:space="preserve">,</w:t>
+            </w:r>
+            <w:r>
+              <w:t xml:space="preserve"> </w:t>
+            </w:r>
+            <w:r>
+              <w:rPr>
+                <w:rStyle w:val="VerbatimChar"/>
+              </w:rPr>
+              <w:t xml:space="preserve">AuditBackfillService</w:t>
+            </w:r>
+          </w:p>
+        </w:tc>
+      </w:tr>
+      <w:tr>
+        <w:tc>
+          <w:tcPr/>
+          <w:p>
+            <w:pPr>
+              <w:pStyle w:val="Compact"/>
+              <w:jc w:val="left"/>
+            </w:pPr>
+            <w:r>
+              <w:t xml:space="preserve">Domain</w:t>
+            </w:r>
+          </w:p>
+        </w:tc>
+        <w:tc>
+          <w:tcPr/>
+          <w:p>
+            <w:pPr>
+              <w:pStyle w:val="Compact"/>
+              <w:jc w:val="left"/>
+            </w:pPr>
+            <w:r>
+              <w:rPr>
+                <w:rStyle w:val="VerbatimChar"/>
+              </w:rPr>
+              <w:t xml:space="preserve">AuditCategory</w:t>
+            </w:r>
+            <w:r>
+              <w:t xml:space="preserve">,</w:t>
+            </w:r>
+            <w:r>
+              <w:t xml:space="preserve"> </w:t>
+            </w:r>
+            <w:r>
+              <w:rPr>
+                <w:rStyle w:val="VerbatimChar"/>
+              </w:rPr>
+              <w:t xml:space="preserve">AuditAction</w:t>
+            </w:r>
+          </w:p>
+        </w:tc>
+      </w:tr>
+      <w:tr>
+        <w:tc>
+          <w:tcPr/>
+          <w:p>
+            <w:pPr>
+              <w:pStyle w:val="Compact"/>
+              <w:jc w:val="left"/>
+            </w:pPr>
+            <w:r>
+              <w:t xml:space="preserve">Entity /</w:t>
+            </w:r>
+            <w:r>
+              <w:t xml:space="preserve"> </w:t>
+            </w:r>
+            <w:r>
+              <w:t xml:space="preserve">DTO</w:t>
+            </w:r>
+          </w:p>
+        </w:tc>
+        <w:tc>
+          <w:tcPr/>
+          <w:p>
+            <w:pPr>
+              <w:pStyle w:val="Compact"/>
+              <w:jc w:val="left"/>
+            </w:pPr>
+            <w:r>
+              <w:rPr>
+                <w:rStyle w:val="VerbatimChar"/>
+              </w:rPr>
+              <w:t xml:space="preserve">AuditEventEntity</w:t>
+            </w:r>
+            <w:r>
+              <w:t xml:space="preserve">,</w:t>
+            </w:r>
+            <w:r>
+              <w:t xml:space="preserve"> </w:t>
+            </w:r>
+            <w:r>
+              <w:rPr>
+                <w:rStyle w:val="VerbatimChar"/>
+              </w:rPr>
+              <w:t xml:space="preserve">AuditEventRepository</w:t>
+            </w:r>
+            <w:r>
+              <w:t xml:space="preserve">,</w:t>
+            </w:r>
+            <w:r>
+              <w:t xml:space="preserve"> </w:t>
+            </w:r>
+            <w:r>
+              <w:rPr>
+                <w:rStyle w:val="VerbatimChar"/>
+              </w:rPr>
+              <w:t xml:space="preserve">AuditEventResponse</w:t>
+            </w:r>
+            <w:r>
+              <w:t xml:space="preserve">,</w:t>
+            </w:r>
+            <w:r>
+              <w:t xml:space="preserve"> </w:t>
+            </w:r>
+            <w:r>
+              <w:rPr>
+                <w:rStyle w:val="VerbatimChar"/>
+              </w:rPr>
+              <w:t xml:space="preserve">AuditBackfillResult</w:t>
+            </w:r>
+          </w:p>
+        </w:tc>
+      </w:tr>
+      <w:tr>
+        <w:tc>
+          <w:tcPr/>
+          <w:p>
+            <w:pPr>
+              <w:pStyle w:val="Compact"/>
+              <w:jc w:val="left"/>
+            </w:pPr>
+            <w:r>
+              <w:t xml:space="preserve">Frontend</w:t>
+            </w:r>
+          </w:p>
+        </w:tc>
+        <w:tc>
+          <w:tcPr/>
+          <w:p>
+            <w:pPr>
+              <w:pStyle w:val="Compact"/>
+              <w:jc w:val="left"/>
+            </w:pPr>
+            <w:r>
+              <w:rPr>
+                <w:rStyle w:val="VerbatimChar"/>
+              </w:rPr>
+              <w:t xml:space="preserve">features/audit/*</w:t>
+            </w:r>
+            <w:r>
+              <w:t xml:space="preserve">,</w:t>
+            </w:r>
+            <w:r>
+              <w:t xml:space="preserve"> </w:t>
+            </w:r>
+            <w:r>
+              <w:rPr>
+                <w:rStyle w:val="VerbatimChar"/>
+              </w:rPr>
+              <w:t xml:space="preserve">PortalService.listAuditEvents</w:t>
+            </w:r>
+            <w:r>
+              <w:t xml:space="preserve">,</w:t>
+            </w:r>
+            <w:r>
+              <w:t xml:space="preserve"> </w:t>
+            </w:r>
+            <w:r>
+              <w:rPr>
+                <w:rStyle w:val="VerbatimChar"/>
+              </w:rPr>
+              <w:t xml:space="preserve">backfillAuditHistory</w:t>
+            </w:r>
+          </w:p>
+        </w:tc>
+      </w:tr>
+    </w:tbl>
+    <w:p>
+      <w:pPr>
+        <w:pStyle w:val="BodyText"/>
+      </w:pPr>
+      <w:r>
+        <w:t xml:space="preserve">Instrumentation sites (examples):</w:t>
+      </w:r>
+      <w:r>
+        <w:t xml:space="preserve"> </w:t>
+      </w:r>
+      <w:r>
+        <w:rPr>
+          <w:rStyle w:val="VerbatimChar"/>
+        </w:rPr>
+        <w:t xml:space="preserve">AuthenticationService</w:t>
+      </w:r>
+      <w:r>
+        <w:t xml:space="preserve">,</w:t>
+      </w:r>
+      <w:r>
+        <w:t xml:space="preserve"> </w:t>
+      </w:r>
+      <w:r>
+        <w:rPr>
+          <w:rStyle w:val="VerbatimChar"/>
+        </w:rPr>
+        <w:t xml:space="preserve">CustomerServiceImpl</w:t>
+      </w:r>
+      <w:r>
+        <w:t xml:space="preserve">,</w:t>
+      </w:r>
+      <w:r>
+        <w:t xml:space="preserve"> </w:t>
+      </w:r>
+      <w:r>
+        <w:rPr>
+          <w:rStyle w:val="VerbatimChar"/>
+        </w:rPr>
+        <w:t xml:space="preserve">AccountServiceImpl</w:t>
+      </w:r>
+      <w:r>
+        <w:t xml:space="preserve">,</w:t>
+      </w:r>
+      <w:r>
+        <w:t xml:space="preserve"> </w:t>
+      </w:r>
+      <w:r>
+        <w:rPr>
+          <w:rStyle w:val="VerbatimChar"/>
+        </w:rPr>
+        <w:t xml:space="preserve">TransferApprovalService</w:t>
+      </w:r>
+      <w:r>
+        <w:t xml:space="preserve">,</w:t>
+      </w:r>
+      <w:r>
+        <w:t xml:space="preserve"> </w:t>
+      </w:r>
+      <w:r>
+        <w:rPr>
+          <w:rStyle w:val="VerbatimChar"/>
+        </w:rPr>
+        <w:t xml:space="preserve">PortalTransferService</w:t>
+      </w:r>
+      <w:r>
+        <w:t xml:space="preserve">,</w:t>
+      </w:r>
+      <w:r>
+        <w:t xml:space="preserve"> </w:t>
+      </w:r>
+      <w:r>
+        <w:rPr>
+          <w:rStyle w:val="VerbatimChar"/>
+        </w:rPr>
+        <w:t xml:space="preserve">BeneficiaryService</w:t>
+      </w:r>
+      <w:r>
+        <w:t xml:space="preserve">,</w:t>
+      </w:r>
+      <w:r>
+        <w:t xml:space="preserve"> </w:t>
+      </w:r>
+      <w:r>
+        <w:rPr>
+          <w:rStyle w:val="VerbatimChar"/>
+        </w:rPr>
+        <w:t xml:space="preserve">UserService</w:t>
+      </w:r>
+      <w:r>
+        <w:t xml:space="preserve">,</w:t>
+      </w:r>
+      <w:r>
+        <w:t xml:space="preserve"> </w:t>
+      </w:r>
+      <w:r>
+        <w:rPr>
+          <w:rStyle w:val="VerbatimChar"/>
+        </w:rPr>
+        <w:t xml:space="preserve">RoleService</w:t>
+      </w:r>
+      <w:r>
+        <w:t xml:space="preserve">,</w:t>
+      </w:r>
+      <w:r>
+        <w:t xml:space="preserve"> </w:t>
+      </w:r>
+      <w:r>
+        <w:rPr>
+          <w:rStyle w:val="VerbatimChar"/>
+        </w:rPr>
+        <w:t xml:space="preserve">AccountPolicyServiceImpl</w:t>
+      </w:r>
+      <w:r>
+        <w:t xml:space="preserve">.</w:t>
+      </w:r>
+    </w:p>
+    <w:bookmarkEnd w:id="19"/>
+    <w:bookmarkStart w:id="20" w:name="validation-rules"/>
+    <w:p>
+      <w:pPr>
+        <w:pStyle w:val="Heading2"/>
+      </w:pPr>
+      <w:r>
+        <w:t xml:space="preserve">14. Validation Rules</w:t>
+      </w:r>
+    </w:p>
+    <w:p>
+      <w:pPr>
+        <w:pStyle w:val="FirstParagraph"/>
+      </w:pPr>
+      <w:r>
+        <w:t xml:space="preserve">Backfill skips rows whose</w:t>
+      </w:r>
+      <w:r>
+        <w:t xml:space="preserve"> </w:t>
+      </w:r>
+      <w:r>
+        <w:rPr>
+          <w:rStyle w:val="VerbatimChar"/>
+        </w:rPr>
+        <w:t xml:space="preserve">(action, target_type, target_id)</w:t>
+      </w:r>
+      <w:r>
+        <w:t xml:space="preserve"> </w:t>
+      </w:r>
+      <w:r>
+        <w:t xml:space="preserve">already</w:t>
+      </w:r>
+      <w:r>
+        <w:t xml:space="preserve"> </w:t>
+      </w:r>
+      <w:r>
+        <w:t xml:space="preserve">exist. Page</w:t>
+      </w:r>
+      <w:r>
+        <w:t xml:space="preserve"> </w:t>
+      </w:r>
+      <w:r>
+        <w:rPr>
+          <w:rStyle w:val="VerbatimChar"/>
+        </w:rPr>
+        <w:t xml:space="preserve">size</w:t>
+      </w:r>
+      <w:r>
+        <w:t xml:space="preserve"> </w:t>
+      </w:r>
+      <w:r>
+        <w:t xml:space="preserve">capped at 100 in search.</w:t>
+      </w:r>
+    </w:p>
+    <w:bookmarkEnd w:id="20"/>
+    <w:bookmarkStart w:id="21" w:name="security-rules"/>
+    <w:p>
+      <w:pPr>
+        <w:pStyle w:val="Heading2"/>
+      </w:pPr>
+      <w:r>
+        <w:t xml:space="preserve">15. Security Rules</w:t>
+      </w:r>
+    </w:p>
+    <w:p>
+      <w:pPr>
+        <w:pStyle w:val="Compact"/>
+        <w:numPr>
+          <w:ilvl w:val="0"/>
+          <w:numId w:val="1003"/>
+        </w:numPr>
+      </w:pPr>
+      <w:r>
+        <w:t xml:space="preserve">Read audit: ADMIN, MANAGER, AUDITOR</w:t>
+      </w:r>
+    </w:p>
+    <w:p>
+      <w:pPr>
+        <w:pStyle w:val="Compact"/>
+        <w:numPr>
+          <w:ilvl w:val="0"/>
+          <w:numId w:val="1003"/>
+        </w:numPr>
+      </w:pPr>
+      <w:r>
+        <w:t xml:space="preserve">Backfill: ADMIN only</w:t>
+      </w:r>
+    </w:p>
+    <w:p>
+      <w:pPr>
+        <w:pStyle w:val="Compact"/>
+        <w:numPr>
+          <w:ilvl w:val="0"/>
+          <w:numId w:val="1003"/>
+        </w:numPr>
+      </w:pPr>
+      <w:r>
+        <w:t xml:space="preserve">Never public</w:t>
+      </w:r>
+    </w:p>
+    <w:bookmarkEnd w:id="21"/>
+    <w:bookmarkStart w:id="22" w:name="exception-handling"/>
+    <w:p>
+      <w:pPr>
+        <w:pStyle w:val="Heading2"/>
+      </w:pPr>
+      <w:r>
+        <w:t xml:space="preserve">16. Exception Handling</w:t>
+      </w:r>
+    </w:p>
+    <w:p>
+      <w:pPr>
+        <w:pStyle w:val="FirstParagraph"/>
+      </w:pPr>
+      <w:r>
+        <w:t xml:space="preserve">Live</w:t>
+      </w:r>
+      <w:r>
+        <w:t xml:space="preserve"> </w:t>
+      </w:r>
+      <w:r>
+        <w:rPr>
+          <w:rStyle w:val="VerbatimChar"/>
+        </w:rPr>
+        <w:t xml:space="preserve">record()</w:t>
+      </w:r>
+      <w:r>
+        <w:t xml:space="preserve"> </w:t>
+      </w:r>
+      <w:r>
+        <w:t xml:space="preserve">swallows write failures (log warn) so business TX is not</w:t>
+      </w:r>
+      <w:r>
+        <w:t xml:space="preserve"> </w:t>
+      </w:r>
+      <w:r>
+        <w:t xml:space="preserve">failed by audit. Backfill failures surface as API 500 (fixed lazy-load</w:t>
+      </w:r>
+      <w:r>
+        <w:t xml:space="preserve"> </w:t>
+      </w:r>
+      <w:r>
+        <w:t xml:space="preserve">via join-fetch).</w:t>
+      </w:r>
+    </w:p>
+    <w:bookmarkEnd w:id="22"/>
+    <w:bookmarkStart w:id="23" w:name="logging"/>
+    <w:p>
+      <w:pPr>
+        <w:pStyle w:val="Heading2"/>
+      </w:pPr>
+      <w:r>
+        <w:t xml:space="preserve">17. Logging</w:t>
+      </w:r>
+    </w:p>
+    <w:p>
+      <w:pPr>
+        <w:pStyle w:val="FirstParagraph"/>
+      </w:pPr>
+      <w:r>
+        <w:t xml:space="preserve">App logs ≠ durable audit. Prefer</w:t>
+      </w:r>
+      <w:r>
+        <w:t xml:space="preserve"> </w:t>
+      </w:r>
+      <w:r>
+        <w:rPr>
+          <w:rStyle w:val="VerbatimChar"/>
+        </w:rPr>
+        <w:t xml:space="preserve">audit_event</w:t>
+      </w:r>
+      <w:r>
+        <w:t xml:space="preserve"> </w:t>
+      </w:r>
+      <w:r>
+        <w:t xml:space="preserve">for investigations.</w:t>
+      </w:r>
+    </w:p>
+    <w:bookmarkEnd w:id="23"/>
+    <w:bookmarkStart w:id="24" w:name="audit-events-categories"/>
+    <w:p>
+      <w:pPr>
+        <w:pStyle w:val="Heading2"/>
+      </w:pPr>
+      <w:r>
+        <w:t xml:space="preserve">18. Audit Events (categories)</w:t>
+      </w:r>
+    </w:p>
+    <w:tbl>
+      <w:tblPr>
+        <w:tblStyle w:val="Table"/>
+        <w:tblW w:type="pct" w:w="4865"/>
+        <w:tblLayout w:type="fixed"/>
+        <w:tblLook w:firstRow="1" w:lastRow="0" w:firstColumn="0" w:lastColumn="0" w:noHBand="0" w:noVBand="0" w:val="0020"/>
+      </w:tblPr>
+      <w:tblGrid>
+        <w:gridCol w:w="1284"/>
+        <w:gridCol w:w="6421"/>
+      </w:tblGrid>
+      <w:tr>
+        <w:trPr>
+          <w:tblHeader w:val="on"/>
+        </w:trPr>
+        <w:tc>
+          <w:tcPr/>
+          <w:p>
+            <w:pPr>
+              <w:pStyle w:val="Compact"/>
+              <w:jc w:val="left"/>
+            </w:pPr>
+            <w:r>
+              <w:t xml:space="preserve">Category</w:t>
+            </w:r>
+          </w:p>
+        </w:tc>
+        <w:tc>
+          <w:tcPr/>
+          <w:p>
+            <w:pPr>
+              <w:pStyle w:val="Compact"/>
+              <w:jc w:val="left"/>
+            </w:pPr>
+            <w:r>
+              <w:t xml:space="preserve">Examples</w:t>
+            </w:r>
+          </w:p>
+        </w:tc>
+      </w:tr>
+      <w:tr>
+        <w:tc>
+          <w:tcPr/>
+          <w:p>
+            <w:pPr>
+              <w:pStyle w:val="Compact"/>
+              <w:jc w:val="left"/>
+            </w:pPr>
+            <w:r>
+              <w:t xml:space="preserve">AUTH</w:t>
+            </w:r>
+          </w:p>
+        </w:tc>
+        <w:tc>
+          <w:tcPr/>
+          <w:p>
+            <w:pPr>
+              <w:pStyle w:val="Compact"/>
+              <w:jc w:val="left"/>
+            </w:pPr>
+            <w:r>
+              <w:t xml:space="preserve">LOGIN, LOGIN_FAILED, LOGOUT, CHANGE_PASSWORD</w:t>
+            </w:r>
+          </w:p>
+        </w:tc>
+      </w:tr>
+      <w:tr>
+        <w:tc>
+          <w:tcPr/>
+          <w:p>
+            <w:pPr>
+              <w:pStyle w:val="Compact"/>
+              <w:jc w:val="left"/>
+            </w:pPr>
+            <w:r>
+              <w:t xml:space="preserve">CUSTOMER</w:t>
+            </w:r>
+          </w:p>
+        </w:tc>
+        <w:tc>
+          <w:tcPr/>
+          <w:p>
+            <w:pPr>
+              <w:pStyle w:val="Compact"/>
+              <w:jc w:val="left"/>
+            </w:pPr>
+            <w:r>
+              <w:t xml:space="preserve">CUSTOMER_CREATE, CUSTOMER_UPDATE</w:t>
+            </w:r>
+          </w:p>
+        </w:tc>
+      </w:tr>
+      <w:tr>
+        <w:tc>
+          <w:tcPr/>
+          <w:p>
+            <w:pPr>
+              <w:pStyle w:val="Compact"/>
+              <w:jc w:val="left"/>
+            </w:pPr>
+            <w:r>
+              <w:t xml:space="preserve">ACCOUNT</w:t>
+            </w:r>
+          </w:p>
+        </w:tc>
+        <w:tc>
+          <w:tcPr/>
+          <w:p>
+            <w:pPr>
+              <w:pStyle w:val="Compact"/>
+              <w:jc w:val="left"/>
+            </w:pPr>
+            <w:r>
+              <w:t xml:space="preserve">ACCOUNT_OPEN, DEPOSIT, WITHDRAW, TRANSFER, STATUS_CHANGE</w:t>
+            </w:r>
+          </w:p>
+        </w:tc>
+      </w:tr>
+      <w:tr>
+        <w:tc>
+          <w:tcPr/>
+          <w:p>
+            <w:pPr>
+              <w:pStyle w:val="Compact"/>
+              <w:jc w:val="left"/>
+            </w:pPr>
+            <w:r>
+              <w:t xml:space="preserve">TRANSFER</w:t>
+            </w:r>
+          </w:p>
+        </w:tc>
+        <w:tc>
+          <w:tcPr/>
+          <w:p>
+            <w:pPr>
+              <w:pStyle w:val="Compact"/>
+              <w:jc w:val="left"/>
+            </w:pPr>
+            <w:r>
+              <w:t xml:space="preserve">TRANSFER_APPROVED, TRANSFER_REJECTED</w:t>
+            </w:r>
+          </w:p>
+        </w:tc>
+      </w:tr>
+      <w:tr>
+        <w:tc>
+          <w:tcPr/>
+          <w:p>
+            <w:pPr>
+              <w:pStyle w:val="Compact"/>
+              <w:jc w:val="left"/>
+            </w:pPr>
+            <w:r>
+              <w:t xml:space="preserve">PORTAL</w:t>
+            </w:r>
+          </w:p>
+        </w:tc>
+        <w:tc>
+          <w:tcPr/>
+          <w:p>
+            <w:pPr>
+              <w:pStyle w:val="Compact"/>
+              <w:jc w:val="left"/>
+            </w:pPr>
+            <w:r>
+              <w:t xml:space="preserve">TRANSFER_REQUESTED, PORTAL_TRANSFER, BENEFICIARY_*,</w:t>
+            </w:r>
+            <w:r>
+              <w:t xml:space="preserve"> </w:t>
+            </w:r>
+            <w:r>
+              <w:t xml:space="preserve">portal USER_CREATE</w:t>
+            </w:r>
+          </w:p>
+        </w:tc>
+      </w:tr>
+      <w:tr>
+        <w:tc>
+          <w:tcPr/>
+          <w:p>
+            <w:pPr>
+              <w:pStyle w:val="Compact"/>
+              <w:jc w:val="left"/>
+            </w:pPr>
+            <w:r>
+              <w:t xml:space="preserve">STAFF</w:t>
+            </w:r>
+          </w:p>
+        </w:tc>
+        <w:tc>
+          <w:tcPr/>
+          <w:p>
+            <w:pPr>
+              <w:pStyle w:val="Compact"/>
+              <w:jc w:val="left"/>
+            </w:pPr>
+            <w:r>
+              <w:t xml:space="preserve">USER_CREATE / UPDATE (employees)</w:t>
+            </w:r>
+          </w:p>
+        </w:tc>
+      </w:tr>
+      <w:tr>
+        <w:tc>
+          <w:tcPr/>
+          <w:p>
+            <w:pPr>
+              <w:pStyle w:val="Compact"/>
+              <w:jc w:val="left"/>
+            </w:pPr>
+            <w:r>
+              <w:t xml:space="preserve">ROLE</w:t>
+            </w:r>
+          </w:p>
+        </w:tc>
+        <w:tc>
+          <w:tcPr/>
+          <w:p>
+            <w:pPr>
+              <w:pStyle w:val="Compact"/>
+              <w:jc w:val="left"/>
+            </w:pPr>
+            <w:r>
+              <w:t xml:space="preserve">ROLE_CREATE / UPDATE</w:t>
+            </w:r>
+          </w:p>
+        </w:tc>
+      </w:tr>
+      <w:tr>
+        <w:tc>
+          <w:tcPr/>
+          <w:p>
+            <w:pPr>
+              <w:pStyle w:val="Compact"/>
+              <w:jc w:val="left"/>
+            </w:pPr>
+            <w:r>
+              <w:t xml:space="preserve">POLICY</w:t>
+            </w:r>
+          </w:p>
+        </w:tc>
+        <w:tc>
+          <w:tcPr/>
+          <w:p>
+            <w:pPr>
+              <w:pStyle w:val="Compact"/>
+              <w:jc w:val="left"/>
+            </w:pPr>
+            <w:r>
+              <w:t xml:space="preserve">POLICY_UPDATE</w:t>
+            </w:r>
+          </w:p>
+        </w:tc>
+      </w:tr>
+    </w:tbl>
+    <w:bookmarkEnd w:id="24"/>
+    <w:bookmarkStart w:id="25" w:name="testing-strategy"/>
+    <w:p>
+      <w:pPr>
+        <w:pStyle w:val="Heading2"/>
+      </w:pPr>
+      <w:r>
+        <w:t xml:space="preserve">19. Testing Strategy</w:t>
+      </w:r>
+    </w:p>
+    <w:p>
+      <w:pPr>
+        <w:pStyle w:val="Compact"/>
+        <w:numPr>
+          <w:ilvl w:val="0"/>
+          <w:numId w:val="1004"/>
+        </w:numPr>
+      </w:pPr>
+      <w:r>
+        <w:t xml:space="preserve">Login → AUTH event</w:t>
+      </w:r>
+    </w:p>
+    <w:p>
+      <w:pPr>
+        <w:pStyle w:val="Compact"/>
+        <w:numPr>
+          <w:ilvl w:val="0"/>
+          <w:numId w:val="1004"/>
+        </w:numPr>
+      </w:pPr>
+      <w:r>
+        <w:t xml:space="preserve">Deposit → ACCOUNT_DEPOSIT</w:t>
+      </w:r>
+    </w:p>
+    <w:p>
+      <w:pPr>
+        <w:pStyle w:val="Compact"/>
+        <w:numPr>
+          <w:ilvl w:val="0"/>
+          <w:numId w:val="1004"/>
+        </w:numPr>
+      </w:pPr>
+      <w:r>
+        <w:t xml:space="preserve">Backfill twice → second run</w:t>
+      </w:r>
+      <w:r>
+        <w:t xml:space="preserve"> </w:t>
+      </w:r>
+      <w:r>
+        <w:rPr>
+          <w:rStyle w:val="VerbatimChar"/>
+        </w:rPr>
+        <w:t xml:space="preserve">inserted=0</w:t>
+      </w:r>
+      <w:r>
+        <w:t xml:space="preserve">, high</w:t>
+      </w:r>
+      <w:r>
+        <w:t xml:space="preserve"> </w:t>
+      </w:r>
+      <w:r>
+        <w:rPr>
+          <w:rStyle w:val="VerbatimChar"/>
+        </w:rPr>
+        <w:t xml:space="preserve">skipped</w:t>
+      </w:r>
+    </w:p>
+    <w:p>
+      <w:pPr>
+        <w:pStyle w:val="Compact"/>
+        <w:numPr>
+          <w:ilvl w:val="0"/>
+          <w:numId w:val="1004"/>
+        </w:numPr>
+      </w:pPr>
+      <w:r>
+        <w:t xml:space="preserve">Non-admin POST backfill → 403</w:t>
+      </w:r>
+    </w:p>
+    <w:bookmarkEnd w:id="25"/>
+    <w:bookmarkStart w:id="27" w:name="future-extension-guide"/>
+    <w:p>
+      <w:pPr>
+        <w:pStyle w:val="Heading2"/>
+      </w:pPr>
+      <w:r>
+        <w:t xml:space="preserve">20. Future Extension Guide</w:t>
+      </w:r>
+    </w:p>
+    <w:p>
+      <w:pPr>
+        <w:pStyle w:val="FirstParagraph"/>
+      </w:pPr>
+      <w:r>
+        <w:t xml:space="preserve">See</w:t>
+      </w:r>
+      <w:r>
+        <w:t xml:space="preserve"> </w:t>
+      </w:r>
+      <w:hyperlink r:id="rId26">
+        <w:r>
+          <w:rPr>
+            <w:rStyle w:val="Hyperlink"/>
+          </w:rPr>
+          <w:t xml:space="preserve">TECH_LEARNING_PLAN.md</w:t>
+        </w:r>
+      </w:hyperlink>
+      <w:r>
+        <w:t xml:space="preserve">: correlation IDs on</w:t>
+      </w:r>
+      <w:r>
+        <w:t xml:space="preserve"> </w:t>
+      </w:r>
+      <w:r>
+        <w:t xml:space="preserve">events, cursor pagination, purge job for old rows.</w:t>
+      </w:r>
+    </w:p>
+    <w:p>
+      <w:r>
+        <w:pict>
+          <v:rect style="width:0;height:1.5pt" o:hralign="center" o:hrstd="t" o:hr="t"/>
+        </w:pict>
+      </w:r>
+    </w:p>
+    <w:bookmarkEnd w:id="27"/>
+    <w:bookmarkEnd w:id="28"/>
+    <w:bookmarkStart w:id="31" w:name="future-modification-guide"/>
+    <w:p>
+      <w:pPr>
+        <w:pStyle w:val="Heading1"/>
+      </w:pPr>
+      <w:r>
+        <w:t xml:space="preserve">Future Modification Guide</w:t>
+      </w:r>
+    </w:p>
+    <w:bookmarkStart w:id="29" w:name="Xf1e6b6377c042d4b5a1296b0ce9ce8c24fdb2ea"/>
+    <w:p>
+      <w:pPr>
+        <w:pStyle w:val="Heading3"/>
+      </w:pPr>
+      <w:r>
+        <w:t xml:space="preserve">Requirement: Add correlation id to every event</w:t>
+      </w:r>
+    </w:p>
+    <w:tbl>
+      <w:tblPr>
+        <w:tblStyle w:val="Table"/>
+        <w:tblW w:type="pct" w:w="4865"/>
+        <w:tblLayout w:type="fixed"/>
+        <w:tblLook w:firstRow="1" w:lastRow="0" w:firstColumn="0" w:lastColumn="0" w:noHBand="0" w:noVBand="0" w:val="0020"/>
+      </w:tblPr>
+      <w:tblGrid>
+        <w:gridCol w:w="963"/>
+        <w:gridCol w:w="6742"/>
+      </w:tblGrid>
+      <w:tr>
+        <w:trPr>
+          <w:tblHeader w:val="on"/>
+        </w:trPr>
+        <w:tc>
+          <w:tcPr/>
+          <w:p>
+            <w:pPr>
+              <w:pStyle w:val="Compact"/>
+              <w:jc w:val="left"/>
+            </w:pPr>
+            <w:r>
               <w:t xml:space="preserve">Item</w:t>
             </w:r>
           </w:p>
         </w:tc>
         <w:tc>
-          <w:tcPr>
-            <w:tcMar>
-              <w:top w:w="40" w:type="dxa"/>
-              <w:bottom w:w="40" w:type="dxa"/>
-              <w:left w:w="60" w:type="dxa"/>
-              <w:right w:w="60" w:type="dxa"/>
-            </w:tcMar>
-            <w:shd w:fill="1A365D" w:val="clear"/>
-          </w:tcPr>
+          <w:tcPr/>
           <w:p>
             <w:pPr>
               <w:pStyle w:val="Compact"/>
-              <w:spacing w:before="0" w:after="40" w:line="264" w:lineRule="auto"/>
               <w:jc w:val="left"/>
             </w:pPr>
             <w:r>
-              <w:rPr>
-                <w:rFonts w:ascii="Calibri" w:hAnsi="Calibri"/>
-                <w:b/>
-                <w:color w:val="FFFFFF"/>
-                <w:sz w:val="18"/>
-              </w:rPr>
               <w:t xml:space="preserve">Detail</w:t>
             </w:r>
           </w:p>
@@ -732,571 +2337,86 @@
       </w:tr>
       <w:tr>
         <w:tc>
-          <w:tcPr>
-            <w:tcMar>
-              <w:top w:w="40" w:type="dxa"/>
-              <w:bottom w:w="40" w:type="dxa"/>
-              <w:left w:w="60" w:type="dxa"/>
-              <w:right w:w="60" w:type="dxa"/>
-            </w:tcMar>
-          </w:tcPr>
+          <w:tcPr/>
           <w:p>
             <w:pPr>
               <w:pStyle w:val="Compact"/>
-              <w:spacing w:before="0" w:after="40" w:line="264" w:lineRule="auto"/>
               <w:jc w:val="left"/>
             </w:pPr>
             <w:r>
-              <w:rPr>
-                <w:rFonts w:ascii="Calibri" w:hAnsi="Calibri"/>
-                <w:sz w:val="18"/>
-              </w:rPr>
               <w:t xml:space="preserve">Files</w:t>
             </w:r>
           </w:p>
         </w:tc>
         <w:tc>
-          <w:tcPr>
-            <w:tcMar>
-              <w:top w:w="40" w:type="dxa"/>
-              <w:bottom w:w="40" w:type="dxa"/>
-              <w:left w:w="60" w:type="dxa"/>
-              <w:right w:w="60" w:type="dxa"/>
-            </w:tcMar>
-          </w:tcPr>
+          <w:tcPr/>
           <w:p>
             <w:pPr>
               <w:pStyle w:val="Compact"/>
-              <w:spacing w:before="0" w:after="40" w:line="264" w:lineRule="auto"/>
               <w:jc w:val="left"/>
             </w:pPr>
             <w:r>
-              <w:rPr>
-                <w:rFonts w:ascii="Calibri" w:hAnsi="Calibri"/>
-                <w:sz w:val="18"/>
-              </w:rPr>
-              <w:t xml:space="preserve">New</w:t>
+              <w:t xml:space="preserve">New filter +</w:t>
             </w:r>
             <w:r>
-              <w:rPr>
-                <w:rFonts w:ascii="Calibri" w:hAnsi="Calibri"/>
-                <w:sz w:val="18"/>
-              </w:rPr>
               <w:t xml:space="preserve"> </w:t>
             </w:r>
             <w:r>
               <w:rPr>
                 <w:rStyle w:val="VerbatimChar"/>
-                <w:rFonts w:ascii="Calibri" w:hAnsi="Calibri"/>
-                <w:sz w:val="18"/>
               </w:rPr>
-              <w:t xml:space="preserve">com/bankone/audit/**</w:t>
+              <w:t xml:space="preserve">AuditEventEntity.correlationId</w:t>
             </w:r>
             <w:r>
-              <w:rPr>
-                <w:rFonts w:ascii="Calibri" w:hAnsi="Calibri"/>
-                <w:sz w:val="18"/>
-              </w:rPr>
               <w:t xml:space="preserve">;</w:t>
             </w:r>
             <w:r>
-              <w:rPr>
-                <w:rFonts w:ascii="Calibri" w:hAnsi="Calibri"/>
-                <w:sz w:val="18"/>
-              </w:rPr>
               <w:t xml:space="preserve"> </w:t>
             </w:r>
             <w:r>
               <w:rPr>
                 <w:rStyle w:val="VerbatimChar"/>
-                <w:rFonts w:ascii="Calibri" w:hAnsi="Calibri"/>
-                <w:sz w:val="18"/>
               </w:rPr>
-              <w:t xml:space="preserve">AccountServiceImpl.java</w:t>
+              <w:t xml:space="preserve">AuditEventService.record</w:t>
             </w:r>
           </w:p>
         </w:tc>
       </w:tr>
       <w:tr>
         <w:tc>
-          <w:tcPr>
-            <w:tcMar>
-              <w:top w:w="40" w:type="dxa"/>
-              <w:bottom w:w="40" w:type="dxa"/>
-              <w:left w:w="60" w:type="dxa"/>
-              <w:right w:w="60" w:type="dxa"/>
-            </w:tcMar>
-          </w:tcPr>
+          <w:tcPr/>
           <w:p>
             <w:pPr>
               <w:pStyle w:val="Compact"/>
-              <w:spacing w:before="0" w:after="40" w:line="264" w:lineRule="auto"/>
               <w:jc w:val="left"/>
             </w:pPr>
             <w:r>
-              <w:rPr>
-                <w:rFonts w:ascii="Calibri" w:hAnsi="Calibri"/>
-                <w:sz w:val="18"/>
-              </w:rPr>
-              <w:t xml:space="preserve">Classes</w:t>
-            </w:r>
-          </w:p>
-        </w:tc>
-        <w:tc>
-          <w:tcPr>
-            <w:tcMar>
-              <w:top w:w="40" w:type="dxa"/>
-              <w:bottom w:w="40" w:type="dxa"/>
-              <w:left w:w="60" w:type="dxa"/>
-              <w:right w:w="60" w:type="dxa"/>
-            </w:tcMar>
-          </w:tcPr>
-          <w:p>
-            <w:pPr>
-              <w:pStyle w:val="Compact"/>
-              <w:spacing w:before="0" w:after="40" w:line="264" w:lineRule="auto"/>
-              <w:jc w:val="left"/>
-            </w:pPr>
-            <w:r>
-              <w:rPr>
-                <w:rStyle w:val="VerbatimChar"/>
-                <w:rFonts w:ascii="Calibri" w:hAnsi="Calibri"/>
-                <w:sz w:val="18"/>
-              </w:rPr>
-              <w:t xml:space="preserve">AuditService</w:t>
-            </w:r>
-            <w:r>
-              <w:rPr>
-                <w:rFonts w:ascii="Calibri" w:hAnsi="Calibri"/>
-                <w:sz w:val="18"/>
-              </w:rPr>
-              <w:t xml:space="preserve">,</w:t>
-            </w:r>
-            <w:r>
-              <w:rPr>
-                <w:rFonts w:ascii="Calibri" w:hAnsi="Calibri"/>
-                <w:sz w:val="18"/>
-              </w:rPr>
-              <w:t xml:space="preserve"> </w:t>
-            </w:r>
-            <w:r>
-              <w:rPr>
-                <w:rStyle w:val="VerbatimChar"/>
-                <w:rFonts w:ascii="Calibri" w:hAnsi="Calibri"/>
-                <w:sz w:val="18"/>
-              </w:rPr>
-              <w:t xml:space="preserve">AccountServiceImpl</w:t>
-            </w:r>
-          </w:p>
-        </w:tc>
-      </w:tr>
-      <w:tr>
-        <w:tc>
-          <w:tcPr>
-            <w:tcMar>
-              <w:top w:w="40" w:type="dxa"/>
-              <w:bottom w:w="40" w:type="dxa"/>
-              <w:left w:w="60" w:type="dxa"/>
-              <w:right w:w="60" w:type="dxa"/>
-            </w:tcMar>
-          </w:tcPr>
-          <w:p>
-            <w:pPr>
-              <w:pStyle w:val="Compact"/>
-              <w:spacing w:before="0" w:after="40" w:line="264" w:lineRule="auto"/>
-              <w:jc w:val="left"/>
-            </w:pPr>
-            <w:r>
-              <w:rPr>
-                <w:rFonts w:ascii="Calibri" w:hAnsi="Calibri"/>
-                <w:sz w:val="18"/>
-              </w:rPr>
-              <w:t xml:space="preserve">Methods</w:t>
-            </w:r>
-          </w:p>
-        </w:tc>
-        <w:tc>
-          <w:tcPr>
-            <w:tcMar>
-              <w:top w:w="40" w:type="dxa"/>
-              <w:bottom w:w="40" w:type="dxa"/>
-              <w:left w:w="60" w:type="dxa"/>
-              <w:right w:w="60" w:type="dxa"/>
-            </w:tcMar>
-          </w:tcPr>
-          <w:p>
-            <w:pPr>
-              <w:pStyle w:val="Compact"/>
-              <w:spacing w:before="0" w:after="40" w:line="264" w:lineRule="auto"/>
-              <w:jc w:val="left"/>
-            </w:pPr>
-            <w:r>
-              <w:rPr>
-                <w:rStyle w:val="VerbatimChar"/>
-                <w:rFonts w:ascii="Calibri" w:hAnsi="Calibri"/>
-                <w:sz w:val="18"/>
-              </w:rPr>
-              <w:t xml:space="preserve">deposit()</w:t>
-            </w:r>
-            <w:r>
-              <w:rPr>
-                <w:rFonts w:ascii="Calibri" w:hAnsi="Calibri"/>
-                <w:sz w:val="18"/>
-              </w:rPr>
-              <w:t xml:space="preserve"> </w:t>
-            </w:r>
-            <w:r>
-              <w:rPr>
-                <w:rFonts w:ascii="Calibri" w:hAnsi="Calibri"/>
-                <w:sz w:val="18"/>
-              </w:rPr>
-              <w:t xml:space="preserve">→</w:t>
-            </w:r>
-            <w:r>
-              <w:rPr>
-                <w:rFonts w:ascii="Calibri" w:hAnsi="Calibri"/>
-                <w:sz w:val="18"/>
-              </w:rPr>
-              <w:t xml:space="preserve"> </w:t>
-            </w:r>
-            <w:r>
-              <w:rPr>
-                <w:rStyle w:val="VerbatimChar"/>
-                <w:rFonts w:ascii="Calibri" w:hAnsi="Calibri"/>
-                <w:sz w:val="18"/>
-              </w:rPr>
-              <w:t xml:space="preserve">auditService.record("DEPOSIT", ...)</w:t>
-            </w:r>
-          </w:p>
-        </w:tc>
-      </w:tr>
-      <w:tr>
-        <w:tc>
-          <w:tcPr>
-            <w:tcMar>
-              <w:top w:w="40" w:type="dxa"/>
-              <w:bottom w:w="40" w:type="dxa"/>
-              <w:left w:w="60" w:type="dxa"/>
-              <w:right w:w="60" w:type="dxa"/>
-            </w:tcMar>
-          </w:tcPr>
-          <w:p>
-            <w:pPr>
-              <w:pStyle w:val="Compact"/>
-              <w:spacing w:before="0" w:after="40" w:line="264" w:lineRule="auto"/>
-              <w:jc w:val="left"/>
-            </w:pPr>
-            <w:r>
-              <w:rPr>
-                <w:rFonts w:ascii="Calibri" w:hAnsi="Calibri"/>
-                <w:sz w:val="18"/>
-              </w:rPr>
               <w:t xml:space="preserve">Impact</w:t>
             </w:r>
           </w:p>
         </w:tc>
         <w:tc>
-          <w:tcPr>
-            <w:tcMar>
-              <w:top w:w="40" w:type="dxa"/>
-              <w:bottom w:w="40" w:type="dxa"/>
-              <w:left w:w="60" w:type="dxa"/>
-              <w:right w:w="60" w:type="dxa"/>
-            </w:tcMar>
-          </w:tcPr>
+          <w:tcPr/>
           <w:p>
             <w:pPr>
               <w:pStyle w:val="Compact"/>
-              <w:spacing w:before="0" w:after="40" w:line="264" w:lineRule="auto"/>
               <w:jc w:val="left"/>
             </w:pPr>
             <w:r>
-              <w:rPr>
-                <w:rFonts w:ascii="Calibri" w:hAnsi="Calibri"/>
-                <w:sz w:val="18"/>
-              </w:rPr>
-              <w:t xml:space="preserve">Performance; storage; Reports overlap</w:t>
-            </w:r>
-            <w:r>
-              <w:rPr>
-                <w:rFonts w:ascii="Calibri" w:hAnsi="Calibri"/>
-                <w:sz w:val="18"/>
-              </w:rPr>
-              <w:t xml:space="preserve"> </w:t>
-            </w:r>
-            <w:r>
-              <w:rPr>
-                <w:rFonts w:ascii="Calibri" w:hAnsi="Calibri"/>
-                <w:sz w:val="18"/>
-              </w:rPr>
-              <w:t xml:space="preserve">with Transaction</w:t>
+              <w:t xml:space="preserve">Observability; optional Kafka header reuse</w:t>
             </w:r>
           </w:p>
         </w:tc>
       </w:tr>
     </w:tbl>
-    <w:bookmarkEnd w:id="24"/>
-    <w:bookmarkStart w:id="25" w:name="requirement-expose-audit-api"/>
+    <w:bookmarkEnd w:id="29"/>
+    <w:bookmarkStart w:id="30" w:name="call-hierarchy-live-deposit"/>
     <w:p>
       <w:pPr>
         <w:pStyle w:val="Heading3"/>
       </w:pPr>
       <w:r>
-        <w:t xml:space="preserve">Requirement: Expose audit API</w:t>
-      </w:r>
-    </w:p>
-    <w:tbl>
-      <w:tblPr>
-        <w:tblStyle w:val="Table"/>
-        <w:tblW w:type="pct" w:w="5000"/>
-        <w:tblLayout w:type="autofit"/>
-        <w:tblLook w:firstRow="1" w:lastRow="0" w:firstColumn="0" w:lastColumn="0" w:noHBand="0" w:noVBand="0" w:val="0020"/>
-        <w:tblBorders>
-          <w:top w:val="single" w:sz="4" w:space="0" w:color="CBD5E0"/>
-          <w:left w:val="single" w:sz="4" w:space="0" w:color="CBD5E0"/>
-          <w:bottom w:val="single" w:sz="4" w:space="0" w:color="CBD5E0"/>
-          <w:right w:val="single" w:sz="4" w:space="0" w:color="CBD5E0"/>
-          <w:insideH w:val="single" w:sz="4" w:space="0" w:color="CBD5E0"/>
-          <w:insideV w:val="single" w:sz="4" w:space="0" w:color="CBD5E0"/>
-        </w:tblBorders>
-      </w:tblPr>
-      <w:tblGrid>
-        <w:gridCol w:w="2860"/>
-        <w:gridCol w:w="3850"/>
-      </w:tblGrid>
-      <w:tr>
-        <w:trPr>
-          <w:tblHeader w:val="on"/>
-        </w:trPr>
-        <w:tc>
-          <w:tcPr>
-            <w:tcMar>
-              <w:top w:w="40" w:type="dxa"/>
-              <w:bottom w:w="40" w:type="dxa"/>
-              <w:left w:w="60" w:type="dxa"/>
-              <w:right w:w="60" w:type="dxa"/>
-            </w:tcMar>
-            <w:shd w:fill="1A365D" w:val="clear"/>
-          </w:tcPr>
-          <w:p>
-            <w:pPr>
-              <w:pStyle w:val="Compact"/>
-              <w:spacing w:before="0" w:after="40" w:line="264" w:lineRule="auto"/>
-              <w:jc w:val="left"/>
-            </w:pPr>
-            <w:r>
-              <w:rPr>
-                <w:rFonts w:ascii="Calibri" w:hAnsi="Calibri"/>
-                <w:b/>
-                <w:color w:val="FFFFFF"/>
-                <w:sz w:val="18"/>
-              </w:rPr>
-              <w:t xml:space="preserve">Item</w:t>
-            </w:r>
-          </w:p>
-        </w:tc>
-        <w:tc>
-          <w:tcPr>
-            <w:tcMar>
-              <w:top w:w="40" w:type="dxa"/>
-              <w:bottom w:w="40" w:type="dxa"/>
-              <w:left w:w="60" w:type="dxa"/>
-              <w:right w:w="60" w:type="dxa"/>
-            </w:tcMar>
-            <w:shd w:fill="1A365D" w:val="clear"/>
-          </w:tcPr>
-          <w:p>
-            <w:pPr>
-              <w:pStyle w:val="Compact"/>
-              <w:spacing w:before="0" w:after="40" w:line="264" w:lineRule="auto"/>
-              <w:jc w:val="left"/>
-            </w:pPr>
-            <w:r>
-              <w:rPr>
-                <w:rFonts w:ascii="Calibri" w:hAnsi="Calibri"/>
-                <w:b/>
-                <w:color w:val="FFFFFF"/>
-                <w:sz w:val="18"/>
-              </w:rPr>
-              <w:t xml:space="preserve">Detail</w:t>
-            </w:r>
-          </w:p>
-        </w:tc>
-      </w:tr>
-      <w:tr>
-        <w:tc>
-          <w:tcPr>
-            <w:tcMar>
-              <w:top w:w="40" w:type="dxa"/>
-              <w:bottom w:w="40" w:type="dxa"/>
-              <w:left w:w="60" w:type="dxa"/>
-              <w:right w:w="60" w:type="dxa"/>
-            </w:tcMar>
-          </w:tcPr>
-          <w:p>
-            <w:pPr>
-              <w:pStyle w:val="Compact"/>
-              <w:spacing w:before="0" w:after="40" w:line="264" w:lineRule="auto"/>
-              <w:jc w:val="left"/>
-            </w:pPr>
-            <w:r>
-              <w:rPr>
-                <w:rFonts w:ascii="Calibri" w:hAnsi="Calibri"/>
-                <w:sz w:val="18"/>
-              </w:rPr>
-              <w:t xml:space="preserve">Files</w:t>
-            </w:r>
-          </w:p>
-        </w:tc>
-        <w:tc>
-          <w:tcPr>
-            <w:tcMar>
-              <w:top w:w="40" w:type="dxa"/>
-              <w:bottom w:w="40" w:type="dxa"/>
-              <w:left w:w="60" w:type="dxa"/>
-              <w:right w:w="60" w:type="dxa"/>
-            </w:tcMar>
-          </w:tcPr>
-          <w:p>
-            <w:pPr>
-              <w:pStyle w:val="Compact"/>
-              <w:spacing w:before="0" w:after="40" w:line="264" w:lineRule="auto"/>
-              <w:jc w:val="left"/>
-            </w:pPr>
-            <w:r>
-              <w:rPr>
-                <w:rStyle w:val="VerbatimChar"/>
-                <w:rFonts w:ascii="Calibri" w:hAnsi="Calibri"/>
-                <w:sz w:val="18"/>
-              </w:rPr>
-              <w:t xml:space="preserve">AuditController</w:t>
-            </w:r>
-            <w:r>
-              <w:rPr>
-                <w:rFonts w:ascii="Calibri" w:hAnsi="Calibri"/>
-                <w:sz w:val="18"/>
-              </w:rPr>
-              <w:t xml:space="preserve">,</w:t>
-            </w:r>
-            <w:r>
-              <w:rPr>
-                <w:rFonts w:ascii="Calibri" w:hAnsi="Calibri"/>
-                <w:sz w:val="18"/>
-              </w:rPr>
-              <w:t xml:space="preserve"> </w:t>
-            </w:r>
-            <w:r>
-              <w:rPr>
-                <w:rStyle w:val="VerbatimChar"/>
-                <w:rFonts w:ascii="Calibri" w:hAnsi="Calibri"/>
-                <w:sz w:val="18"/>
-              </w:rPr>
-              <w:t xml:space="preserve">SecurityConfig</w:t>
-            </w:r>
-            <w:r>
-              <w:rPr>
-                <w:rFonts w:ascii="Calibri" w:hAnsi="Calibri"/>
-                <w:sz w:val="18"/>
-              </w:rPr>
-              <w:t xml:space="preserve"> </w:t>
-            </w:r>
-            <w:r>
-              <w:rPr>
-                <w:rFonts w:ascii="Calibri" w:hAnsi="Calibri"/>
-                <w:sz w:val="18"/>
-              </w:rPr>
-              <w:t xml:space="preserve">(AUDITOR),</w:t>
-            </w:r>
-            <w:r>
-              <w:rPr>
-                <w:rFonts w:ascii="Calibri" w:hAnsi="Calibri"/>
-                <w:sz w:val="18"/>
-              </w:rPr>
-              <w:t xml:space="preserve"> </w:t>
-            </w:r>
-            <w:r>
-              <w:rPr>
-                <w:rFonts w:ascii="Calibri" w:hAnsi="Calibri"/>
-                <w:sz w:val="18"/>
-              </w:rPr>
-              <w:t xml:space="preserve">Angular reports/audit UI</w:t>
-            </w:r>
-          </w:p>
-        </w:tc>
-      </w:tr>
-      <w:tr>
-        <w:tc>
-          <w:tcPr>
-            <w:tcMar>
-              <w:top w:w="40" w:type="dxa"/>
-              <w:bottom w:w="40" w:type="dxa"/>
-              <w:left w:w="60" w:type="dxa"/>
-              <w:right w:w="60" w:type="dxa"/>
-            </w:tcMar>
-          </w:tcPr>
-          <w:p>
-            <w:pPr>
-              <w:pStyle w:val="Compact"/>
-              <w:spacing w:before="0" w:after="40" w:line="264" w:lineRule="auto"/>
-              <w:jc w:val="left"/>
-            </w:pPr>
-            <w:r>
-              <w:rPr>
-                <w:rFonts w:ascii="Calibri" w:hAnsi="Calibri"/>
-                <w:sz w:val="18"/>
-              </w:rPr>
-              <w:t xml:space="preserve">Impact</w:t>
-            </w:r>
-          </w:p>
-        </w:tc>
-        <w:tc>
-          <w:tcPr>
-            <w:tcMar>
-              <w:top w:w="40" w:type="dxa"/>
-              <w:bottom w:w="40" w:type="dxa"/>
-              <w:left w:w="60" w:type="dxa"/>
-              <w:right w:w="60" w:type="dxa"/>
-            </w:tcMar>
-          </w:tcPr>
-          <w:p>
-            <w:pPr>
-              <w:pStyle w:val="Compact"/>
-              <w:spacing w:before="0" w:after="40" w:line="264" w:lineRule="auto"/>
-              <w:jc w:val="left"/>
-            </w:pPr>
-            <w:r>
-              <w:rPr>
-                <w:rFonts w:ascii="Calibri" w:hAnsi="Calibri"/>
-                <w:sz w:val="18"/>
-              </w:rPr>
-              <w:t xml:space="preserve">Activate AUDITOR role currently</w:t>
-            </w:r>
-            <w:r>
-              <w:rPr>
-                <w:rFonts w:ascii="Calibri" w:hAnsi="Calibri"/>
-                <w:sz w:val="18"/>
-              </w:rPr>
-              <w:t xml:space="preserve"> </w:t>
-            </w:r>
-            <w:r>
-              <w:rPr>
-                <w:rFonts w:ascii="Calibri" w:hAnsi="Calibri"/>
-                <w:sz w:val="18"/>
-              </w:rPr>
-              <w:t xml:space="preserve">seeded but unused</w:t>
-            </w:r>
-          </w:p>
-        </w:tc>
-      </w:tr>
-    </w:tbl>
-    <w:bookmarkEnd w:id="25"/>
-    <w:bookmarkStart w:id="26" w:name="call-hierarchy-target"/>
-    <w:p>
-      <w:pPr>
-        <w:pStyle w:val="Heading3"/>
-      </w:pPr>
-      <w:r>
-        <w:t xml:space="preserve">Call hierarchy (target)</w:t>
+        <w:t xml:space="preserve">Call hierarchy (live deposit)</w:t>
       </w:r>
     </w:p>
     <w:p>
@@ -1325,7 +2445,7 @@
         <w:rPr>
           <w:rStyle w:val="VerbatimChar"/>
         </w:rPr>
-        <w:t xml:space="preserve">AuditService.log()</w:t>
+        <w:t xml:space="preserve">AuditEventService.record(ACCOUNT, ACCOUNT_DEPOSIT, ...)</w:t>
       </w:r>
       <w:r>
         <w:br/>
@@ -1343,11 +2463,11 @@
         <w:rPr>
           <w:rStyle w:val="VerbatimChar"/>
         </w:rPr>
-        <w:t xml:space="preserve">AuditRepository.save()</w:t>
+        <w:t xml:space="preserve">AuditEventRepository.save()</w:t>
       </w:r>
     </w:p>
-    <w:bookmarkEnd w:id="26"/>
-    <w:bookmarkEnd w:id="27"/>
+    <w:bookmarkEnd w:id="30"/>
+    <w:bookmarkEnd w:id="31"/>
     <w:sectPr>
       <w:pgSz w:h="16838" w:w="11906"/>
       <w:pgMar w:bottom="1134" w:footer="720" w:gutter="0" w:header="720" w:left="1247" w:right="1247" w:top="1134"/>
@@ -1624,6 +2744,91 @@
     <w:lvl w:ilvl="8">
       <w:numFmt w:val="bullet"/>
       <w:lvlText w:val=" "/>
+      <w:lvlJc w:val="left"/>
+      <w:pPr>
+        <w:ind w:left="6480" w:hanging="360"/>
+      </w:pPr>
+    </w:lvl>
+  </w:abstractNum>
+  <w:abstractNum w:abstractNumId="99411">
+    <w:nsid w:val="00A99411"/>
+    <w:multiLevelType w:val="multilevel"/>
+    <w:lvl w:ilvl="0">
+      <w:start w:val="1"/>
+      <w:numFmt w:val="decimal"/>
+      <w:lvlText w:val="%1."/>
+      <w:lvlJc w:val="left"/>
+      <w:pPr>
+        <w:ind w:left="720" w:hanging="360"/>
+      </w:pPr>
+    </w:lvl>
+    <w:lvl w:ilvl="1">
+      <w:start w:val="1"/>
+      <w:numFmt w:val="decimal"/>
+      <w:lvlText w:val="%2."/>
+      <w:lvlJc w:val="left"/>
+      <w:pPr>
+        <w:ind w:left="1440" w:hanging="360"/>
+      </w:pPr>
+    </w:lvl>
+    <w:lvl w:ilvl="2">
+      <w:start w:val="1"/>
+      <w:numFmt w:val="decimal"/>
+      <w:lvlText w:val="%3."/>
+      <w:lvlJc w:val="left"/>
+      <w:pPr>
+        <w:ind w:left="2160" w:hanging="360"/>
+      </w:pPr>
+    </w:lvl>
+    <w:lvl w:ilvl="3">
+      <w:start w:val="1"/>
+      <w:numFmt w:val="decimal"/>
+      <w:lvlText w:val="%4."/>
+      <w:lvlJc w:val="left"/>
+      <w:pPr>
+        <w:ind w:left="2880" w:hanging="360"/>
+      </w:pPr>
+    </w:lvl>
+    <w:lvl w:ilvl="4">
+      <w:start w:val="1"/>
+      <w:numFmt w:val="decimal"/>
+      <w:lvlText w:val="%5."/>
+      <w:lvlJc w:val="left"/>
+      <w:pPr>
+        <w:ind w:left="3600" w:hanging="360"/>
+      </w:pPr>
+    </w:lvl>
+    <w:lvl w:ilvl="5">
+      <w:start w:val="1"/>
+      <w:numFmt w:val="decimal"/>
+      <w:lvlText w:val="%6."/>
+      <w:lvlJc w:val="left"/>
+      <w:pPr>
+        <w:ind w:left="4320" w:hanging="360"/>
+      </w:pPr>
+    </w:lvl>
+    <w:lvl w:ilvl="6">
+      <w:start w:val="1"/>
+      <w:numFmt w:val="decimal"/>
+      <w:lvlText w:val="%7."/>
+      <w:lvlJc w:val="left"/>
+      <w:pPr>
+        <w:ind w:left="5040" w:hanging="360"/>
+      </w:pPr>
+    </w:lvl>
+    <w:lvl w:ilvl="7">
+      <w:start w:val="1"/>
+      <w:numFmt w:val="decimal"/>
+      <w:lvlText w:val="%8."/>
+      <w:lvlJc w:val="left"/>
+      <w:pPr>
+        <w:ind w:left="5760" w:hanging="360"/>
+      </w:pPr>
+    </w:lvl>
+    <w:lvl w:ilvl="8">
+      <w:start w:val="1"/>
+      <w:numFmt w:val="decimal"/>
+      <w:lvlText w:val="%9."/>
       <w:lvlJc w:val="left"/>
       <w:pPr>
         <w:ind w:left="6480" w:hanging="360"/>
@@ -1764,6 +2969,69 @@
     <w:abstractNumId w:val="990"/>
   </w:num>
   <w:num w:numId="1001">
+    <w:abstractNumId w:val="99411"/>
+    <w:lvlOverride w:ilvl="0">
+      <w:startOverride w:val="1"/>
+    </w:lvlOverride>
+    <w:lvlOverride w:ilvl="1">
+      <w:startOverride w:val="1"/>
+    </w:lvlOverride>
+    <w:lvlOverride w:ilvl="2">
+      <w:startOverride w:val="1"/>
+    </w:lvlOverride>
+    <w:lvlOverride w:ilvl="3">
+      <w:startOverride w:val="1"/>
+    </w:lvlOverride>
+    <w:lvlOverride w:ilvl="4">
+      <w:startOverride w:val="1"/>
+    </w:lvlOverride>
+    <w:lvlOverride w:ilvl="5">
+      <w:startOverride w:val="1"/>
+    </w:lvlOverride>
+    <w:lvlOverride w:ilvl="6">
+      <w:startOverride w:val="1"/>
+    </w:lvlOverride>
+    <w:lvlOverride w:ilvl="7">
+      <w:startOverride w:val="1"/>
+    </w:lvlOverride>
+    <w:lvlOverride w:ilvl="8">
+      <w:startOverride w:val="1"/>
+    </w:lvlOverride>
+  </w:num>
+  <w:num w:numId="1002">
+    <w:abstractNumId w:val="99411"/>
+    <w:lvlOverride w:ilvl="0">
+      <w:startOverride w:val="1"/>
+    </w:lvlOverride>
+    <w:lvlOverride w:ilvl="1">
+      <w:startOverride w:val="1"/>
+    </w:lvlOverride>
+    <w:lvlOverride w:ilvl="2">
+      <w:startOverride w:val="1"/>
+    </w:lvlOverride>
+    <w:lvlOverride w:ilvl="3">
+      <w:startOverride w:val="1"/>
+    </w:lvlOverride>
+    <w:lvlOverride w:ilvl="4">
+      <w:startOverride w:val="1"/>
+    </w:lvlOverride>
+    <w:lvlOverride w:ilvl="5">
+      <w:startOverride w:val="1"/>
+    </w:lvlOverride>
+    <w:lvlOverride w:ilvl="6">
+      <w:startOverride w:val="1"/>
+    </w:lvlOverride>
+    <w:lvlOverride w:ilvl="7">
+      <w:startOverride w:val="1"/>
+    </w:lvlOverride>
+    <w:lvlOverride w:ilvl="8">
+      <w:startOverride w:val="1"/>
+    </w:lvlOverride>
+  </w:num>
+  <w:num w:numId="1003">
+    <w:abstractNumId w:val="991"/>
+  </w:num>
+  <w:num w:numId="1004">
     <w:abstractNumId w:val="991"/>
   </w:num>
 </w:numbering>

--- a/docs/MODULES/Audit.docx
+++ b/docs/MODULES/Audit.docx
@@ -31,6 +31,8 @@
     <w:p>
       <w:pPr>
         <w:pStyle w:val="FirstParagraph"/>
+        <w:spacing w:after="160" w:line="276" w:lineRule="auto"/>
+        <w:jc w:val="left"/>
       </w:pPr>
       <w:r>
         <w:t xml:space="preserve">Staff</w:t>
@@ -59,6 +61,8 @@
           <w:ilvl w:val="0"/>
           <w:numId w:val="1001"/>
         </w:numPr>
+        <w:spacing w:after="160" w:line="276" w:lineRule="auto"/>
+        <w:jc w:val="left"/>
       </w:pPr>
       <w:r>
         <w:rPr>
@@ -96,6 +100,8 @@
           <w:ilvl w:val="0"/>
           <w:numId w:val="1001"/>
         </w:numPr>
+        <w:spacing w:after="160" w:line="276" w:lineRule="auto"/>
+        <w:jc w:val="left"/>
       </w:pPr>
       <w:r>
         <w:rPr>
@@ -124,6 +130,8 @@
           <w:ilvl w:val="0"/>
           <w:numId w:val="1001"/>
         </w:numPr>
+        <w:spacing w:after="160" w:line="276" w:lineRule="auto"/>
+        <w:jc w:val="left"/>
       </w:pPr>
       <w:r>
         <w:rPr>
@@ -148,6 +156,8 @@
     <w:p>
       <w:pPr>
         <w:pStyle w:val="FirstParagraph"/>
+        <w:spacing w:after="160" w:line="276" w:lineRule="auto"/>
+        <w:jc w:val="left"/>
       </w:pPr>
       <w:r>
         <w:t xml:space="preserve">Login/logout</w:t>
@@ -218,6 +228,8 @@
     <w:p>
       <w:pPr>
         <w:pStyle w:val="FirstParagraph"/>
+        <w:spacing w:after="160" w:line="276" w:lineRule="auto"/>
+        <w:jc w:val="left"/>
       </w:pPr>
       <w:r>
         <w:t xml:space="preserve">Compliance and investigation: who did what, on which target, when.</w:t>
@@ -262,6 +274,8 @@
           <w:ilvl w:val="0"/>
           <w:numId w:val="1002"/>
         </w:numPr>
+        <w:spacing w:after="160" w:line="276" w:lineRule="auto"/>
+        <w:jc w:val="left"/>
       </w:pPr>
       <w:r>
         <w:t xml:space="preserve">Login as ADMIN, MANAGER, or AUDITOR.</w:t>
@@ -274,6 +288,8 @@
           <w:ilvl w:val="0"/>
           <w:numId w:val="1002"/>
         </w:numPr>
+        <w:spacing w:after="160" w:line="276" w:lineRule="auto"/>
+        <w:jc w:val="left"/>
       </w:pPr>
       <w:r>
         <w:t xml:space="preserve">Sidebar →</w:t>
@@ -299,6 +315,8 @@
           <w:ilvl w:val="0"/>
           <w:numId w:val="1002"/>
         </w:numPr>
+        <w:spacing w:after="160" w:line="276" w:lineRule="auto"/>
+        <w:jc w:val="left"/>
       </w:pPr>
       <w:r>
         <w:t xml:space="preserve">Filter by category tabs (All, Login/Logout, Customer, Account, …) and</w:t>
@@ -317,6 +335,8 @@
           <w:ilvl w:val="0"/>
           <w:numId w:val="1002"/>
         </w:numPr>
+        <w:spacing w:after="160" w:line="276" w:lineRule="auto"/>
+        <w:jc w:val="left"/>
       </w:pPr>
       <w:r>
         <w:rPr>
@@ -339,6 +359,8 @@
           <w:ilvl w:val="0"/>
           <w:numId w:val="1002"/>
         </w:numPr>
+        <w:spacing w:after="160" w:line="276" w:lineRule="auto"/>
+        <w:jc w:val="left"/>
       </w:pPr>
       <w:r>
         <w:t xml:space="preserve">Admin may click</w:t>
@@ -557,6 +579,8 @@
     <w:p>
       <w:pPr>
         <w:pStyle w:val="FirstParagraph"/>
+        <w:spacing w:after="160" w:line="276" w:lineRule="auto"/>
+        <w:jc w:val="left"/>
       </w:pPr>
       <w:r>
         <w:t xml:space="preserve">Entity:</w:t>
@@ -574,9 +598,17 @@
     <w:tbl>
       <w:tblPr>
         <w:tblStyle w:val="Table"/>
-        <w:tblW w:type="pct" w:w="4865"/>
-        <w:tblLayout w:type="fixed"/>
+        <w:tblW w:type="pct" w:w="5000"/>
+        <w:tblLayout w:type="autofit"/>
         <w:tblLook w:firstRow="1" w:lastRow="0" w:firstColumn="0" w:lastColumn="0" w:noHBand="0" w:noVBand="0" w:val="0020"/>
+        <w:tblBorders>
+          <w:top w:val="single" w:sz="4" w:space="0" w:color="CBD5E0"/>
+          <w:left w:val="single" w:sz="4" w:space="0" w:color="CBD5E0"/>
+          <w:bottom w:val="single" w:sz="4" w:space="0" w:color="CBD5E0"/>
+          <w:right w:val="single" w:sz="4" w:space="0" w:color="CBD5E0"/>
+          <w:insideH w:val="single" w:sz="4" w:space="0" w:color="CBD5E0"/>
+          <w:insideV w:val="single" w:sz="4" w:space="0" w:color="CBD5E0"/>
+        </w:tblBorders>
       </w:tblPr>
       <w:tblGrid>
         <w:gridCol w:w="2140"/>
@@ -587,25 +619,67 @@
           <w:tblHeader w:val="on"/>
         </w:trPr>
         <w:tc>
-          <w:tcPr/>
+          <w:tcPr>
+            <w:tcMar>
+              <w:top w:w="40" w:type="dxa"/>
+              <w:bottom w:w="40" w:type="dxa"/>
+              <w:left w:w="60" w:type="dxa"/>
+              <w:right w:w="60" w:type="dxa"/>
+            </w:tcMar>
+            <w:shd w:fill="1A365D" w:val="clear"/>
+            <w:tcMar>
+              <w:top w:w="40" w:type="dxa"/>
+              <w:bottom w:w="40" w:type="dxa"/>
+              <w:left w:w="60" w:type="dxa"/>
+              <w:right w:w="60" w:type="dxa"/>
+            </w:tcMar>
+          </w:tcPr>
           <w:p>
             <w:pPr>
               <w:pStyle w:val="Compact"/>
+              <w:spacing w:before="0" w:after="40" w:line="264" w:lineRule="auto"/>
               <w:jc w:val="left"/>
             </w:pPr>
             <w:r>
+              <w:rPr>
+                <w:rFonts w:ascii="Calibri" w:hAnsi="Calibri"/>
+                <w:b/>
+                <w:color w:val="FFFFFF"/>
+                <w:sz w:val="18"/>
+              </w:rPr>
               <w:t xml:space="preserve">Column</w:t>
             </w:r>
           </w:p>
         </w:tc>
         <w:tc>
-          <w:tcPr/>
+          <w:tcPr>
+            <w:tcMar>
+              <w:top w:w="40" w:type="dxa"/>
+              <w:bottom w:w="40" w:type="dxa"/>
+              <w:left w:w="60" w:type="dxa"/>
+              <w:right w:w="60" w:type="dxa"/>
+            </w:tcMar>
+            <w:shd w:fill="1A365D" w:val="clear"/>
+            <w:tcMar>
+              <w:top w:w="40" w:type="dxa"/>
+              <w:bottom w:w="40" w:type="dxa"/>
+              <w:left w:w="60" w:type="dxa"/>
+              <w:right w:w="60" w:type="dxa"/>
+            </w:tcMar>
+          </w:tcPr>
           <w:p>
             <w:pPr>
               <w:pStyle w:val="Compact"/>
+              <w:spacing w:before="0" w:after="40" w:line="264" w:lineRule="auto"/>
               <w:jc w:val="left"/>
             </w:pPr>
             <w:r>
+              <w:rPr>
+                <w:rFonts w:ascii="Calibri" w:hAnsi="Calibri"/>
+                <w:b/>
+                <w:color w:val="FFFFFF"/>
+                <w:sz w:val="18"/>
+              </w:rPr>
               <w:t xml:space="preserve">Notes</w:t>
             </w:r>
           </w:p>
@@ -613,28 +687,62 @@
       </w:tr>
       <w:tr>
         <w:tc>
-          <w:tcPr/>
+          <w:tcPr>
+            <w:tcMar>
+              <w:top w:w="40" w:type="dxa"/>
+              <w:bottom w:w="40" w:type="dxa"/>
+              <w:left w:w="60" w:type="dxa"/>
+              <w:right w:w="60" w:type="dxa"/>
+            </w:tcMar>
+            <w:tcMar>
+              <w:top w:w="40" w:type="dxa"/>
+              <w:bottom w:w="40" w:type="dxa"/>
+              <w:left w:w="60" w:type="dxa"/>
+              <w:right w:w="60" w:type="dxa"/>
+            </w:tcMar>
+          </w:tcPr>
           <w:p>
             <w:pPr>
               <w:pStyle w:val="Compact"/>
+              <w:spacing w:before="0" w:after="40" w:line="264" w:lineRule="auto"/>
               <w:jc w:val="left"/>
             </w:pPr>
             <w:r>
               <w:rPr>
                 <w:rStyle w:val="VerbatimChar"/>
+                <w:rFonts w:ascii="Calibri" w:hAnsi="Calibri"/>
+                <w:sz w:val="18"/>
               </w:rPr>
               <w:t xml:space="preserve">id</w:t>
             </w:r>
           </w:p>
         </w:tc>
         <w:tc>
-          <w:tcPr/>
+          <w:tcPr>
+            <w:tcMar>
+              <w:top w:w="40" w:type="dxa"/>
+              <w:bottom w:w="40" w:type="dxa"/>
+              <w:left w:w="60" w:type="dxa"/>
+              <w:right w:w="60" w:type="dxa"/>
+            </w:tcMar>
+            <w:tcMar>
+              <w:top w:w="40" w:type="dxa"/>
+              <w:bottom w:w="40" w:type="dxa"/>
+              <w:left w:w="60" w:type="dxa"/>
+              <w:right w:w="60" w:type="dxa"/>
+            </w:tcMar>
+          </w:tcPr>
           <w:p>
             <w:pPr>
               <w:pStyle w:val="Compact"/>
+              <w:spacing w:before="0" w:after="40" w:line="264" w:lineRule="auto"/>
               <w:jc w:val="left"/>
             </w:pPr>
             <w:r>
+              <w:rPr>
+                <w:rFonts w:ascii="Calibri" w:hAnsi="Calibri"/>
+                <w:sz w:val="18"/>
+              </w:rPr>
               <w:t xml:space="preserve">PK</w:t>
             </w:r>
           </w:p>
@@ -642,34 +750,76 @@
       </w:tr>
       <w:tr>
         <w:tc>
-          <w:tcPr/>
+          <w:tcPr>
+            <w:tcMar>
+              <w:top w:w="40" w:type="dxa"/>
+              <w:bottom w:w="40" w:type="dxa"/>
+              <w:left w:w="60" w:type="dxa"/>
+              <w:right w:w="60" w:type="dxa"/>
+            </w:tcMar>
+            <w:tcMar>
+              <w:top w:w="40" w:type="dxa"/>
+              <w:bottom w:w="40" w:type="dxa"/>
+              <w:left w:w="60" w:type="dxa"/>
+              <w:right w:w="60" w:type="dxa"/>
+            </w:tcMar>
+          </w:tcPr>
           <w:p>
             <w:pPr>
               <w:pStyle w:val="Compact"/>
+              <w:spacing w:before="0" w:after="40" w:line="264" w:lineRule="auto"/>
               <w:jc w:val="left"/>
             </w:pPr>
             <w:r>
               <w:rPr>
                 <w:rStyle w:val="VerbatimChar"/>
+                <w:rFonts w:ascii="Calibri" w:hAnsi="Calibri"/>
+                <w:sz w:val="18"/>
               </w:rPr>
               <w:t xml:space="preserve">category</w:t>
             </w:r>
           </w:p>
         </w:tc>
         <w:tc>
-          <w:tcPr/>
+          <w:tcPr>
+            <w:tcMar>
+              <w:top w:w="40" w:type="dxa"/>
+              <w:bottom w:w="40" w:type="dxa"/>
+              <w:left w:w="60" w:type="dxa"/>
+              <w:right w:w="60" w:type="dxa"/>
+            </w:tcMar>
+            <w:tcMar>
+              <w:top w:w="40" w:type="dxa"/>
+              <w:bottom w:w="40" w:type="dxa"/>
+              <w:left w:w="60" w:type="dxa"/>
+              <w:right w:w="60" w:type="dxa"/>
+            </w:tcMar>
+          </w:tcPr>
           <w:p>
             <w:pPr>
               <w:pStyle w:val="Compact"/>
+              <w:spacing w:before="0" w:after="40" w:line="264" w:lineRule="auto"/>
               <w:jc w:val="left"/>
             </w:pPr>
             <w:r>
+              <w:rPr>
+                <w:rFonts w:ascii="Calibri" w:hAnsi="Calibri"/>
+                <w:sz w:val="18"/>
+              </w:rPr>
               <w:t xml:space="preserve">Enum string: AUTH, CUSTOMER, ACCOUNT, TRANSFER,</w:t>
             </w:r>
             <w:r>
+              <w:rPr>
+                <w:rFonts w:ascii="Calibri" w:hAnsi="Calibri"/>
+                <w:sz w:val="18"/>
+              </w:rPr>
               <w:t xml:space="preserve"> </w:t>
             </w:r>
             <w:r>
+              <w:rPr>
+                <w:rFonts w:ascii="Calibri" w:hAnsi="Calibri"/>
+                <w:sz w:val="18"/>
+              </w:rPr>
               <w:t xml:space="preserve">STAFF, ROLE, POLICY, PORTAL</w:t>
             </w:r>
           </w:p>
@@ -677,43 +827,91 @@
       </w:tr>
       <w:tr>
         <w:tc>
-          <w:tcPr/>
+          <w:tcPr>
+            <w:tcMar>
+              <w:top w:w="40" w:type="dxa"/>
+              <w:bottom w:w="40" w:type="dxa"/>
+              <w:left w:w="60" w:type="dxa"/>
+              <w:right w:w="60" w:type="dxa"/>
+            </w:tcMar>
+            <w:tcMar>
+              <w:top w:w="40" w:type="dxa"/>
+              <w:bottom w:w="40" w:type="dxa"/>
+              <w:left w:w="60" w:type="dxa"/>
+              <w:right w:w="60" w:type="dxa"/>
+            </w:tcMar>
+          </w:tcPr>
           <w:p>
             <w:pPr>
               <w:pStyle w:val="Compact"/>
+              <w:spacing w:before="0" w:after="40" w:line="264" w:lineRule="auto"/>
               <w:jc w:val="left"/>
             </w:pPr>
             <w:r>
               <w:rPr>
                 <w:rStyle w:val="VerbatimChar"/>
+                <w:rFonts w:ascii="Calibri" w:hAnsi="Calibri"/>
+                <w:sz w:val="18"/>
               </w:rPr>
               <w:t xml:space="preserve">action</w:t>
             </w:r>
           </w:p>
         </w:tc>
         <w:tc>
-          <w:tcPr/>
+          <w:tcPr>
+            <w:tcMar>
+              <w:top w:w="40" w:type="dxa"/>
+              <w:bottom w:w="40" w:type="dxa"/>
+              <w:left w:w="60" w:type="dxa"/>
+              <w:right w:w="60" w:type="dxa"/>
+            </w:tcMar>
+            <w:tcMar>
+              <w:top w:w="40" w:type="dxa"/>
+              <w:bottom w:w="40" w:type="dxa"/>
+              <w:left w:w="60" w:type="dxa"/>
+              <w:right w:w="60" w:type="dxa"/>
+            </w:tcMar>
+          </w:tcPr>
           <w:p>
             <w:pPr>
               <w:pStyle w:val="Compact"/>
+              <w:spacing w:before="0" w:after="40" w:line="264" w:lineRule="auto"/>
               <w:jc w:val="left"/>
             </w:pPr>
             <w:r>
+              <w:rPr>
+                <w:rFonts w:ascii="Calibri" w:hAnsi="Calibri"/>
+                <w:sz w:val="18"/>
+              </w:rPr>
               <w:t xml:space="preserve">Stable code (</w:t>
             </w:r>
             <w:r>
               <w:rPr>
                 <w:rStyle w:val="VerbatimChar"/>
+                <w:rFonts w:ascii="Calibri" w:hAnsi="Calibri"/>
+                <w:sz w:val="18"/>
               </w:rPr>
               <w:t xml:space="preserve">AuditAction</w:t>
             </w:r>
             <w:r>
+              <w:rPr>
+                <w:rFonts w:ascii="Calibri" w:hAnsi="Calibri"/>
+                <w:sz w:val="18"/>
+              </w:rPr>
               <w:t xml:space="preserve">), e.g. LOGIN,</w:t>
             </w:r>
             <w:r>
+              <w:rPr>
+                <w:rFonts w:ascii="Calibri" w:hAnsi="Calibri"/>
+                <w:sz w:val="18"/>
+              </w:rPr>
               <w:t xml:space="preserve"> </w:t>
             </w:r>
             <w:r>
+              <w:rPr>
+                <w:rFonts w:ascii="Calibri" w:hAnsi="Calibri"/>
+                <w:sz w:val="18"/>
+              </w:rPr>
               <w:t xml:space="preserve">ACCOUNT_DEPOSIT, TRANSFER_APPROVED</w:t>
             </w:r>
           </w:p>
@@ -721,34 +919,76 @@
       </w:tr>
       <w:tr>
         <w:tc>
-          <w:tcPr/>
+          <w:tcPr>
+            <w:tcMar>
+              <w:top w:w="40" w:type="dxa"/>
+              <w:bottom w:w="40" w:type="dxa"/>
+              <w:left w:w="60" w:type="dxa"/>
+              <w:right w:w="60" w:type="dxa"/>
+            </w:tcMar>
+            <w:tcMar>
+              <w:top w:w="40" w:type="dxa"/>
+              <w:bottom w:w="40" w:type="dxa"/>
+              <w:left w:w="60" w:type="dxa"/>
+              <w:right w:w="60" w:type="dxa"/>
+            </w:tcMar>
+          </w:tcPr>
           <w:p>
             <w:pPr>
               <w:pStyle w:val="Compact"/>
+              <w:spacing w:before="0" w:after="40" w:line="264" w:lineRule="auto"/>
               <w:jc w:val="left"/>
             </w:pPr>
             <w:r>
               <w:rPr>
                 <w:rStyle w:val="VerbatimChar"/>
+                <w:rFonts w:ascii="Calibri" w:hAnsi="Calibri"/>
+                <w:sz w:val="18"/>
               </w:rPr>
               <w:t xml:space="preserve">actor_username</w:t>
             </w:r>
           </w:p>
         </w:tc>
         <w:tc>
-          <w:tcPr/>
+          <w:tcPr>
+            <w:tcMar>
+              <w:top w:w="40" w:type="dxa"/>
+              <w:bottom w:w="40" w:type="dxa"/>
+              <w:left w:w="60" w:type="dxa"/>
+              <w:right w:w="60" w:type="dxa"/>
+            </w:tcMar>
+            <w:tcMar>
+              <w:top w:w="40" w:type="dxa"/>
+              <w:bottom w:w="40" w:type="dxa"/>
+              <w:left w:w="60" w:type="dxa"/>
+              <w:right w:w="60" w:type="dxa"/>
+            </w:tcMar>
+          </w:tcPr>
           <w:p>
             <w:pPr>
               <w:pStyle w:val="Compact"/>
+              <w:spacing w:before="0" w:after="40" w:line="264" w:lineRule="auto"/>
               <w:jc w:val="left"/>
             </w:pPr>
             <w:r>
+              <w:rPr>
+                <w:rFonts w:ascii="Calibri" w:hAnsi="Calibri"/>
+                <w:sz w:val="18"/>
+              </w:rPr>
               <w:t xml:space="preserve">Who performed the action (nullable for system /</w:t>
             </w:r>
             <w:r>
+              <w:rPr>
+                <w:rFonts w:ascii="Calibri" w:hAnsi="Calibri"/>
+                <w:sz w:val="18"/>
+              </w:rPr>
               <w:t xml:space="preserve"> </w:t>
             </w:r>
             <w:r>
+              <w:rPr>
+                <w:rFonts w:ascii="Calibri" w:hAnsi="Calibri"/>
+                <w:sz w:val="18"/>
+              </w:rPr>
               <w:t xml:space="preserve">backfill)</w:t>
             </w:r>
           </w:p>
@@ -756,28 +996,62 @@
       </w:tr>
       <w:tr>
         <w:tc>
-          <w:tcPr/>
+          <w:tcPr>
+            <w:tcMar>
+              <w:top w:w="40" w:type="dxa"/>
+              <w:bottom w:w="40" w:type="dxa"/>
+              <w:left w:w="60" w:type="dxa"/>
+              <w:right w:w="60" w:type="dxa"/>
+            </w:tcMar>
+            <w:tcMar>
+              <w:top w:w="40" w:type="dxa"/>
+              <w:bottom w:w="40" w:type="dxa"/>
+              <w:left w:w="60" w:type="dxa"/>
+              <w:right w:w="60" w:type="dxa"/>
+            </w:tcMar>
+          </w:tcPr>
           <w:p>
             <w:pPr>
               <w:pStyle w:val="Compact"/>
+              <w:spacing w:before="0" w:after="40" w:line="264" w:lineRule="auto"/>
               <w:jc w:val="left"/>
             </w:pPr>
             <w:r>
               <w:rPr>
                 <w:rStyle w:val="VerbatimChar"/>
+                <w:rFonts w:ascii="Calibri" w:hAnsi="Calibri"/>
+                <w:sz w:val="18"/>
               </w:rPr>
               <w:t xml:space="preserve">actor_user_id</w:t>
             </w:r>
           </w:p>
         </w:tc>
         <w:tc>
-          <w:tcPr/>
+          <w:tcPr>
+            <w:tcMar>
+              <w:top w:w="40" w:type="dxa"/>
+              <w:bottom w:w="40" w:type="dxa"/>
+              <w:left w:w="60" w:type="dxa"/>
+              <w:right w:w="60" w:type="dxa"/>
+            </w:tcMar>
+            <w:tcMar>
+              <w:top w:w="40" w:type="dxa"/>
+              <w:bottom w:w="40" w:type="dxa"/>
+              <w:left w:w="60" w:type="dxa"/>
+              <w:right w:w="60" w:type="dxa"/>
+            </w:tcMar>
+          </w:tcPr>
           <w:p>
             <w:pPr>
               <w:pStyle w:val="Compact"/>
+              <w:spacing w:before="0" w:after="40" w:line="264" w:lineRule="auto"/>
               <w:jc w:val="left"/>
             </w:pPr>
             <w:r>
+              <w:rPr>
+                <w:rFonts w:ascii="Calibri" w:hAnsi="Calibri"/>
+                <w:sz w:val="18"/>
+              </w:rPr>
               <w:t xml:space="preserve">Optional user id</w:t>
             </w:r>
           </w:p>
@@ -785,49 +1059,105 @@
       </w:tr>
       <w:tr>
         <w:tc>
-          <w:tcPr/>
+          <w:tcPr>
+            <w:tcMar>
+              <w:top w:w="40" w:type="dxa"/>
+              <w:bottom w:w="40" w:type="dxa"/>
+              <w:left w:w="60" w:type="dxa"/>
+              <w:right w:w="60" w:type="dxa"/>
+            </w:tcMar>
+            <w:tcMar>
+              <w:top w:w="40" w:type="dxa"/>
+              <w:bottom w:w="40" w:type="dxa"/>
+              <w:left w:w="60" w:type="dxa"/>
+              <w:right w:w="60" w:type="dxa"/>
+            </w:tcMar>
+          </w:tcPr>
           <w:p>
             <w:pPr>
               <w:pStyle w:val="Compact"/>
+              <w:spacing w:before="0" w:after="40" w:line="264" w:lineRule="auto"/>
               <w:jc w:val="left"/>
             </w:pPr>
             <w:r>
               <w:rPr>
                 <w:rStyle w:val="VerbatimChar"/>
+                <w:rFonts w:ascii="Calibri" w:hAnsi="Calibri"/>
+                <w:sz w:val="18"/>
               </w:rPr>
               <w:t xml:space="preserve">target_type</w:t>
             </w:r>
             <w:r>
+              <w:rPr>
+                <w:rFonts w:ascii="Calibri" w:hAnsi="Calibri"/>
+                <w:sz w:val="18"/>
+              </w:rPr>
               <w:t xml:space="preserve"> </w:t>
             </w:r>
             <w:r>
+              <w:rPr>
+                <w:rFonts w:ascii="Calibri" w:hAnsi="Calibri"/>
+                <w:sz w:val="18"/>
+              </w:rPr>
               <w:t xml:space="preserve">/</w:t>
             </w:r>
             <w:r>
+              <w:rPr>
+                <w:rFonts w:ascii="Calibri" w:hAnsi="Calibri"/>
+                <w:sz w:val="18"/>
+              </w:rPr>
               <w:t xml:space="preserve"> </w:t>
             </w:r>
             <w:r>
               <w:rPr>
                 <w:rStyle w:val="VerbatimChar"/>
+                <w:rFonts w:ascii="Calibri" w:hAnsi="Calibri"/>
+                <w:sz w:val="18"/>
               </w:rPr>
               <w:t xml:space="preserve">target_id</w:t>
             </w:r>
           </w:p>
         </w:tc>
         <w:tc>
-          <w:tcPr/>
+          <w:tcPr>
+            <w:tcMar>
+              <w:top w:w="40" w:type="dxa"/>
+              <w:bottom w:w="40" w:type="dxa"/>
+              <w:left w:w="60" w:type="dxa"/>
+              <w:right w:w="60" w:type="dxa"/>
+            </w:tcMar>
+            <w:tcMar>
+              <w:top w:w="40" w:type="dxa"/>
+              <w:bottom w:w="40" w:type="dxa"/>
+              <w:left w:w="60" w:type="dxa"/>
+              <w:right w:w="60" w:type="dxa"/>
+            </w:tcMar>
+          </w:tcPr>
           <w:p>
             <w:pPr>
               <w:pStyle w:val="Compact"/>
+              <w:spacing w:before="0" w:after="40" w:line="264" w:lineRule="auto"/>
               <w:jc w:val="left"/>
             </w:pPr>
             <w:r>
+              <w:rPr>
+                <w:rFonts w:ascii="Calibri" w:hAnsi="Calibri"/>
+                <w:sz w:val="18"/>
+              </w:rPr>
               <w:t xml:space="preserve">What was touched (CUSTOMER, ACCOUNT, TRANSACTION,</w:t>
             </w:r>
             <w:r>
+              <w:rPr>
+                <w:rFonts w:ascii="Calibri" w:hAnsi="Calibri"/>
+                <w:sz w:val="18"/>
+              </w:rPr>
               <w:t xml:space="preserve"> </w:t>
             </w:r>
             <w:r>
+              <w:rPr>
+                <w:rFonts w:ascii="Calibri" w:hAnsi="Calibri"/>
+                <w:sz w:val="18"/>
+              </w:rPr>
               <w:t xml:space="preserve">…)</w:t>
             </w:r>
           </w:p>
@@ -835,43 +1165,91 @@
       </w:tr>
       <w:tr>
         <w:tc>
-          <w:tcPr/>
+          <w:tcPr>
+            <w:tcMar>
+              <w:top w:w="40" w:type="dxa"/>
+              <w:bottom w:w="40" w:type="dxa"/>
+              <w:left w:w="60" w:type="dxa"/>
+              <w:right w:w="60" w:type="dxa"/>
+            </w:tcMar>
+            <w:tcMar>
+              <w:top w:w="40" w:type="dxa"/>
+              <w:bottom w:w="40" w:type="dxa"/>
+              <w:left w:w="60" w:type="dxa"/>
+              <w:right w:w="60" w:type="dxa"/>
+            </w:tcMar>
+          </w:tcPr>
           <w:p>
             <w:pPr>
               <w:pStyle w:val="Compact"/>
+              <w:spacing w:before="0" w:after="40" w:line="264" w:lineRule="auto"/>
               <w:jc w:val="left"/>
             </w:pPr>
             <w:r>
               <w:rPr>
                 <w:rStyle w:val="VerbatimChar"/>
+                <w:rFonts w:ascii="Calibri" w:hAnsi="Calibri"/>
+                <w:sz w:val="18"/>
               </w:rPr>
               <w:t xml:space="preserve">summary</w:t>
             </w:r>
             <w:r>
+              <w:rPr>
+                <w:rFonts w:ascii="Calibri" w:hAnsi="Calibri"/>
+                <w:sz w:val="18"/>
+              </w:rPr>
               <w:t xml:space="preserve"> </w:t>
             </w:r>
             <w:r>
+              <w:rPr>
+                <w:rFonts w:ascii="Calibri" w:hAnsi="Calibri"/>
+                <w:sz w:val="18"/>
+              </w:rPr>
               <w:t xml:space="preserve">/</w:t>
             </w:r>
             <w:r>
+              <w:rPr>
+                <w:rFonts w:ascii="Calibri" w:hAnsi="Calibri"/>
+                <w:sz w:val="18"/>
+              </w:rPr>
               <w:t xml:space="preserve"> </w:t>
             </w:r>
             <w:r>
               <w:rPr>
                 <w:rStyle w:val="VerbatimChar"/>
+                <w:rFonts w:ascii="Calibri" w:hAnsi="Calibri"/>
+                <w:sz w:val="18"/>
               </w:rPr>
               <w:t xml:space="preserve">details</w:t>
             </w:r>
           </w:p>
         </w:tc>
         <w:tc>
-          <w:tcPr/>
+          <w:tcPr>
+            <w:tcMar>
+              <w:top w:w="40" w:type="dxa"/>
+              <w:bottom w:w="40" w:type="dxa"/>
+              <w:left w:w="60" w:type="dxa"/>
+              <w:right w:w="60" w:type="dxa"/>
+            </w:tcMar>
+            <w:tcMar>
+              <w:top w:w="40" w:type="dxa"/>
+              <w:bottom w:w="40" w:type="dxa"/>
+              <w:left w:w="60" w:type="dxa"/>
+              <w:right w:w="60" w:type="dxa"/>
+            </w:tcMar>
+          </w:tcPr>
           <w:p>
             <w:pPr>
               <w:pStyle w:val="Compact"/>
+              <w:spacing w:before="0" w:after="40" w:line="264" w:lineRule="auto"/>
               <w:jc w:val="left"/>
             </w:pPr>
             <w:r>
+              <w:rPr>
+                <w:rFonts w:ascii="Calibri" w:hAnsi="Calibri"/>
+                <w:sz w:val="18"/>
+              </w:rPr>
               <w:t xml:space="preserve">Human text + optional details</w:t>
             </w:r>
           </w:p>
@@ -879,28 +1257,62 @@
       </w:tr>
       <w:tr>
         <w:tc>
-          <w:tcPr/>
+          <w:tcPr>
+            <w:tcMar>
+              <w:top w:w="40" w:type="dxa"/>
+              <w:bottom w:w="40" w:type="dxa"/>
+              <w:left w:w="60" w:type="dxa"/>
+              <w:right w:w="60" w:type="dxa"/>
+            </w:tcMar>
+            <w:tcMar>
+              <w:top w:w="40" w:type="dxa"/>
+              <w:bottom w:w="40" w:type="dxa"/>
+              <w:left w:w="60" w:type="dxa"/>
+              <w:right w:w="60" w:type="dxa"/>
+            </w:tcMar>
+          </w:tcPr>
           <w:p>
             <w:pPr>
               <w:pStyle w:val="Compact"/>
+              <w:spacing w:before="0" w:after="40" w:line="264" w:lineRule="auto"/>
               <w:jc w:val="left"/>
             </w:pPr>
             <w:r>
               <w:rPr>
                 <w:rStyle w:val="VerbatimChar"/>
+                <w:rFonts w:ascii="Calibri" w:hAnsi="Calibri"/>
+                <w:sz w:val="18"/>
               </w:rPr>
               <w:t xml:space="preserve">success</w:t>
             </w:r>
           </w:p>
         </w:tc>
         <w:tc>
-          <w:tcPr/>
+          <w:tcPr>
+            <w:tcMar>
+              <w:top w:w="40" w:type="dxa"/>
+              <w:bottom w:w="40" w:type="dxa"/>
+              <w:left w:w="60" w:type="dxa"/>
+              <w:right w:w="60" w:type="dxa"/>
+            </w:tcMar>
+            <w:tcMar>
+              <w:top w:w="40" w:type="dxa"/>
+              <w:bottom w:w="40" w:type="dxa"/>
+              <w:left w:w="60" w:type="dxa"/>
+              <w:right w:w="60" w:type="dxa"/>
+            </w:tcMar>
+          </w:tcPr>
           <w:p>
             <w:pPr>
               <w:pStyle w:val="Compact"/>
+              <w:spacing w:before="0" w:after="40" w:line="264" w:lineRule="auto"/>
               <w:jc w:val="left"/>
             </w:pPr>
             <w:r>
+              <w:rPr>
+                <w:rFonts w:ascii="Calibri" w:hAnsi="Calibri"/>
+                <w:sz w:val="18"/>
+              </w:rPr>
               <w:t xml:space="preserve">false for LOGIN_FAILED etc.</w:t>
             </w:r>
           </w:p>
@@ -908,28 +1320,62 @@
       </w:tr>
       <w:tr>
         <w:tc>
-          <w:tcPr/>
+          <w:tcPr>
+            <w:tcMar>
+              <w:top w:w="40" w:type="dxa"/>
+              <w:bottom w:w="40" w:type="dxa"/>
+              <w:left w:w="60" w:type="dxa"/>
+              <w:right w:w="60" w:type="dxa"/>
+            </w:tcMar>
+            <w:tcMar>
+              <w:top w:w="40" w:type="dxa"/>
+              <w:bottom w:w="40" w:type="dxa"/>
+              <w:left w:w="60" w:type="dxa"/>
+              <w:right w:w="60" w:type="dxa"/>
+            </w:tcMar>
+          </w:tcPr>
           <w:p>
             <w:pPr>
               <w:pStyle w:val="Compact"/>
+              <w:spacing w:before="0" w:after="40" w:line="264" w:lineRule="auto"/>
               <w:jc w:val="left"/>
             </w:pPr>
             <w:r>
               <w:rPr>
                 <w:rStyle w:val="VerbatimChar"/>
+                <w:rFonts w:ascii="Calibri" w:hAnsi="Calibri"/>
+                <w:sz w:val="18"/>
               </w:rPr>
               <w:t xml:space="preserve">created_at</w:t>
             </w:r>
           </w:p>
         </w:tc>
         <w:tc>
-          <w:tcPr/>
+          <w:tcPr>
+            <w:tcMar>
+              <w:top w:w="40" w:type="dxa"/>
+              <w:bottom w:w="40" w:type="dxa"/>
+              <w:left w:w="60" w:type="dxa"/>
+              <w:right w:w="60" w:type="dxa"/>
+            </w:tcMar>
+            <w:tcMar>
+              <w:top w:w="40" w:type="dxa"/>
+              <w:bottom w:w="40" w:type="dxa"/>
+              <w:left w:w="60" w:type="dxa"/>
+              <w:right w:w="60" w:type="dxa"/>
+            </w:tcMar>
+          </w:tcPr>
           <w:p>
             <w:pPr>
               <w:pStyle w:val="Compact"/>
+              <w:spacing w:before="0" w:after="40" w:line="264" w:lineRule="auto"/>
               <w:jc w:val="left"/>
             </w:pPr>
             <w:r>
+              <w:rPr>
+                <w:rFonts w:ascii="Calibri" w:hAnsi="Calibri"/>
+                <w:sz w:val="18"/>
+              </w:rPr>
               <w:t xml:space="preserve">Event time (historical for backfill)</w:t>
             </w:r>
           </w:p>
@@ -994,6 +1440,8 @@
     <w:p>
       <w:pPr>
         <w:pStyle w:val="FirstParagraph"/>
+        <w:spacing w:after="160" w:line="276" w:lineRule="auto"/>
+        <w:jc w:val="left"/>
       </w:pPr>
       <w:r>
         <w:t xml:space="preserve">Base:</w:t>
@@ -1027,9 +1475,17 @@
     <w:tbl>
       <w:tblPr>
         <w:tblStyle w:val="Table"/>
-        <w:tblW w:type="pct" w:w="4865"/>
-        <w:tblLayout w:type="fixed"/>
+        <w:tblW w:type="pct" w:w="5000"/>
+        <w:tblLayout w:type="autofit"/>
         <w:tblLook w:firstRow="1" w:lastRow="0" w:firstColumn="0" w:lastColumn="0" w:noHBand="0" w:noVBand="0" w:val="0020"/>
+        <w:tblBorders>
+          <w:top w:val="single" w:sz="4" w:space="0" w:color="CBD5E0"/>
+          <w:left w:val="single" w:sz="4" w:space="0" w:color="CBD5E0"/>
+          <w:bottom w:val="single" w:sz="4" w:space="0" w:color="CBD5E0"/>
+          <w:right w:val="single" w:sz="4" w:space="0" w:color="CBD5E0"/>
+          <w:insideH w:val="single" w:sz="4" w:space="0" w:color="CBD5E0"/>
+          <w:insideV w:val="single" w:sz="4" w:space="0" w:color="CBD5E0"/>
+        </w:tblBorders>
       </w:tblPr>
       <w:tblGrid>
         <w:gridCol w:w="963"/>
@@ -1041,37 +1497,100 @@
           <w:tblHeader w:val="on"/>
         </w:trPr>
         <w:tc>
-          <w:tcPr/>
+          <w:tcPr>
+            <w:tcMar>
+              <w:top w:w="40" w:type="dxa"/>
+              <w:bottom w:w="40" w:type="dxa"/>
+              <w:left w:w="60" w:type="dxa"/>
+              <w:right w:w="60" w:type="dxa"/>
+            </w:tcMar>
+            <w:shd w:fill="1A365D" w:val="clear"/>
+            <w:tcMar>
+              <w:top w:w="40" w:type="dxa"/>
+              <w:bottom w:w="40" w:type="dxa"/>
+              <w:left w:w="60" w:type="dxa"/>
+              <w:right w:w="60" w:type="dxa"/>
+            </w:tcMar>
+          </w:tcPr>
           <w:p>
             <w:pPr>
               <w:pStyle w:val="Compact"/>
+              <w:spacing w:before="0" w:after="40" w:line="264" w:lineRule="auto"/>
               <w:jc w:val="left"/>
             </w:pPr>
             <w:r>
+              <w:rPr>
+                <w:rFonts w:ascii="Calibri" w:hAnsi="Calibri"/>
+                <w:b/>
+                <w:color w:val="FFFFFF"/>
+                <w:sz w:val="18"/>
+              </w:rPr>
               <w:t xml:space="preserve">Method</w:t>
             </w:r>
           </w:p>
         </w:tc>
         <w:tc>
-          <w:tcPr/>
+          <w:tcPr>
+            <w:tcMar>
+              <w:top w:w="40" w:type="dxa"/>
+              <w:bottom w:w="40" w:type="dxa"/>
+              <w:left w:w="60" w:type="dxa"/>
+              <w:right w:w="60" w:type="dxa"/>
+            </w:tcMar>
+            <w:shd w:fill="1A365D" w:val="clear"/>
+            <w:tcMar>
+              <w:top w:w="40" w:type="dxa"/>
+              <w:bottom w:w="40" w:type="dxa"/>
+              <w:left w:w="60" w:type="dxa"/>
+              <w:right w:w="60" w:type="dxa"/>
+            </w:tcMar>
+          </w:tcPr>
           <w:p>
             <w:pPr>
               <w:pStyle w:val="Compact"/>
+              <w:spacing w:before="0" w:after="40" w:line="264" w:lineRule="auto"/>
               <w:jc w:val="left"/>
             </w:pPr>
             <w:r>
+              <w:rPr>
+                <w:rFonts w:ascii="Calibri" w:hAnsi="Calibri"/>
+                <w:b/>
+                <w:color w:val="FFFFFF"/>
+                <w:sz w:val="18"/>
+              </w:rPr>
               <w:t xml:space="preserve">Path</w:t>
             </w:r>
           </w:p>
         </w:tc>
         <w:tc>
-          <w:tcPr/>
+          <w:tcPr>
+            <w:tcMar>
+              <w:top w:w="40" w:type="dxa"/>
+              <w:bottom w:w="40" w:type="dxa"/>
+              <w:left w:w="60" w:type="dxa"/>
+              <w:right w:w="60" w:type="dxa"/>
+            </w:tcMar>
+            <w:shd w:fill="1A365D" w:val="clear"/>
+            <w:tcMar>
+              <w:top w:w="40" w:type="dxa"/>
+              <w:bottom w:w="40" w:type="dxa"/>
+              <w:left w:w="60" w:type="dxa"/>
+              <w:right w:w="60" w:type="dxa"/>
+            </w:tcMar>
+          </w:tcPr>
           <w:p>
             <w:pPr>
               <w:pStyle w:val="Compact"/>
+              <w:spacing w:before="0" w:after="40" w:line="264" w:lineRule="auto"/>
               <w:jc w:val="left"/>
             </w:pPr>
             <w:r>
+              <w:rPr>
+                <w:rFonts w:ascii="Calibri" w:hAnsi="Calibri"/>
+                <w:b/>
+                <w:color w:val="FFFFFF"/>
+                <w:sz w:val="18"/>
+              </w:rPr>
               <w:t xml:space="preserve">Notes</w:t>
             </w:r>
           </w:p>
@@ -1079,96 +1598,194 @@
       </w:tr>
       <w:tr>
         <w:tc>
-          <w:tcPr/>
+          <w:tcPr>
+            <w:tcMar>
+              <w:top w:w="40" w:type="dxa"/>
+              <w:bottom w:w="40" w:type="dxa"/>
+              <w:left w:w="60" w:type="dxa"/>
+              <w:right w:w="60" w:type="dxa"/>
+            </w:tcMar>
+            <w:tcMar>
+              <w:top w:w="40" w:type="dxa"/>
+              <w:bottom w:w="40" w:type="dxa"/>
+              <w:left w:w="60" w:type="dxa"/>
+              <w:right w:w="60" w:type="dxa"/>
+            </w:tcMar>
+          </w:tcPr>
           <w:p>
             <w:pPr>
               <w:pStyle w:val="Compact"/>
+              <w:spacing w:before="0" w:after="40" w:line="264" w:lineRule="auto"/>
               <w:jc w:val="left"/>
             </w:pPr>
             <w:r>
+              <w:rPr>
+                <w:rFonts w:ascii="Calibri" w:hAnsi="Calibri"/>
+                <w:sz w:val="18"/>
+              </w:rPr>
               <w:t xml:space="preserve">GET</w:t>
             </w:r>
           </w:p>
         </w:tc>
         <w:tc>
-          <w:tcPr/>
+          <w:tcPr>
+            <w:tcMar>
+              <w:top w:w="40" w:type="dxa"/>
+              <w:bottom w:w="40" w:type="dxa"/>
+              <w:left w:w="60" w:type="dxa"/>
+              <w:right w:w="60" w:type="dxa"/>
+            </w:tcMar>
+            <w:tcMar>
+              <w:top w:w="40" w:type="dxa"/>
+              <w:bottom w:w="40" w:type="dxa"/>
+              <w:left w:w="60" w:type="dxa"/>
+              <w:right w:w="60" w:type="dxa"/>
+            </w:tcMar>
+          </w:tcPr>
           <w:p>
             <w:pPr>
               <w:pStyle w:val="Compact"/>
+              <w:spacing w:before="0" w:after="40" w:line="264" w:lineRule="auto"/>
               <w:jc w:val="left"/>
             </w:pPr>
             <w:r>
               <w:rPr>
                 <w:rStyle w:val="VerbatimChar"/>
+                <w:rFonts w:ascii="Calibri" w:hAnsi="Calibri"/>
+                <w:sz w:val="18"/>
               </w:rPr>
               <w:t xml:space="preserve">/audit/events</w:t>
             </w:r>
           </w:p>
         </w:tc>
         <w:tc>
-          <w:tcPr/>
+          <w:tcPr>
+            <w:tcMar>
+              <w:top w:w="40" w:type="dxa"/>
+              <w:bottom w:w="40" w:type="dxa"/>
+              <w:left w:w="60" w:type="dxa"/>
+              <w:right w:w="60" w:type="dxa"/>
+            </w:tcMar>
+            <w:tcMar>
+              <w:top w:w="40" w:type="dxa"/>
+              <w:bottom w:w="40" w:type="dxa"/>
+              <w:left w:w="60" w:type="dxa"/>
+              <w:right w:w="60" w:type="dxa"/>
+            </w:tcMar>
+          </w:tcPr>
           <w:p>
             <w:pPr>
               <w:pStyle w:val="Compact"/>
+              <w:spacing w:before="0" w:after="40" w:line="264" w:lineRule="auto"/>
               <w:jc w:val="left"/>
             </w:pPr>
             <w:r>
+              <w:rPr>
+                <w:rFonts w:ascii="Calibri" w:hAnsi="Calibri"/>
+                <w:sz w:val="18"/>
+              </w:rPr>
               <w:t xml:space="preserve">Page of events. Query:</w:t>
             </w:r>
             <w:r>
+              <w:rPr>
+                <w:rFonts w:ascii="Calibri" w:hAnsi="Calibri"/>
+                <w:sz w:val="18"/>
+              </w:rPr>
               <w:t xml:space="preserve"> </w:t>
             </w:r>
             <w:r>
               <w:rPr>
                 <w:rStyle w:val="VerbatimChar"/>
+                <w:rFonts w:ascii="Calibri" w:hAnsi="Calibri"/>
+                <w:sz w:val="18"/>
               </w:rPr>
               <w:t xml:space="preserve">category</w:t>
             </w:r>
             <w:r>
+              <w:rPr>
+                <w:rFonts w:ascii="Calibri" w:hAnsi="Calibri"/>
+                <w:sz w:val="18"/>
+              </w:rPr>
               <w:t xml:space="preserve">,</w:t>
             </w:r>
             <w:r>
+              <w:rPr>
+                <w:rFonts w:ascii="Calibri" w:hAnsi="Calibri"/>
+                <w:sz w:val="18"/>
+              </w:rPr>
               <w:t xml:space="preserve"> </w:t>
             </w:r>
             <w:r>
               <w:rPr>
                 <w:rStyle w:val="VerbatimChar"/>
+                <w:rFonts w:ascii="Calibri" w:hAnsi="Calibri"/>
+                <w:sz w:val="18"/>
               </w:rPr>
               <w:t xml:space="preserve">action</w:t>
             </w:r>
             <w:r>
+              <w:rPr>
+                <w:rFonts w:ascii="Calibri" w:hAnsi="Calibri"/>
+                <w:sz w:val="18"/>
+              </w:rPr>
               <w:t xml:space="preserve">,</w:t>
             </w:r>
             <w:r>
+              <w:rPr>
+                <w:rFonts w:ascii="Calibri" w:hAnsi="Calibri"/>
+                <w:sz w:val="18"/>
+              </w:rPr>
               <w:t xml:space="preserve"> </w:t>
             </w:r>
             <w:r>
               <w:rPr>
                 <w:rStyle w:val="VerbatimChar"/>
+                <w:rFonts w:ascii="Calibri" w:hAnsi="Calibri"/>
+                <w:sz w:val="18"/>
               </w:rPr>
               <w:t xml:space="preserve">actor</w:t>
             </w:r>
             <w:r>
+              <w:rPr>
+                <w:rFonts w:ascii="Calibri" w:hAnsi="Calibri"/>
+                <w:sz w:val="18"/>
+              </w:rPr>
               <w:t xml:space="preserve">,</w:t>
             </w:r>
             <w:r>
+              <w:rPr>
+                <w:rFonts w:ascii="Calibri" w:hAnsi="Calibri"/>
+                <w:sz w:val="18"/>
+              </w:rPr>
               <w:t xml:space="preserve"> </w:t>
             </w:r>
             <w:r>
               <w:rPr>
                 <w:rStyle w:val="VerbatimChar"/>
+                <w:rFonts w:ascii="Calibri" w:hAnsi="Calibri"/>
+                <w:sz w:val="18"/>
               </w:rPr>
               <w:t xml:space="preserve">page</w:t>
             </w:r>
             <w:r>
+              <w:rPr>
+                <w:rFonts w:ascii="Calibri" w:hAnsi="Calibri"/>
+                <w:sz w:val="18"/>
+              </w:rPr>
               <w:t xml:space="preserve">,</w:t>
             </w:r>
             <w:r>
+              <w:rPr>
+                <w:rFonts w:ascii="Calibri" w:hAnsi="Calibri"/>
+                <w:sz w:val="18"/>
+              </w:rPr>
               <w:t xml:space="preserve"> </w:t>
             </w:r>
             <w:r>
               <w:rPr>
                 <w:rStyle w:val="VerbatimChar"/>
+                <w:rFonts w:ascii="Calibri" w:hAnsi="Calibri"/>
+                <w:sz w:val="18"/>
               </w:rPr>
               <w:t xml:space="preserve">size</w:t>
             </w:r>
@@ -1177,40 +1794,92 @@
       </w:tr>
       <w:tr>
         <w:tc>
-          <w:tcPr/>
+          <w:tcPr>
+            <w:tcMar>
+              <w:top w:w="40" w:type="dxa"/>
+              <w:bottom w:w="40" w:type="dxa"/>
+              <w:left w:w="60" w:type="dxa"/>
+              <w:right w:w="60" w:type="dxa"/>
+            </w:tcMar>
+            <w:tcMar>
+              <w:top w:w="40" w:type="dxa"/>
+              <w:bottom w:w="40" w:type="dxa"/>
+              <w:left w:w="60" w:type="dxa"/>
+              <w:right w:w="60" w:type="dxa"/>
+            </w:tcMar>
+          </w:tcPr>
           <w:p>
             <w:pPr>
               <w:pStyle w:val="Compact"/>
+              <w:spacing w:before="0" w:after="40" w:line="264" w:lineRule="auto"/>
               <w:jc w:val="left"/>
             </w:pPr>
             <w:r>
+              <w:rPr>
+                <w:rFonts w:ascii="Calibri" w:hAnsi="Calibri"/>
+                <w:sz w:val="18"/>
+              </w:rPr>
               <w:t xml:space="preserve">GET</w:t>
             </w:r>
           </w:p>
         </w:tc>
         <w:tc>
-          <w:tcPr/>
+          <w:tcPr>
+            <w:tcMar>
+              <w:top w:w="40" w:type="dxa"/>
+              <w:bottom w:w="40" w:type="dxa"/>
+              <w:left w:w="60" w:type="dxa"/>
+              <w:right w:w="60" w:type="dxa"/>
+            </w:tcMar>
+            <w:tcMar>
+              <w:top w:w="40" w:type="dxa"/>
+              <w:bottom w:w="40" w:type="dxa"/>
+              <w:left w:w="60" w:type="dxa"/>
+              <w:right w:w="60" w:type="dxa"/>
+            </w:tcMar>
+          </w:tcPr>
           <w:p>
             <w:pPr>
               <w:pStyle w:val="Compact"/>
+              <w:spacing w:before="0" w:after="40" w:line="264" w:lineRule="auto"/>
               <w:jc w:val="left"/>
             </w:pPr>
             <w:r>
               <w:rPr>
                 <w:rStyle w:val="VerbatimChar"/>
+                <w:rFonts w:ascii="Calibri" w:hAnsi="Calibri"/>
+                <w:sz w:val="18"/>
               </w:rPr>
               <w:t xml:space="preserve">/audit/transfer-       F approvals</w:t>
             </w:r>
           </w:p>
         </w:tc>
         <w:tc>
-          <w:tcPr/>
+          <w:tcPr>
+            <w:tcMar>
+              <w:top w:w="40" w:type="dxa"/>
+              <w:bottom w:w="40" w:type="dxa"/>
+              <w:left w:w="60" w:type="dxa"/>
+              <w:right w:w="60" w:type="dxa"/>
+            </w:tcMar>
+            <w:tcMar>
+              <w:top w:w="40" w:type="dxa"/>
+              <w:bottom w:w="40" w:type="dxa"/>
+              <w:left w:w="60" w:type="dxa"/>
+              <w:right w:w="60" w:type="dxa"/>
+            </w:tcMar>
+          </w:tcPr>
           <w:p>
             <w:pPr>
               <w:pStyle w:val="Compact"/>
+              <w:spacing w:before="0" w:after="40" w:line="264" w:lineRule="auto"/>
               <w:jc w:val="left"/>
             </w:pPr>
             <w:r>
+              <w:rPr>
+                <w:rFonts w:ascii="Calibri" w:hAnsi="Calibri"/>
+                <w:sz w:val="18"/>
+              </w:rPr>
               <w:t xml:space="preserve">ull resolved approval list</w:t>
             </w:r>
           </w:p>
@@ -1218,64 +1887,136 @@
       </w:tr>
       <w:tr>
         <w:tc>
-          <w:tcPr/>
+          <w:tcPr>
+            <w:tcMar>
+              <w:top w:w="40" w:type="dxa"/>
+              <w:bottom w:w="40" w:type="dxa"/>
+              <w:left w:w="60" w:type="dxa"/>
+              <w:right w:w="60" w:type="dxa"/>
+            </w:tcMar>
+            <w:tcMar>
+              <w:top w:w="40" w:type="dxa"/>
+              <w:bottom w:w="40" w:type="dxa"/>
+              <w:left w:w="60" w:type="dxa"/>
+              <w:right w:w="60" w:type="dxa"/>
+            </w:tcMar>
+          </w:tcPr>
           <w:p>
             <w:pPr>
               <w:pStyle w:val="Compact"/>
+              <w:spacing w:before="0" w:after="40" w:line="264" w:lineRule="auto"/>
               <w:jc w:val="left"/>
             </w:pPr>
             <w:r>
+              <w:rPr>
+                <w:rFonts w:ascii="Calibri" w:hAnsi="Calibri"/>
+                <w:sz w:val="18"/>
+              </w:rPr>
               <w:t xml:space="preserve">POST</w:t>
             </w:r>
           </w:p>
         </w:tc>
         <w:tc>
-          <w:tcPr/>
+          <w:tcPr>
+            <w:tcMar>
+              <w:top w:w="40" w:type="dxa"/>
+              <w:bottom w:w="40" w:type="dxa"/>
+              <w:left w:w="60" w:type="dxa"/>
+              <w:right w:w="60" w:type="dxa"/>
+            </w:tcMar>
+            <w:tcMar>
+              <w:top w:w="40" w:type="dxa"/>
+              <w:bottom w:w="40" w:type="dxa"/>
+              <w:left w:w="60" w:type="dxa"/>
+              <w:right w:w="60" w:type="dxa"/>
+            </w:tcMar>
+          </w:tcPr>
           <w:p>
             <w:pPr>
               <w:pStyle w:val="Compact"/>
+              <w:spacing w:before="0" w:after="40" w:line="264" w:lineRule="auto"/>
               <w:jc w:val="left"/>
             </w:pPr>
             <w:r>
               <w:rPr>
                 <w:rStyle w:val="VerbatimChar"/>
+                <w:rFonts w:ascii="Calibri" w:hAnsi="Calibri"/>
+                <w:sz w:val="18"/>
               </w:rPr>
               <w:t xml:space="preserve">/audit/backfill</w:t>
             </w:r>
           </w:p>
         </w:tc>
         <w:tc>
-          <w:tcPr/>
+          <w:tcPr>
+            <w:tcMar>
+              <w:top w:w="40" w:type="dxa"/>
+              <w:bottom w:w="40" w:type="dxa"/>
+              <w:left w:w="60" w:type="dxa"/>
+              <w:right w:w="60" w:type="dxa"/>
+            </w:tcMar>
+            <w:tcMar>
+              <w:top w:w="40" w:type="dxa"/>
+              <w:bottom w:w="40" w:type="dxa"/>
+              <w:left w:w="60" w:type="dxa"/>
+              <w:right w:w="60" w:type="dxa"/>
+            </w:tcMar>
+          </w:tcPr>
           <w:p>
             <w:pPr>
               <w:pStyle w:val="Compact"/>
+              <w:spacing w:before="0" w:after="40" w:line="264" w:lineRule="auto"/>
               <w:jc w:val="left"/>
             </w:pPr>
             <w:r>
               <w:rPr>
+                <w:rFonts w:ascii="Calibri" w:hAnsi="Calibri"/>
                 <w:b/>
                 <w:bCs/>
+                <w:sz w:val="18"/>
               </w:rPr>
               <w:t xml:space="preserve">ADMIN only.</w:t>
             </w:r>
             <w:r>
+              <w:rPr>
+                <w:rFonts w:ascii="Calibri" w:hAnsi="Calibri"/>
+                <w:sz w:val="18"/>
+              </w:rPr>
               <w:t xml:space="preserve"> </w:t>
             </w:r>
             <w:r>
+              <w:rPr>
+                <w:rFonts w:ascii="Calibri" w:hAnsi="Calibri"/>
+                <w:sz w:val="18"/>
+              </w:rPr>
               <w:t xml:space="preserve">Rebuild missing</w:t>
             </w:r>
             <w:r>
+              <w:rPr>
+                <w:rFonts w:ascii="Calibri" w:hAnsi="Calibri"/>
+                <w:sz w:val="18"/>
+              </w:rPr>
               <w:t xml:space="preserve"> </w:t>
             </w:r>
             <w:r>
+              <w:rPr>
+                <w:rFonts w:ascii="Calibri" w:hAnsi="Calibri"/>
+                <w:sz w:val="18"/>
+              </w:rPr>
               <w:t xml:space="preserve">historical events. Returns</w:t>
             </w:r>
             <w:r>
+              <w:rPr>
+                <w:rFonts w:ascii="Calibri" w:hAnsi="Calibri"/>
+                <w:sz w:val="18"/>
+              </w:rPr>
               <w:t xml:space="preserve"> </w:t>
             </w:r>
             <w:r>
               <w:rPr>
                 <w:rStyle w:val="VerbatimChar"/>
+                <w:rFonts w:ascii="Calibri" w:hAnsi="Calibri"/>
+                <w:sz w:val="18"/>
               </w:rPr>
               <w:t xml:space="preserve">{ inserted, skipped, insertedBySource }</w:t>
             </w:r>
@@ -1319,9 +2060,17 @@
     <w:tbl>
       <w:tblPr>
         <w:tblStyle w:val="Table"/>
-        <w:tblW w:type="pct" w:w="4865"/>
-        <w:tblLayout w:type="fixed"/>
+        <w:tblW w:type="pct" w:w="5000"/>
+        <w:tblLayout w:type="autofit"/>
         <w:tblLook w:firstRow="1" w:lastRow="0" w:firstColumn="0" w:lastColumn="0" w:noHBand="0" w:noVBand="0" w:val="0020"/>
+        <w:tblBorders>
+          <w:top w:val="single" w:sz="4" w:space="0" w:color="CBD5E0"/>
+          <w:left w:val="single" w:sz="4" w:space="0" w:color="CBD5E0"/>
+          <w:bottom w:val="single" w:sz="4" w:space="0" w:color="CBD5E0"/>
+          <w:right w:val="single" w:sz="4" w:space="0" w:color="CBD5E0"/>
+          <w:insideH w:val="single" w:sz="4" w:space="0" w:color="CBD5E0"/>
+          <w:insideV w:val="single" w:sz="4" w:space="0" w:color="CBD5E0"/>
+        </w:tblBorders>
       </w:tblPr>
       <w:tblGrid>
         <w:gridCol w:w="1391"/>
@@ -1332,25 +2081,67 @@
           <w:tblHeader w:val="on"/>
         </w:trPr>
         <w:tc>
-          <w:tcPr/>
+          <w:tcPr>
+            <w:tcMar>
+              <w:top w:w="40" w:type="dxa"/>
+              <w:bottom w:w="40" w:type="dxa"/>
+              <w:left w:w="60" w:type="dxa"/>
+              <w:right w:w="60" w:type="dxa"/>
+            </w:tcMar>
+            <w:shd w:fill="1A365D" w:val="clear"/>
+            <w:tcMar>
+              <w:top w:w="40" w:type="dxa"/>
+              <w:bottom w:w="40" w:type="dxa"/>
+              <w:left w:w="60" w:type="dxa"/>
+              <w:right w:w="60" w:type="dxa"/>
+            </w:tcMar>
+          </w:tcPr>
           <w:p>
             <w:pPr>
               <w:pStyle w:val="Compact"/>
+              <w:spacing w:before="0" w:after="40" w:line="264" w:lineRule="auto"/>
               <w:jc w:val="left"/>
             </w:pPr>
             <w:r>
+              <w:rPr>
+                <w:rFonts w:ascii="Calibri" w:hAnsi="Calibri"/>
+                <w:b/>
+                <w:color w:val="FFFFFF"/>
+                <w:sz w:val="18"/>
+              </w:rPr>
               <w:t xml:space="preserve">Layer</w:t>
             </w:r>
           </w:p>
         </w:tc>
         <w:tc>
-          <w:tcPr/>
+          <w:tcPr>
+            <w:tcMar>
+              <w:top w:w="40" w:type="dxa"/>
+              <w:bottom w:w="40" w:type="dxa"/>
+              <w:left w:w="60" w:type="dxa"/>
+              <w:right w:w="60" w:type="dxa"/>
+            </w:tcMar>
+            <w:shd w:fill="1A365D" w:val="clear"/>
+            <w:tcMar>
+              <w:top w:w="40" w:type="dxa"/>
+              <w:bottom w:w="40" w:type="dxa"/>
+              <w:left w:w="60" w:type="dxa"/>
+              <w:right w:w="60" w:type="dxa"/>
+            </w:tcMar>
+          </w:tcPr>
           <w:p>
             <w:pPr>
               <w:pStyle w:val="Compact"/>
+              <w:spacing w:before="0" w:after="40" w:line="264" w:lineRule="auto"/>
               <w:jc w:val="left"/>
             </w:pPr>
             <w:r>
+              <w:rPr>
+                <w:rFonts w:ascii="Calibri" w:hAnsi="Calibri"/>
+                <w:b/>
+                <w:color w:val="FFFFFF"/>
+                <w:sz w:val="18"/>
+              </w:rPr>
               <w:t xml:space="preserve">Classes</w:t>
             </w:r>
           </w:p>
@@ -1358,27 +2149,61 @@
       </w:tr>
       <w:tr>
         <w:tc>
-          <w:tcPr/>
+          <w:tcPr>
+            <w:tcMar>
+              <w:top w:w="40" w:type="dxa"/>
+              <w:bottom w:w="40" w:type="dxa"/>
+              <w:left w:w="60" w:type="dxa"/>
+              <w:right w:w="60" w:type="dxa"/>
+            </w:tcMar>
+            <w:tcMar>
+              <w:top w:w="40" w:type="dxa"/>
+              <w:bottom w:w="40" w:type="dxa"/>
+              <w:left w:w="60" w:type="dxa"/>
+              <w:right w:w="60" w:type="dxa"/>
+            </w:tcMar>
+          </w:tcPr>
           <w:p>
             <w:pPr>
               <w:pStyle w:val="Compact"/>
+              <w:spacing w:before="0" w:after="40" w:line="264" w:lineRule="auto"/>
               <w:jc w:val="left"/>
             </w:pPr>
             <w:r>
+              <w:rPr>
+                <w:rFonts w:ascii="Calibri" w:hAnsi="Calibri"/>
+                <w:sz w:val="18"/>
+              </w:rPr>
               <w:t xml:space="preserve">Controller</w:t>
             </w:r>
           </w:p>
         </w:tc>
         <w:tc>
-          <w:tcPr/>
+          <w:tcPr>
+            <w:tcMar>
+              <w:top w:w="40" w:type="dxa"/>
+              <w:bottom w:w="40" w:type="dxa"/>
+              <w:left w:w="60" w:type="dxa"/>
+              <w:right w:w="60" w:type="dxa"/>
+            </w:tcMar>
+            <w:tcMar>
+              <w:top w:w="40" w:type="dxa"/>
+              <w:bottom w:w="40" w:type="dxa"/>
+              <w:left w:w="60" w:type="dxa"/>
+              <w:right w:w="60" w:type="dxa"/>
+            </w:tcMar>
+          </w:tcPr>
           <w:p>
             <w:pPr>
               <w:pStyle w:val="Compact"/>
+              <w:spacing w:before="0" w:after="40" w:line="264" w:lineRule="auto"/>
               <w:jc w:val="left"/>
             </w:pPr>
             <w:r>
               <w:rPr>
                 <w:rStyle w:val="VerbatimChar"/>
+                <w:rFonts w:ascii="Calibri" w:hAnsi="Calibri"/>
+                <w:sz w:val="18"/>
               </w:rPr>
               <w:t xml:space="preserve">AuditController</w:t>
             </w:r>
@@ -1387,39 +2212,83 @@
       </w:tr>
       <w:tr>
         <w:tc>
-          <w:tcPr/>
+          <w:tcPr>
+            <w:tcMar>
+              <w:top w:w="40" w:type="dxa"/>
+              <w:bottom w:w="40" w:type="dxa"/>
+              <w:left w:w="60" w:type="dxa"/>
+              <w:right w:w="60" w:type="dxa"/>
+            </w:tcMar>
+            <w:tcMar>
+              <w:top w:w="40" w:type="dxa"/>
+              <w:bottom w:w="40" w:type="dxa"/>
+              <w:left w:w="60" w:type="dxa"/>
+              <w:right w:w="60" w:type="dxa"/>
+            </w:tcMar>
+          </w:tcPr>
           <w:p>
             <w:pPr>
               <w:pStyle w:val="Compact"/>
+              <w:spacing w:before="0" w:after="40" w:line="264" w:lineRule="auto"/>
               <w:jc w:val="left"/>
             </w:pPr>
             <w:r>
+              <w:rPr>
+                <w:rFonts w:ascii="Calibri" w:hAnsi="Calibri"/>
+                <w:sz w:val="18"/>
+              </w:rPr>
               <w:t xml:space="preserve">Service</w:t>
             </w:r>
           </w:p>
         </w:tc>
         <w:tc>
-          <w:tcPr/>
+          <w:tcPr>
+            <w:tcMar>
+              <w:top w:w="40" w:type="dxa"/>
+              <w:bottom w:w="40" w:type="dxa"/>
+              <w:left w:w="60" w:type="dxa"/>
+              <w:right w:w="60" w:type="dxa"/>
+            </w:tcMar>
+            <w:tcMar>
+              <w:top w:w="40" w:type="dxa"/>
+              <w:bottom w:w="40" w:type="dxa"/>
+              <w:left w:w="60" w:type="dxa"/>
+              <w:right w:w="60" w:type="dxa"/>
+            </w:tcMar>
+          </w:tcPr>
           <w:p>
             <w:pPr>
               <w:pStyle w:val="Compact"/>
+              <w:spacing w:before="0" w:after="40" w:line="264" w:lineRule="auto"/>
               <w:jc w:val="left"/>
             </w:pPr>
             <w:r>
               <w:rPr>
                 <w:rStyle w:val="VerbatimChar"/>
+                <w:rFonts w:ascii="Calibri" w:hAnsi="Calibri"/>
+                <w:sz w:val="18"/>
               </w:rPr>
               <w:t xml:space="preserve">AuditEventService</w:t>
             </w:r>
             <w:r>
+              <w:rPr>
+                <w:rFonts w:ascii="Calibri" w:hAnsi="Calibri"/>
+                <w:sz w:val="18"/>
+              </w:rPr>
               <w:t xml:space="preserve">,</w:t>
             </w:r>
             <w:r>
+              <w:rPr>
+                <w:rFonts w:ascii="Calibri" w:hAnsi="Calibri"/>
+                <w:sz w:val="18"/>
+              </w:rPr>
               <w:t xml:space="preserve"> </w:t>
             </w:r>
             <w:r>
               <w:rPr>
                 <w:rStyle w:val="VerbatimChar"/>
+                <w:rFonts w:ascii="Calibri" w:hAnsi="Calibri"/>
+                <w:sz w:val="18"/>
               </w:rPr>
               <w:t xml:space="preserve">AuditBackfillService</w:t>
             </w:r>
@@ -1428,39 +2297,83 @@
       </w:tr>
       <w:tr>
         <w:tc>
-          <w:tcPr/>
+          <w:tcPr>
+            <w:tcMar>
+              <w:top w:w="40" w:type="dxa"/>
+              <w:bottom w:w="40" w:type="dxa"/>
+              <w:left w:w="60" w:type="dxa"/>
+              <w:right w:w="60" w:type="dxa"/>
+            </w:tcMar>
+            <w:tcMar>
+              <w:top w:w="40" w:type="dxa"/>
+              <w:bottom w:w="40" w:type="dxa"/>
+              <w:left w:w="60" w:type="dxa"/>
+              <w:right w:w="60" w:type="dxa"/>
+            </w:tcMar>
+          </w:tcPr>
           <w:p>
             <w:pPr>
               <w:pStyle w:val="Compact"/>
+              <w:spacing w:before="0" w:after="40" w:line="264" w:lineRule="auto"/>
               <w:jc w:val="left"/>
             </w:pPr>
             <w:r>
+              <w:rPr>
+                <w:rFonts w:ascii="Calibri" w:hAnsi="Calibri"/>
+                <w:sz w:val="18"/>
+              </w:rPr>
               <w:t xml:space="preserve">Domain</w:t>
             </w:r>
           </w:p>
         </w:tc>
         <w:tc>
-          <w:tcPr/>
+          <w:tcPr>
+            <w:tcMar>
+              <w:top w:w="40" w:type="dxa"/>
+              <w:bottom w:w="40" w:type="dxa"/>
+              <w:left w:w="60" w:type="dxa"/>
+              <w:right w:w="60" w:type="dxa"/>
+            </w:tcMar>
+            <w:tcMar>
+              <w:top w:w="40" w:type="dxa"/>
+              <w:bottom w:w="40" w:type="dxa"/>
+              <w:left w:w="60" w:type="dxa"/>
+              <w:right w:w="60" w:type="dxa"/>
+            </w:tcMar>
+          </w:tcPr>
           <w:p>
             <w:pPr>
               <w:pStyle w:val="Compact"/>
+              <w:spacing w:before="0" w:after="40" w:line="264" w:lineRule="auto"/>
               <w:jc w:val="left"/>
             </w:pPr>
             <w:r>
               <w:rPr>
                 <w:rStyle w:val="VerbatimChar"/>
+                <w:rFonts w:ascii="Calibri" w:hAnsi="Calibri"/>
+                <w:sz w:val="18"/>
               </w:rPr>
               <w:t xml:space="preserve">AuditCategory</w:t>
             </w:r>
             <w:r>
+              <w:rPr>
+                <w:rFonts w:ascii="Calibri" w:hAnsi="Calibri"/>
+                <w:sz w:val="18"/>
+              </w:rPr>
               <w:t xml:space="preserve">,</w:t>
             </w:r>
             <w:r>
+              <w:rPr>
+                <w:rFonts w:ascii="Calibri" w:hAnsi="Calibri"/>
+                <w:sz w:val="18"/>
+              </w:rPr>
               <w:t xml:space="preserve"> </w:t>
             </w:r>
             <w:r>
               <w:rPr>
                 <w:rStyle w:val="VerbatimChar"/>
+                <w:rFonts w:ascii="Calibri" w:hAnsi="Calibri"/>
+                <w:sz w:val="18"/>
               </w:rPr>
               <w:t xml:space="preserve">AuditAction</w:t>
             </w:r>
@@ -1469,69 +2382,141 @@
       </w:tr>
       <w:tr>
         <w:tc>
-          <w:tcPr/>
+          <w:tcPr>
+            <w:tcMar>
+              <w:top w:w="40" w:type="dxa"/>
+              <w:bottom w:w="40" w:type="dxa"/>
+              <w:left w:w="60" w:type="dxa"/>
+              <w:right w:w="60" w:type="dxa"/>
+            </w:tcMar>
+            <w:tcMar>
+              <w:top w:w="40" w:type="dxa"/>
+              <w:bottom w:w="40" w:type="dxa"/>
+              <w:left w:w="60" w:type="dxa"/>
+              <w:right w:w="60" w:type="dxa"/>
+            </w:tcMar>
+          </w:tcPr>
           <w:p>
             <w:pPr>
               <w:pStyle w:val="Compact"/>
+              <w:spacing w:before="0" w:after="40" w:line="264" w:lineRule="auto"/>
               <w:jc w:val="left"/>
             </w:pPr>
             <w:r>
+              <w:rPr>
+                <w:rFonts w:ascii="Calibri" w:hAnsi="Calibri"/>
+                <w:sz w:val="18"/>
+              </w:rPr>
               <w:t xml:space="preserve">Entity /</w:t>
             </w:r>
             <w:r>
+              <w:rPr>
+                <w:rFonts w:ascii="Calibri" w:hAnsi="Calibri"/>
+                <w:sz w:val="18"/>
+              </w:rPr>
               <w:t xml:space="preserve"> </w:t>
             </w:r>
             <w:r>
+              <w:rPr>
+                <w:rFonts w:ascii="Calibri" w:hAnsi="Calibri"/>
+                <w:sz w:val="18"/>
+              </w:rPr>
               <w:t xml:space="preserve">DTO</w:t>
             </w:r>
           </w:p>
         </w:tc>
         <w:tc>
-          <w:tcPr/>
+          <w:tcPr>
+            <w:tcMar>
+              <w:top w:w="40" w:type="dxa"/>
+              <w:bottom w:w="40" w:type="dxa"/>
+              <w:left w:w="60" w:type="dxa"/>
+              <w:right w:w="60" w:type="dxa"/>
+            </w:tcMar>
+            <w:tcMar>
+              <w:top w:w="40" w:type="dxa"/>
+              <w:bottom w:w="40" w:type="dxa"/>
+              <w:left w:w="60" w:type="dxa"/>
+              <w:right w:w="60" w:type="dxa"/>
+            </w:tcMar>
+          </w:tcPr>
           <w:p>
             <w:pPr>
               <w:pStyle w:val="Compact"/>
+              <w:spacing w:before="0" w:after="40" w:line="264" w:lineRule="auto"/>
               <w:jc w:val="left"/>
             </w:pPr>
             <w:r>
               <w:rPr>
                 <w:rStyle w:val="VerbatimChar"/>
+                <w:rFonts w:ascii="Calibri" w:hAnsi="Calibri"/>
+                <w:sz w:val="18"/>
               </w:rPr>
               <w:t xml:space="preserve">AuditEventEntity</w:t>
             </w:r>
             <w:r>
+              <w:rPr>
+                <w:rFonts w:ascii="Calibri" w:hAnsi="Calibri"/>
+                <w:sz w:val="18"/>
+              </w:rPr>
               <w:t xml:space="preserve">,</w:t>
             </w:r>
             <w:r>
+              <w:rPr>
+                <w:rFonts w:ascii="Calibri" w:hAnsi="Calibri"/>
+                <w:sz w:val="18"/>
+              </w:rPr>
               <w:t xml:space="preserve"> </w:t>
             </w:r>
             <w:r>
               <w:rPr>
                 <w:rStyle w:val="VerbatimChar"/>
+                <w:rFonts w:ascii="Calibri" w:hAnsi="Calibri"/>
+                <w:sz w:val="18"/>
               </w:rPr>
               <w:t xml:space="preserve">AuditEventRepository</w:t>
             </w:r>
             <w:r>
+              <w:rPr>
+                <w:rFonts w:ascii="Calibri" w:hAnsi="Calibri"/>
+                <w:sz w:val="18"/>
+              </w:rPr>
               <w:t xml:space="preserve">,</w:t>
             </w:r>
             <w:r>
+              <w:rPr>
+                <w:rFonts w:ascii="Calibri" w:hAnsi="Calibri"/>
+                <w:sz w:val="18"/>
+              </w:rPr>
               <w:t xml:space="preserve"> </w:t>
             </w:r>
             <w:r>
               <w:rPr>
                 <w:rStyle w:val="VerbatimChar"/>
+                <w:rFonts w:ascii="Calibri" w:hAnsi="Calibri"/>
+                <w:sz w:val="18"/>
               </w:rPr>
               <w:t xml:space="preserve">AuditEventResponse</w:t>
             </w:r>
             <w:r>
+              <w:rPr>
+                <w:rFonts w:ascii="Calibri" w:hAnsi="Calibri"/>
+                <w:sz w:val="18"/>
+              </w:rPr>
               <w:t xml:space="preserve">,</w:t>
             </w:r>
             <w:r>
+              <w:rPr>
+                <w:rFonts w:ascii="Calibri" w:hAnsi="Calibri"/>
+                <w:sz w:val="18"/>
+              </w:rPr>
               <w:t xml:space="preserve"> </w:t>
             </w:r>
             <w:r>
               <w:rPr>
                 <w:rStyle w:val="VerbatimChar"/>
+                <w:rFonts w:ascii="Calibri" w:hAnsi="Calibri"/>
+                <w:sz w:val="18"/>
               </w:rPr>
               <w:t xml:space="preserve">AuditBackfillResult</w:t>
             </w:r>
@@ -1540,51 +2525,105 @@
       </w:tr>
       <w:tr>
         <w:tc>
-          <w:tcPr/>
+          <w:tcPr>
+            <w:tcMar>
+              <w:top w:w="40" w:type="dxa"/>
+              <w:bottom w:w="40" w:type="dxa"/>
+              <w:left w:w="60" w:type="dxa"/>
+              <w:right w:w="60" w:type="dxa"/>
+            </w:tcMar>
+            <w:tcMar>
+              <w:top w:w="40" w:type="dxa"/>
+              <w:bottom w:w="40" w:type="dxa"/>
+              <w:left w:w="60" w:type="dxa"/>
+              <w:right w:w="60" w:type="dxa"/>
+            </w:tcMar>
+          </w:tcPr>
           <w:p>
             <w:pPr>
               <w:pStyle w:val="Compact"/>
+              <w:spacing w:before="0" w:after="40" w:line="264" w:lineRule="auto"/>
               <w:jc w:val="left"/>
             </w:pPr>
             <w:r>
+              <w:rPr>
+                <w:rFonts w:ascii="Calibri" w:hAnsi="Calibri"/>
+                <w:sz w:val="18"/>
+              </w:rPr>
               <w:t xml:space="preserve">Frontend</w:t>
             </w:r>
           </w:p>
         </w:tc>
         <w:tc>
-          <w:tcPr/>
+          <w:tcPr>
+            <w:tcMar>
+              <w:top w:w="40" w:type="dxa"/>
+              <w:bottom w:w="40" w:type="dxa"/>
+              <w:left w:w="60" w:type="dxa"/>
+              <w:right w:w="60" w:type="dxa"/>
+            </w:tcMar>
+            <w:tcMar>
+              <w:top w:w="40" w:type="dxa"/>
+              <w:bottom w:w="40" w:type="dxa"/>
+              <w:left w:w="60" w:type="dxa"/>
+              <w:right w:w="60" w:type="dxa"/>
+            </w:tcMar>
+          </w:tcPr>
           <w:p>
             <w:pPr>
               <w:pStyle w:val="Compact"/>
+              <w:spacing w:before="0" w:after="40" w:line="264" w:lineRule="auto"/>
               <w:jc w:val="left"/>
             </w:pPr>
             <w:r>
               <w:rPr>
                 <w:rStyle w:val="VerbatimChar"/>
+                <w:rFonts w:ascii="Calibri" w:hAnsi="Calibri"/>
+                <w:sz w:val="18"/>
               </w:rPr>
               <w:t xml:space="preserve">features/audit/*</w:t>
             </w:r>
             <w:r>
+              <w:rPr>
+                <w:rFonts w:ascii="Calibri" w:hAnsi="Calibri"/>
+                <w:sz w:val="18"/>
+              </w:rPr>
               <w:t xml:space="preserve">,</w:t>
             </w:r>
             <w:r>
+              <w:rPr>
+                <w:rFonts w:ascii="Calibri" w:hAnsi="Calibri"/>
+                <w:sz w:val="18"/>
+              </w:rPr>
               <w:t xml:space="preserve"> </w:t>
             </w:r>
             <w:r>
               <w:rPr>
                 <w:rStyle w:val="VerbatimChar"/>
+                <w:rFonts w:ascii="Calibri" w:hAnsi="Calibri"/>
+                <w:sz w:val="18"/>
               </w:rPr>
               <w:t xml:space="preserve">PortalService.listAuditEvents</w:t>
             </w:r>
             <w:r>
+              <w:rPr>
+                <w:rFonts w:ascii="Calibri" w:hAnsi="Calibri"/>
+                <w:sz w:val="18"/>
+              </w:rPr>
               <w:t xml:space="preserve">,</w:t>
             </w:r>
             <w:r>
+              <w:rPr>
+                <w:rFonts w:ascii="Calibri" w:hAnsi="Calibri"/>
+                <w:sz w:val="18"/>
+              </w:rPr>
               <w:t xml:space="preserve"> </w:t>
             </w:r>
             <w:r>
               <w:rPr>
                 <w:rStyle w:val="VerbatimChar"/>
+                <w:rFonts w:ascii="Calibri" w:hAnsi="Calibri"/>
+                <w:sz w:val="18"/>
               </w:rPr>
               <w:t xml:space="preserve">backfillAuditHistory</w:t>
             </w:r>
@@ -1721,6 +2760,8 @@
     <w:p>
       <w:pPr>
         <w:pStyle w:val="FirstParagraph"/>
+        <w:spacing w:after="160" w:line="276" w:lineRule="auto"/>
+        <w:jc w:val="left"/>
       </w:pPr>
       <w:r>
         <w:t xml:space="preserve">Backfill skips rows whose</w:t>
@@ -1779,6 +2820,8 @@
           <w:ilvl w:val="0"/>
           <w:numId w:val="1003"/>
         </w:numPr>
+        <w:spacing w:after="160" w:line="276" w:lineRule="auto"/>
+        <w:jc w:val="left"/>
       </w:pPr>
       <w:r>
         <w:t xml:space="preserve">Read audit: ADMIN, MANAGER, AUDITOR</w:t>
@@ -1791,6 +2834,8 @@
           <w:ilvl w:val="0"/>
           <w:numId w:val="1003"/>
         </w:numPr>
+        <w:spacing w:after="160" w:line="276" w:lineRule="auto"/>
+        <w:jc w:val="left"/>
       </w:pPr>
       <w:r>
         <w:t xml:space="preserve">Backfill: ADMIN only</w:t>
@@ -1803,6 +2848,8 @@
           <w:ilvl w:val="0"/>
           <w:numId w:val="1003"/>
         </w:numPr>
+        <w:spacing w:after="160" w:line="276" w:lineRule="auto"/>
+        <w:jc w:val="left"/>
       </w:pPr>
       <w:r>
         <w:t xml:space="preserve">Never public</w:t>
@@ -1821,6 +2868,8 @@
     <w:p>
       <w:pPr>
         <w:pStyle w:val="FirstParagraph"/>
+        <w:spacing w:after="160" w:line="276" w:lineRule="auto"/>
+        <w:jc w:val="left"/>
       </w:pPr>
       <w:r>
         <w:t xml:space="preserve">Live</w:t>
@@ -1866,6 +2915,8 @@
     <w:p>
       <w:pPr>
         <w:pStyle w:val="FirstParagraph"/>
+        <w:spacing w:after="160" w:line="276" w:lineRule="auto"/>
+        <w:jc w:val="left"/>
       </w:pPr>
       <w:r>
         <w:t xml:space="preserve">App logs ≠ durable audit. Prefer</w:t>
@@ -1899,9 +2950,17 @@
     <w:tbl>
       <w:tblPr>
         <w:tblStyle w:val="Table"/>
-        <w:tblW w:type="pct" w:w="4865"/>
-        <w:tblLayout w:type="fixed"/>
+        <w:tblW w:type="pct" w:w="5000"/>
+        <w:tblLayout w:type="autofit"/>
         <w:tblLook w:firstRow="1" w:lastRow="0" w:firstColumn="0" w:lastColumn="0" w:noHBand="0" w:noVBand="0" w:val="0020"/>
+        <w:tblBorders>
+          <w:top w:val="single" w:sz="4" w:space="0" w:color="CBD5E0"/>
+          <w:left w:val="single" w:sz="4" w:space="0" w:color="CBD5E0"/>
+          <w:bottom w:val="single" w:sz="4" w:space="0" w:color="CBD5E0"/>
+          <w:right w:val="single" w:sz="4" w:space="0" w:color="CBD5E0"/>
+          <w:insideH w:val="single" w:sz="4" w:space="0" w:color="CBD5E0"/>
+          <w:insideV w:val="single" w:sz="4" w:space="0" w:color="CBD5E0"/>
+        </w:tblBorders>
       </w:tblPr>
       <w:tblGrid>
         <w:gridCol w:w="1284"/>
@@ -1912,25 +2971,67 @@
           <w:tblHeader w:val="on"/>
         </w:trPr>
         <w:tc>
-          <w:tcPr/>
+          <w:tcPr>
+            <w:tcMar>
+              <w:top w:w="40" w:type="dxa"/>
+              <w:bottom w:w="40" w:type="dxa"/>
+              <w:left w:w="60" w:type="dxa"/>
+              <w:right w:w="60" w:type="dxa"/>
+            </w:tcMar>
+            <w:shd w:fill="1A365D" w:val="clear"/>
+            <w:tcMar>
+              <w:top w:w="40" w:type="dxa"/>
+              <w:bottom w:w="40" w:type="dxa"/>
+              <w:left w:w="60" w:type="dxa"/>
+              <w:right w:w="60" w:type="dxa"/>
+            </w:tcMar>
+          </w:tcPr>
           <w:p>
             <w:pPr>
               <w:pStyle w:val="Compact"/>
+              <w:spacing w:before="0" w:after="40" w:line="264" w:lineRule="auto"/>
               <w:jc w:val="left"/>
             </w:pPr>
             <w:r>
+              <w:rPr>
+                <w:rFonts w:ascii="Calibri" w:hAnsi="Calibri"/>
+                <w:b/>
+                <w:color w:val="FFFFFF"/>
+                <w:sz w:val="18"/>
+              </w:rPr>
               <w:t xml:space="preserve">Category</w:t>
             </w:r>
           </w:p>
         </w:tc>
         <w:tc>
-          <w:tcPr/>
+          <w:tcPr>
+            <w:tcMar>
+              <w:top w:w="40" w:type="dxa"/>
+              <w:bottom w:w="40" w:type="dxa"/>
+              <w:left w:w="60" w:type="dxa"/>
+              <w:right w:w="60" w:type="dxa"/>
+            </w:tcMar>
+            <w:shd w:fill="1A365D" w:val="clear"/>
+            <w:tcMar>
+              <w:top w:w="40" w:type="dxa"/>
+              <w:bottom w:w="40" w:type="dxa"/>
+              <w:left w:w="60" w:type="dxa"/>
+              <w:right w:w="60" w:type="dxa"/>
+            </w:tcMar>
+          </w:tcPr>
           <w:p>
             <w:pPr>
               <w:pStyle w:val="Compact"/>
+              <w:spacing w:before="0" w:after="40" w:line="264" w:lineRule="auto"/>
               <w:jc w:val="left"/>
             </w:pPr>
             <w:r>
+              <w:rPr>
+                <w:rFonts w:ascii="Calibri" w:hAnsi="Calibri"/>
+                <w:b/>
+                <w:color w:val="FFFFFF"/>
+                <w:sz w:val="18"/>
+              </w:rPr>
               <w:t xml:space="preserve">Examples</w:t>
             </w:r>
           </w:p>
@@ -1938,25 +3039,61 @@
       </w:tr>
       <w:tr>
         <w:tc>
-          <w:tcPr/>
+          <w:tcPr>
+            <w:tcMar>
+              <w:top w:w="40" w:type="dxa"/>
+              <w:bottom w:w="40" w:type="dxa"/>
+              <w:left w:w="60" w:type="dxa"/>
+              <w:right w:w="60" w:type="dxa"/>
+            </w:tcMar>
+            <w:tcMar>
+              <w:top w:w="40" w:type="dxa"/>
+              <w:bottom w:w="40" w:type="dxa"/>
+              <w:left w:w="60" w:type="dxa"/>
+              <w:right w:w="60" w:type="dxa"/>
+            </w:tcMar>
+          </w:tcPr>
           <w:p>
             <w:pPr>
               <w:pStyle w:val="Compact"/>
+              <w:spacing w:before="0" w:after="40" w:line="264" w:lineRule="auto"/>
               <w:jc w:val="left"/>
             </w:pPr>
             <w:r>
+              <w:rPr>
+                <w:rFonts w:ascii="Calibri" w:hAnsi="Calibri"/>
+                <w:sz w:val="18"/>
+              </w:rPr>
               <w:t xml:space="preserve">AUTH</w:t>
             </w:r>
           </w:p>
         </w:tc>
         <w:tc>
-          <w:tcPr/>
+          <w:tcPr>
+            <w:tcMar>
+              <w:top w:w="40" w:type="dxa"/>
+              <w:bottom w:w="40" w:type="dxa"/>
+              <w:left w:w="60" w:type="dxa"/>
+              <w:right w:w="60" w:type="dxa"/>
+            </w:tcMar>
+            <w:tcMar>
+              <w:top w:w="40" w:type="dxa"/>
+              <w:bottom w:w="40" w:type="dxa"/>
+              <w:left w:w="60" w:type="dxa"/>
+              <w:right w:w="60" w:type="dxa"/>
+            </w:tcMar>
+          </w:tcPr>
           <w:p>
             <w:pPr>
               <w:pStyle w:val="Compact"/>
+              <w:spacing w:before="0" w:after="40" w:line="264" w:lineRule="auto"/>
               <w:jc w:val="left"/>
             </w:pPr>
             <w:r>
+              <w:rPr>
+                <w:rFonts w:ascii="Calibri" w:hAnsi="Calibri"/>
+                <w:sz w:val="18"/>
+              </w:rPr>
               <w:t xml:space="preserve">LOGIN, LOGIN_FAILED, LOGOUT, CHANGE_PASSWORD</w:t>
             </w:r>
           </w:p>
@@ -1964,25 +3101,61 @@
       </w:tr>
       <w:tr>
         <w:tc>
-          <w:tcPr/>
+          <w:tcPr>
+            <w:tcMar>
+              <w:top w:w="40" w:type="dxa"/>
+              <w:bottom w:w="40" w:type="dxa"/>
+              <w:left w:w="60" w:type="dxa"/>
+              <w:right w:w="60" w:type="dxa"/>
+            </w:tcMar>
+            <w:tcMar>
+              <w:top w:w="40" w:type="dxa"/>
+              <w:bottom w:w="40" w:type="dxa"/>
+              <w:left w:w="60" w:type="dxa"/>
+              <w:right w:w="60" w:type="dxa"/>
+            </w:tcMar>
+          </w:tcPr>
           <w:p>
             <w:pPr>
               <w:pStyle w:val="Compact"/>
+              <w:spacing w:before="0" w:after="40" w:line="264" w:lineRule="auto"/>
               <w:jc w:val="left"/>
             </w:pPr>
             <w:r>
+              <w:rPr>
+                <w:rFonts w:ascii="Calibri" w:hAnsi="Calibri"/>
+                <w:sz w:val="18"/>
+              </w:rPr>
               <w:t xml:space="preserve">CUSTOMER</w:t>
             </w:r>
           </w:p>
         </w:tc>
         <w:tc>
-          <w:tcPr/>
+          <w:tcPr>
+            <w:tcMar>
+              <w:top w:w="40" w:type="dxa"/>
+              <w:bottom w:w="40" w:type="dxa"/>
+              <w:left w:w="60" w:type="dxa"/>
+              <w:right w:w="60" w:type="dxa"/>
+            </w:tcMar>
+            <w:tcMar>
+              <w:top w:w="40" w:type="dxa"/>
+              <w:bottom w:w="40" w:type="dxa"/>
+              <w:left w:w="60" w:type="dxa"/>
+              <w:right w:w="60" w:type="dxa"/>
+            </w:tcMar>
+          </w:tcPr>
           <w:p>
             <w:pPr>
               <w:pStyle w:val="Compact"/>
+              <w:spacing w:before="0" w:after="40" w:line="264" w:lineRule="auto"/>
               <w:jc w:val="left"/>
             </w:pPr>
             <w:r>
+              <w:rPr>
+                <w:rFonts w:ascii="Calibri" w:hAnsi="Calibri"/>
+                <w:sz w:val="18"/>
+              </w:rPr>
               <w:t xml:space="preserve">CUSTOMER_CREATE, CUSTOMER_UPDATE</w:t>
             </w:r>
           </w:p>
@@ -1990,25 +3163,61 @@
       </w:tr>
       <w:tr>
         <w:tc>
-          <w:tcPr/>
+          <w:tcPr>
+            <w:tcMar>
+              <w:top w:w="40" w:type="dxa"/>
+              <w:bottom w:w="40" w:type="dxa"/>
+              <w:left w:w="60" w:type="dxa"/>
+              <w:right w:w="60" w:type="dxa"/>
+            </w:tcMar>
+            <w:tcMar>
+              <w:top w:w="40" w:type="dxa"/>
+              <w:bottom w:w="40" w:type="dxa"/>
+              <w:left w:w="60" w:type="dxa"/>
+              <w:right w:w="60" w:type="dxa"/>
+            </w:tcMar>
+          </w:tcPr>
           <w:p>
             <w:pPr>
               <w:pStyle w:val="Compact"/>
+              <w:spacing w:before="0" w:after="40" w:line="264" w:lineRule="auto"/>
               <w:jc w:val="left"/>
             </w:pPr>
             <w:r>
+              <w:rPr>
+                <w:rFonts w:ascii="Calibri" w:hAnsi="Calibri"/>
+                <w:sz w:val="18"/>
+              </w:rPr>
               <w:t xml:space="preserve">ACCOUNT</w:t>
             </w:r>
           </w:p>
         </w:tc>
         <w:tc>
-          <w:tcPr/>
+          <w:tcPr>
+            <w:tcMar>
+              <w:top w:w="40" w:type="dxa"/>
+              <w:bottom w:w="40" w:type="dxa"/>
+              <w:left w:w="60" w:type="dxa"/>
+              <w:right w:w="60" w:type="dxa"/>
+            </w:tcMar>
+            <w:tcMar>
+              <w:top w:w="40" w:type="dxa"/>
+              <w:bottom w:w="40" w:type="dxa"/>
+              <w:left w:w="60" w:type="dxa"/>
+              <w:right w:w="60" w:type="dxa"/>
+            </w:tcMar>
+          </w:tcPr>
           <w:p>
             <w:pPr>
               <w:pStyle w:val="Compact"/>
+              <w:spacing w:before="0" w:after="40" w:line="264" w:lineRule="auto"/>
               <w:jc w:val="left"/>
             </w:pPr>
             <w:r>
+              <w:rPr>
+                <w:rFonts w:ascii="Calibri" w:hAnsi="Calibri"/>
+                <w:sz w:val="18"/>
+              </w:rPr>
               <w:t xml:space="preserve">ACCOUNT_OPEN, DEPOSIT, WITHDRAW, TRANSFER, STATUS_CHANGE</w:t>
             </w:r>
           </w:p>
@@ -2016,25 +3225,61 @@
       </w:tr>
       <w:tr>
         <w:tc>
-          <w:tcPr/>
+          <w:tcPr>
+            <w:tcMar>
+              <w:top w:w="40" w:type="dxa"/>
+              <w:bottom w:w="40" w:type="dxa"/>
+              <w:left w:w="60" w:type="dxa"/>
+              <w:right w:w="60" w:type="dxa"/>
+            </w:tcMar>
+            <w:tcMar>
+              <w:top w:w="40" w:type="dxa"/>
+              <w:bottom w:w="40" w:type="dxa"/>
+              <w:left w:w="60" w:type="dxa"/>
+              <w:right w:w="60" w:type="dxa"/>
+            </w:tcMar>
+          </w:tcPr>
           <w:p>
             <w:pPr>
               <w:pStyle w:val="Compact"/>
+              <w:spacing w:before="0" w:after="40" w:line="264" w:lineRule="auto"/>
               <w:jc w:val="left"/>
             </w:pPr>
             <w:r>
+              <w:rPr>
+                <w:rFonts w:ascii="Calibri" w:hAnsi="Calibri"/>
+                <w:sz w:val="18"/>
+              </w:rPr>
               <w:t xml:space="preserve">TRANSFER</w:t>
             </w:r>
           </w:p>
         </w:tc>
         <w:tc>
-          <w:tcPr/>
+          <w:tcPr>
+            <w:tcMar>
+              <w:top w:w="40" w:type="dxa"/>
+              <w:bottom w:w="40" w:type="dxa"/>
+              <w:left w:w="60" w:type="dxa"/>
+              <w:right w:w="60" w:type="dxa"/>
+            </w:tcMar>
+            <w:tcMar>
+              <w:top w:w="40" w:type="dxa"/>
+              <w:bottom w:w="40" w:type="dxa"/>
+              <w:left w:w="60" w:type="dxa"/>
+              <w:right w:w="60" w:type="dxa"/>
+            </w:tcMar>
+          </w:tcPr>
           <w:p>
             <w:pPr>
               <w:pStyle w:val="Compact"/>
+              <w:spacing w:before="0" w:after="40" w:line="264" w:lineRule="auto"/>
               <w:jc w:val="left"/>
             </w:pPr>
             <w:r>
+              <w:rPr>
+                <w:rFonts w:ascii="Calibri" w:hAnsi="Calibri"/>
+                <w:sz w:val="18"/>
+              </w:rPr>
               <w:t xml:space="preserve">TRANSFER_APPROVED, TRANSFER_REJECTED</w:t>
             </w:r>
           </w:p>
@@ -2042,31 +3287,75 @@
       </w:tr>
       <w:tr>
         <w:tc>
-          <w:tcPr/>
+          <w:tcPr>
+            <w:tcMar>
+              <w:top w:w="40" w:type="dxa"/>
+              <w:bottom w:w="40" w:type="dxa"/>
+              <w:left w:w="60" w:type="dxa"/>
+              <w:right w:w="60" w:type="dxa"/>
+            </w:tcMar>
+            <w:tcMar>
+              <w:top w:w="40" w:type="dxa"/>
+              <w:bottom w:w="40" w:type="dxa"/>
+              <w:left w:w="60" w:type="dxa"/>
+              <w:right w:w="60" w:type="dxa"/>
+            </w:tcMar>
+          </w:tcPr>
           <w:p>
             <w:pPr>
               <w:pStyle w:val="Compact"/>
+              <w:spacing w:before="0" w:after="40" w:line="264" w:lineRule="auto"/>
               <w:jc w:val="left"/>
             </w:pPr>
             <w:r>
+              <w:rPr>
+                <w:rFonts w:ascii="Calibri" w:hAnsi="Calibri"/>
+                <w:sz w:val="18"/>
+              </w:rPr>
               <w:t xml:space="preserve">PORTAL</w:t>
             </w:r>
           </w:p>
         </w:tc>
         <w:tc>
-          <w:tcPr/>
+          <w:tcPr>
+            <w:tcMar>
+              <w:top w:w="40" w:type="dxa"/>
+              <w:bottom w:w="40" w:type="dxa"/>
+              <w:left w:w="60" w:type="dxa"/>
+              <w:right w:w="60" w:type="dxa"/>
+            </w:tcMar>
+            <w:tcMar>
+              <w:top w:w="40" w:type="dxa"/>
+              <w:bottom w:w="40" w:type="dxa"/>
+              <w:left w:w="60" w:type="dxa"/>
+              <w:right w:w="60" w:type="dxa"/>
+            </w:tcMar>
+          </w:tcPr>
           <w:p>
             <w:pPr>
               <w:pStyle w:val="Compact"/>
+              <w:spacing w:before="0" w:after="40" w:line="264" w:lineRule="auto"/>
               <w:jc w:val="left"/>
             </w:pPr>
             <w:r>
+              <w:rPr>
+                <w:rFonts w:ascii="Calibri" w:hAnsi="Calibri"/>
+                <w:sz w:val="18"/>
+              </w:rPr>
               <w:t xml:space="preserve">TRANSFER_REQUESTED, PORTAL_TRANSFER, BENEFICIARY_*,</w:t>
             </w:r>
             <w:r>
+              <w:rPr>
+                <w:rFonts w:ascii="Calibri" w:hAnsi="Calibri"/>
+                <w:sz w:val="18"/>
+              </w:rPr>
               <w:t xml:space="preserve"> </w:t>
             </w:r>
             <w:r>
+              <w:rPr>
+                <w:rFonts w:ascii="Calibri" w:hAnsi="Calibri"/>
+                <w:sz w:val="18"/>
+              </w:rPr>
               <w:t xml:space="preserve">portal USER_CREATE</w:t>
             </w:r>
           </w:p>
@@ -2074,25 +3363,61 @@
       </w:tr>
       <w:tr>
         <w:tc>
-          <w:tcPr/>
+          <w:tcPr>
+            <w:tcMar>
+              <w:top w:w="40" w:type="dxa"/>
+              <w:bottom w:w="40" w:type="dxa"/>
+              <w:left w:w="60" w:type="dxa"/>
+              <w:right w:w="60" w:type="dxa"/>
+            </w:tcMar>
+            <w:tcMar>
+              <w:top w:w="40" w:type="dxa"/>
+              <w:bottom w:w="40" w:type="dxa"/>
+              <w:left w:w="60" w:type="dxa"/>
+              <w:right w:w="60" w:type="dxa"/>
+            </w:tcMar>
+          </w:tcPr>
           <w:p>
             <w:pPr>
               <w:pStyle w:val="Compact"/>
+              <w:spacing w:before="0" w:after="40" w:line="264" w:lineRule="auto"/>
               <w:jc w:val="left"/>
             </w:pPr>
             <w:r>
+              <w:rPr>
+                <w:rFonts w:ascii="Calibri" w:hAnsi="Calibri"/>
+                <w:sz w:val="18"/>
+              </w:rPr>
               <w:t xml:space="preserve">STAFF</w:t>
             </w:r>
           </w:p>
         </w:tc>
         <w:tc>
-          <w:tcPr/>
+          <w:tcPr>
+            <w:tcMar>
+              <w:top w:w="40" w:type="dxa"/>
+              <w:bottom w:w="40" w:type="dxa"/>
+              <w:left w:w="60" w:type="dxa"/>
+              <w:right w:w="60" w:type="dxa"/>
+            </w:tcMar>
+            <w:tcMar>
+              <w:top w:w="40" w:type="dxa"/>
+              <w:bottom w:w="40" w:type="dxa"/>
+              <w:left w:w="60" w:type="dxa"/>
+              <w:right w:w="60" w:type="dxa"/>
+            </w:tcMar>
+          </w:tcPr>
           <w:p>
             <w:pPr>
               <w:pStyle w:val="Compact"/>
+              <w:spacing w:before="0" w:after="40" w:line="264" w:lineRule="auto"/>
               <w:jc w:val="left"/>
             </w:pPr>
             <w:r>
+              <w:rPr>
+                <w:rFonts w:ascii="Calibri" w:hAnsi="Calibri"/>
+                <w:sz w:val="18"/>
+              </w:rPr>
               <w:t xml:space="preserve">USER_CREATE / UPDATE (employees)</w:t>
             </w:r>
           </w:p>
@@ -2100,25 +3425,61 @@
       </w:tr>
       <w:tr>
         <w:tc>
-          <w:tcPr/>
+          <w:tcPr>
+            <w:tcMar>
+              <w:top w:w="40" w:type="dxa"/>
+              <w:bottom w:w="40" w:type="dxa"/>
+              <w:left w:w="60" w:type="dxa"/>
+              <w:right w:w="60" w:type="dxa"/>
+            </w:tcMar>
+            <w:tcMar>
+              <w:top w:w="40" w:type="dxa"/>
+              <w:bottom w:w="40" w:type="dxa"/>
+              <w:left w:w="60" w:type="dxa"/>
+              <w:right w:w="60" w:type="dxa"/>
+            </w:tcMar>
+          </w:tcPr>
           <w:p>
             <w:pPr>
               <w:pStyle w:val="Compact"/>
+              <w:spacing w:before="0" w:after="40" w:line="264" w:lineRule="auto"/>
               <w:jc w:val="left"/>
             </w:pPr>
             <w:r>
+              <w:rPr>
+                <w:rFonts w:ascii="Calibri" w:hAnsi="Calibri"/>
+                <w:sz w:val="18"/>
+              </w:rPr>
               <w:t xml:space="preserve">ROLE</w:t>
             </w:r>
           </w:p>
         </w:tc>
         <w:tc>
-          <w:tcPr/>
+          <w:tcPr>
+            <w:tcMar>
+              <w:top w:w="40" w:type="dxa"/>
+              <w:bottom w:w="40" w:type="dxa"/>
+              <w:left w:w="60" w:type="dxa"/>
+              <w:right w:w="60" w:type="dxa"/>
+            </w:tcMar>
+            <w:tcMar>
+              <w:top w:w="40" w:type="dxa"/>
+              <w:bottom w:w="40" w:type="dxa"/>
+              <w:left w:w="60" w:type="dxa"/>
+              <w:right w:w="60" w:type="dxa"/>
+            </w:tcMar>
+          </w:tcPr>
           <w:p>
             <w:pPr>
               <w:pStyle w:val="Compact"/>
+              <w:spacing w:before="0" w:after="40" w:line="264" w:lineRule="auto"/>
               <w:jc w:val="left"/>
             </w:pPr>
             <w:r>
+              <w:rPr>
+                <w:rFonts w:ascii="Calibri" w:hAnsi="Calibri"/>
+                <w:sz w:val="18"/>
+              </w:rPr>
               <w:t xml:space="preserve">ROLE_CREATE / UPDATE</w:t>
             </w:r>
           </w:p>
@@ -2126,25 +3487,61 @@
       </w:tr>
       <w:tr>
         <w:tc>
-          <w:tcPr/>
+          <w:tcPr>
+            <w:tcMar>
+              <w:top w:w="40" w:type="dxa"/>
+              <w:bottom w:w="40" w:type="dxa"/>
+              <w:left w:w="60" w:type="dxa"/>
+              <w:right w:w="60" w:type="dxa"/>
+            </w:tcMar>
+            <w:tcMar>
+              <w:top w:w="40" w:type="dxa"/>
+              <w:bottom w:w="40" w:type="dxa"/>
+              <w:left w:w="60" w:type="dxa"/>
+              <w:right w:w="60" w:type="dxa"/>
+            </w:tcMar>
+          </w:tcPr>
           <w:p>
             <w:pPr>
               <w:pStyle w:val="Compact"/>
+              <w:spacing w:before="0" w:after="40" w:line="264" w:lineRule="auto"/>
               <w:jc w:val="left"/>
             </w:pPr>
             <w:r>
+              <w:rPr>
+                <w:rFonts w:ascii="Calibri" w:hAnsi="Calibri"/>
+                <w:sz w:val="18"/>
+              </w:rPr>
               <w:t xml:space="preserve">POLICY</w:t>
             </w:r>
           </w:p>
         </w:tc>
         <w:tc>
-          <w:tcPr/>
+          <w:tcPr>
+            <w:tcMar>
+              <w:top w:w="40" w:type="dxa"/>
+              <w:bottom w:w="40" w:type="dxa"/>
+              <w:left w:w="60" w:type="dxa"/>
+              <w:right w:w="60" w:type="dxa"/>
+            </w:tcMar>
+            <w:tcMar>
+              <w:top w:w="40" w:type="dxa"/>
+              <w:bottom w:w="40" w:type="dxa"/>
+              <w:left w:w="60" w:type="dxa"/>
+              <w:right w:w="60" w:type="dxa"/>
+            </w:tcMar>
+          </w:tcPr>
           <w:p>
             <w:pPr>
               <w:pStyle w:val="Compact"/>
+              <w:spacing w:before="0" w:after="40" w:line="264" w:lineRule="auto"/>
               <w:jc w:val="left"/>
             </w:pPr>
             <w:r>
+              <w:rPr>
+                <w:rFonts w:ascii="Calibri" w:hAnsi="Calibri"/>
+                <w:sz w:val="18"/>
+              </w:rPr>
               <w:t xml:space="preserve">POLICY_UPDATE</w:t>
             </w:r>
           </w:p>
@@ -2168,6 +3565,8 @@
           <w:ilvl w:val="0"/>
           <w:numId w:val="1004"/>
         </w:numPr>
+        <w:spacing w:after="160" w:line="276" w:lineRule="auto"/>
+        <w:jc w:val="left"/>
       </w:pPr>
       <w:r>
         <w:t xml:space="preserve">Login → AUTH event</w:t>
@@ -2180,6 +3579,8 @@
           <w:ilvl w:val="0"/>
           <w:numId w:val="1004"/>
         </w:numPr>
+        <w:spacing w:after="160" w:line="276" w:lineRule="auto"/>
+        <w:jc w:val="left"/>
       </w:pPr>
       <w:r>
         <w:t xml:space="preserve">Deposit → ACCOUNT_DEPOSIT</w:t>
@@ -2192,6 +3593,8 @@
           <w:ilvl w:val="0"/>
           <w:numId w:val="1004"/>
         </w:numPr>
+        <w:spacing w:after="160" w:line="276" w:lineRule="auto"/>
+        <w:jc w:val="left"/>
       </w:pPr>
       <w:r>
         <w:t xml:space="preserve">Backfill twice → second run</w:t>
@@ -2225,6 +3628,8 @@
           <w:ilvl w:val="0"/>
           <w:numId w:val="1004"/>
         </w:numPr>
+        <w:spacing w:after="160" w:line="276" w:lineRule="auto"/>
+        <w:jc w:val="left"/>
       </w:pPr>
       <w:r>
         <w:t xml:space="preserve">Non-admin POST backfill → 403</w:t>
@@ -2243,6 +3648,8 @@
     <w:p>
       <w:pPr>
         <w:pStyle w:val="FirstParagraph"/>
+        <w:spacing w:after="160" w:line="276" w:lineRule="auto"/>
+        <w:jc w:val="left"/>
       </w:pPr>
       <w:r>
         <w:t xml:space="preserve">See</w:t>
@@ -2269,6 +3676,10 @@
       </w:r>
     </w:p>
     <w:p>
+      <w:pPr>
+        <w:spacing w:after="160" w:line="276" w:lineRule="auto"/>
+        <w:jc w:val="left"/>
+      </w:pPr>
       <w:r>
         <w:pict>
           <v:rect style="width:0;height:1.5pt" o:hralign="center" o:hrstd="t" o:hr="t"/>
@@ -2298,9 +3709,17 @@
     <w:tbl>
       <w:tblPr>
         <w:tblStyle w:val="Table"/>
-        <w:tblW w:type="pct" w:w="4865"/>
-        <w:tblLayout w:type="fixed"/>
+        <w:tblW w:type="pct" w:w="5000"/>
+        <w:tblLayout w:type="autofit"/>
         <w:tblLook w:firstRow="1" w:lastRow="0" w:firstColumn="0" w:lastColumn="0" w:noHBand="0" w:noVBand="0" w:val="0020"/>
+        <w:tblBorders>
+          <w:top w:val="single" w:sz="4" w:space="0" w:color="CBD5E0"/>
+          <w:left w:val="single" w:sz="4" w:space="0" w:color="CBD5E0"/>
+          <w:bottom w:val="single" w:sz="4" w:space="0" w:color="CBD5E0"/>
+          <w:right w:val="single" w:sz="4" w:space="0" w:color="CBD5E0"/>
+          <w:insideH w:val="single" w:sz="4" w:space="0" w:color="CBD5E0"/>
+          <w:insideV w:val="single" w:sz="4" w:space="0" w:color="CBD5E0"/>
+        </w:tblBorders>
       </w:tblPr>
       <w:tblGrid>
         <w:gridCol w:w="963"/>
@@ -2311,25 +3730,67 @@
           <w:tblHeader w:val="on"/>
         </w:trPr>
         <w:tc>
-          <w:tcPr/>
+          <w:tcPr>
+            <w:tcMar>
+              <w:top w:w="40" w:type="dxa"/>
+              <w:bottom w:w="40" w:type="dxa"/>
+              <w:left w:w="60" w:type="dxa"/>
+              <w:right w:w="60" w:type="dxa"/>
+            </w:tcMar>
+            <w:shd w:fill="1A365D" w:val="clear"/>
+            <w:tcMar>
+              <w:top w:w="40" w:type="dxa"/>
+              <w:bottom w:w="40" w:type="dxa"/>
+              <w:left w:w="60" w:type="dxa"/>
+              <w:right w:w="60" w:type="dxa"/>
+            </w:tcMar>
+          </w:tcPr>
           <w:p>
             <w:pPr>
               <w:pStyle w:val="Compact"/>
+              <w:spacing w:before="0" w:after="40" w:line="264" w:lineRule="auto"/>
               <w:jc w:val="left"/>
             </w:pPr>
             <w:r>
+              <w:rPr>
+                <w:rFonts w:ascii="Calibri" w:hAnsi="Calibri"/>
+                <w:b/>
+                <w:color w:val="FFFFFF"/>
+                <w:sz w:val="18"/>
+              </w:rPr>
               <w:t xml:space="preserve">Item</w:t>
             </w:r>
           </w:p>
         </w:tc>
         <w:tc>
-          <w:tcPr/>
+          <w:tcPr>
+            <w:tcMar>
+              <w:top w:w="40" w:type="dxa"/>
+              <w:bottom w:w="40" w:type="dxa"/>
+              <w:left w:w="60" w:type="dxa"/>
+              <w:right w:w="60" w:type="dxa"/>
+            </w:tcMar>
+            <w:shd w:fill="1A365D" w:val="clear"/>
+            <w:tcMar>
+              <w:top w:w="40" w:type="dxa"/>
+              <w:bottom w:w="40" w:type="dxa"/>
+              <w:left w:w="60" w:type="dxa"/>
+              <w:right w:w="60" w:type="dxa"/>
+            </w:tcMar>
+          </w:tcPr>
           <w:p>
             <w:pPr>
               <w:pStyle w:val="Compact"/>
+              <w:spacing w:before="0" w:after="40" w:line="264" w:lineRule="auto"/>
               <w:jc w:val="left"/>
             </w:pPr>
             <w:r>
+              <w:rPr>
+                <w:rFonts w:ascii="Calibri" w:hAnsi="Calibri"/>
+                <w:b/>
+                <w:color w:val="FFFFFF"/>
+                <w:sz w:val="18"/>
+              </w:rPr>
               <w:t xml:space="preserve">Detail</w:t>
             </w:r>
           </w:p>
@@ -2337,45 +3798,97 @@
       </w:tr>
       <w:tr>
         <w:tc>
-          <w:tcPr/>
+          <w:tcPr>
+            <w:tcMar>
+              <w:top w:w="40" w:type="dxa"/>
+              <w:bottom w:w="40" w:type="dxa"/>
+              <w:left w:w="60" w:type="dxa"/>
+              <w:right w:w="60" w:type="dxa"/>
+            </w:tcMar>
+            <w:tcMar>
+              <w:top w:w="40" w:type="dxa"/>
+              <w:bottom w:w="40" w:type="dxa"/>
+              <w:left w:w="60" w:type="dxa"/>
+              <w:right w:w="60" w:type="dxa"/>
+            </w:tcMar>
+          </w:tcPr>
           <w:p>
             <w:pPr>
               <w:pStyle w:val="Compact"/>
+              <w:spacing w:before="0" w:after="40" w:line="264" w:lineRule="auto"/>
               <w:jc w:val="left"/>
             </w:pPr>
             <w:r>
+              <w:rPr>
+                <w:rFonts w:ascii="Calibri" w:hAnsi="Calibri"/>
+                <w:sz w:val="18"/>
+              </w:rPr>
               <w:t xml:space="preserve">Files</w:t>
             </w:r>
           </w:p>
         </w:tc>
         <w:tc>
-          <w:tcPr/>
+          <w:tcPr>
+            <w:tcMar>
+              <w:top w:w="40" w:type="dxa"/>
+              <w:bottom w:w="40" w:type="dxa"/>
+              <w:left w:w="60" w:type="dxa"/>
+              <w:right w:w="60" w:type="dxa"/>
+            </w:tcMar>
+            <w:tcMar>
+              <w:top w:w="40" w:type="dxa"/>
+              <w:bottom w:w="40" w:type="dxa"/>
+              <w:left w:w="60" w:type="dxa"/>
+              <w:right w:w="60" w:type="dxa"/>
+            </w:tcMar>
+          </w:tcPr>
           <w:p>
             <w:pPr>
               <w:pStyle w:val="Compact"/>
+              <w:spacing w:before="0" w:after="40" w:line="264" w:lineRule="auto"/>
               <w:jc w:val="left"/>
             </w:pPr>
             <w:r>
+              <w:rPr>
+                <w:rFonts w:ascii="Calibri" w:hAnsi="Calibri"/>
+                <w:sz w:val="18"/>
+              </w:rPr>
               <w:t xml:space="preserve">New filter +</w:t>
             </w:r>
             <w:r>
+              <w:rPr>
+                <w:rFonts w:ascii="Calibri" w:hAnsi="Calibri"/>
+                <w:sz w:val="18"/>
+              </w:rPr>
               <w:t xml:space="preserve"> </w:t>
             </w:r>
             <w:r>
               <w:rPr>
                 <w:rStyle w:val="VerbatimChar"/>
+                <w:rFonts w:ascii="Calibri" w:hAnsi="Calibri"/>
+                <w:sz w:val="18"/>
               </w:rPr>
               <w:t xml:space="preserve">AuditEventEntity.correlationId</w:t>
             </w:r>
             <w:r>
+              <w:rPr>
+                <w:rFonts w:ascii="Calibri" w:hAnsi="Calibri"/>
+                <w:sz w:val="18"/>
+              </w:rPr>
               <w:t xml:space="preserve">;</w:t>
             </w:r>
             <w:r>
+              <w:rPr>
+                <w:rFonts w:ascii="Calibri" w:hAnsi="Calibri"/>
+                <w:sz w:val="18"/>
+              </w:rPr>
               <w:t xml:space="preserve"> </w:t>
             </w:r>
             <w:r>
               <w:rPr>
                 <w:rStyle w:val="VerbatimChar"/>
+                <w:rFonts w:ascii="Calibri" w:hAnsi="Calibri"/>
+                <w:sz w:val="18"/>
               </w:rPr>
               <w:t xml:space="preserve">AuditEventService.record</w:t>
             </w:r>
@@ -2384,25 +3897,61 @@
       </w:tr>
       <w:tr>
         <w:tc>
-          <w:tcPr/>
+          <w:tcPr>
+            <w:tcMar>
+              <w:top w:w="40" w:type="dxa"/>
+              <w:bottom w:w="40" w:type="dxa"/>
+              <w:left w:w="60" w:type="dxa"/>
+              <w:right w:w="60" w:type="dxa"/>
+            </w:tcMar>
+            <w:tcMar>
+              <w:top w:w="40" w:type="dxa"/>
+              <w:bottom w:w="40" w:type="dxa"/>
+              <w:left w:w="60" w:type="dxa"/>
+              <w:right w:w="60" w:type="dxa"/>
+            </w:tcMar>
+          </w:tcPr>
           <w:p>
             <w:pPr>
               <w:pStyle w:val="Compact"/>
+              <w:spacing w:before="0" w:after="40" w:line="264" w:lineRule="auto"/>
               <w:jc w:val="left"/>
             </w:pPr>
             <w:r>
+              <w:rPr>
+                <w:rFonts w:ascii="Calibri" w:hAnsi="Calibri"/>
+                <w:sz w:val="18"/>
+              </w:rPr>
               <w:t xml:space="preserve">Impact</w:t>
             </w:r>
           </w:p>
         </w:tc>
         <w:tc>
-          <w:tcPr/>
+          <w:tcPr>
+            <w:tcMar>
+              <w:top w:w="40" w:type="dxa"/>
+              <w:bottom w:w="40" w:type="dxa"/>
+              <w:left w:w="60" w:type="dxa"/>
+              <w:right w:w="60" w:type="dxa"/>
+            </w:tcMar>
+            <w:tcMar>
+              <w:top w:w="40" w:type="dxa"/>
+              <w:bottom w:w="40" w:type="dxa"/>
+              <w:left w:w="60" w:type="dxa"/>
+              <w:right w:w="60" w:type="dxa"/>
+            </w:tcMar>
+          </w:tcPr>
           <w:p>
             <w:pPr>
               <w:pStyle w:val="Compact"/>
+              <w:spacing w:before="0" w:after="40" w:line="264" w:lineRule="auto"/>
               <w:jc w:val="left"/>
             </w:pPr>
             <w:r>
+              <w:rPr>
+                <w:rFonts w:ascii="Calibri" w:hAnsi="Calibri"/>
+                <w:sz w:val="18"/>
+              </w:rPr>
               <w:t xml:space="preserve">Observability; optional Kafka header reuse</w:t>
             </w:r>
           </w:p>
